--- a/Sam_CV_2026.docx
+++ b/Sam_CV_2026.docx
@@ -120,29 +120,8 @@
           <w:sz w:val="24"/>
         </w:rPr>
       </w:pPr>
-      <w:r>
-        <w:rPr>
-          <w:rFonts w:asciiTheme="minorHAnsi" w:hAnsiTheme="minorHAnsi" w:cstheme="minorHAnsi"/>
-          <w:sz w:val="24"/>
-        </w:rPr>
-        <w:t xml:space="preserve">Level 1 </w:t>
-      </w:r>
-      <w:r>
-        <w:rPr>
-          <w:rFonts w:ascii="Calibri" w:eastAsia="Arial" w:hAnsi="Calibri" w:cs="Calibri"/>
-          <w:sz w:val="24"/>
-          <w:szCs w:val="24"/>
-        </w:rPr>
-        <w:t>Service Desk Operator</w:t>
-      </w:r>
-      <w:r>
-        <w:rPr>
-          <w:rFonts w:ascii="Calibri" w:eastAsia="Arial" w:hAnsi="Calibri" w:cs="Calibri"/>
-          <w:sz w:val="24"/>
-          <w:szCs w:val="24"/>
-        </w:rPr>
-        <w:t xml:space="preserve"> •</w:t>
-      </w:r>
+      <w:bookmarkStart w:id="0" w:name="_GoBack"/>
+      <w:bookmarkEnd w:id="0"/>
       <w:r>
         <w:rPr>
           <w:rFonts w:asciiTheme="minorHAnsi" w:hAnsiTheme="minorHAnsi" w:cstheme="minorHAnsi"/>
@@ -154,6 +133,14 @@
       <w:r>
         <w:rPr>
           <w:rFonts w:asciiTheme="minorHAnsi" w:hAnsiTheme="minorHAnsi" w:cstheme="minorHAnsi"/>
+          <w:spacing w:val="2"/>
+          <w:sz w:val="24"/>
+        </w:rPr>
+        <w:t xml:space="preserve">Level 1 </w:t>
+      </w:r>
+      <w:r>
+        <w:rPr>
+          <w:rFonts w:asciiTheme="minorHAnsi" w:hAnsiTheme="minorHAnsi" w:cstheme="minorHAnsi"/>
           <w:sz w:val="24"/>
         </w:rPr>
         <w:t>IT</w:t>
@@ -201,21 +188,8 @@
           <w:rFonts w:asciiTheme="minorHAnsi" w:hAnsiTheme="minorHAnsi" w:cstheme="minorHAnsi"/>
           <w:sz w:val="24"/>
         </w:rPr>
-        <w:t>Healthcare IT</w:t>
-      </w:r>
-      <w:bookmarkStart w:id="0" w:name="_GoBack"/>
-      <w:bookmarkEnd w:id="0"/>
-    </w:p>
-    <w:p>
-      <w:pPr>
-        <w:spacing w:after="0"/>
-        <w:ind w:right="45"/>
-        <w:rPr>
-          <w:rFonts w:asciiTheme="minorHAnsi" w:hAnsiTheme="minorHAnsi" w:cstheme="minorHAnsi"/>
-          <w:spacing w:val="-2"/>
-          <w:sz w:val="24"/>
-        </w:rPr>
-      </w:pPr>
+        <w:t>Cyber Security Graduate</w:t>
+      </w:r>
     </w:p>
     <w:p>
       <w:pPr>
@@ -346,16 +320,46 @@
             <w:szCs w:val="20"/>
             <w:shd w:val="clear" w:color="auto" w:fill="FFFFFF"/>
           </w:rPr>
-          <w:t>www.linkedin.com/in/sami-ullah-275625181</w:t>
+          <w:t>www.linkedin.com/in/sami-ullah2708</w:t>
         </w:r>
       </w:hyperlink>
       <w:r>
         <w:rPr>
           <w:rFonts w:asciiTheme="minorHAnsi" w:hAnsiTheme="minorHAnsi" w:cstheme="minorHAnsi"/>
-          <w:shd w:val="clear" w:color="auto" w:fill="FFFFFF"/>
+          <w:sz w:val="20"/>
+          <w:szCs w:val="20"/>
         </w:rPr>
         <w:t xml:space="preserve"> </w:t>
       </w:r>
+      <w:r>
+        <w:rPr>
+          <w:rFonts w:asciiTheme="minorHAnsi" w:hAnsiTheme="minorHAnsi" w:cstheme="minorHAnsi"/>
+          <w:b/>
+          <w:sz w:val="20"/>
+          <w:szCs w:val="20"/>
+        </w:rPr>
+        <w:t>Portfolio:</w:t>
+      </w:r>
+      <w:r>
+        <w:rPr>
+          <w:rFonts w:asciiTheme="minorHAnsi" w:hAnsiTheme="minorHAnsi" w:cstheme="minorHAnsi"/>
+          <w:sz w:val="20"/>
+          <w:szCs w:val="20"/>
+        </w:rPr>
+        <w:t xml:space="preserve"> </w:t>
+      </w:r>
+      <w:hyperlink r:id="rId13" w:history="1">
+        <w:r>
+          <w:rPr>
+            <w:rStyle w:val="Hyperlink"/>
+            <w:rFonts w:asciiTheme="minorHAnsi" w:hAnsiTheme="minorHAnsi" w:cstheme="minorHAnsi"/>
+            <w:sz w:val="20"/>
+            <w:szCs w:val="20"/>
+            <w:shd w:val="clear" w:color="auto" w:fill="FFFFFF"/>
+          </w:rPr>
+          <w:t>samiii2023.github.io/portfolio</w:t>
+        </w:r>
+      </w:hyperlink>
     </w:p>
     <w:p>
       <w:pPr>
@@ -745,7 +749,21 @@
                 <w:rFonts w:asciiTheme="minorHAnsi" w:hAnsiTheme="minorHAnsi" w:cstheme="minorHAnsi"/>
                 <w:sz w:val="20"/>
               </w:rPr>
-              <w:t>ITIL</w:t>
+              <w:t xml:space="preserve">Digital </w:t>
+            </w:r>
+            <w:r>
+              <w:rPr>
+                <w:rFonts w:asciiTheme="minorHAnsi" w:hAnsiTheme="minorHAnsi" w:cstheme="minorHAnsi"/>
+                <w:sz w:val="20"/>
+              </w:rPr>
+              <w:t>T</w:t>
+            </w:r>
+            <w:r>
+              <w:rPr>
+                <w:rFonts w:asciiTheme="minorHAnsi" w:hAnsiTheme="minorHAnsi" w:cstheme="minorHAnsi"/>
+                <w:sz w:val="20"/>
+              </w:rPr>
+              <w:t>raining</w:t>
             </w:r>
           </w:p>
         </w:tc>
@@ -773,7 +791,6 @@
                 <w:sz w:val="20"/>
               </w:rPr>
             </w:pPr>
-            <w:proofErr w:type="spellStart"/>
             <w:r>
               <w:rPr>
                 <w:rFonts w:asciiTheme="minorHAnsi" w:hAnsiTheme="minorHAnsi" w:cstheme="minorHAnsi"/>
@@ -781,7 +798,6 @@
               </w:rPr>
               <w:t>GitHub</w:t>
             </w:r>
-            <w:proofErr w:type="spellEnd"/>
           </w:p>
           <w:p>
             <w:pPr>
@@ -1016,6 +1032,7 @@
         </w:tabs>
         <w:spacing w:after="0"/>
         <w:contextualSpacing/>
+        <w:jc w:val="both"/>
         <w:rPr>
           <w:rFonts w:asciiTheme="minorHAnsi" w:hAnsiTheme="minorHAnsi" w:cstheme="minorHAnsi"/>
           <w:b/>
@@ -1032,68 +1049,79 @@
         </w:tabs>
         <w:spacing w:after="0"/>
         <w:contextualSpacing/>
-        <w:rPr>
-          <w:rFonts w:asciiTheme="minorHAnsi" w:hAnsiTheme="minorHAnsi" w:cstheme="minorHAnsi"/>
-          <w:b/>
-          <w:bCs/>
-          <w:sz w:val="20"/>
-          <w:szCs w:val="20"/>
-        </w:rPr>
-      </w:pPr>
-      <w:r>
-        <w:rPr>
-          <w:rFonts w:asciiTheme="minorHAnsi" w:hAnsiTheme="minorHAnsi" w:cstheme="minorHAnsi"/>
-          <w:b/>
-          <w:bCs/>
-          <w:sz w:val="20"/>
-          <w:szCs w:val="20"/>
-        </w:rPr>
-        <w:t>Deakin University, Geelong, Australia</w:t>
-      </w:r>
-      <w:r>
-        <w:rPr>
-          <w:rFonts w:asciiTheme="minorHAnsi" w:hAnsiTheme="minorHAnsi" w:cstheme="minorHAnsi"/>
-          <w:b/>
+        <w:jc w:val="both"/>
+        <w:rPr>
+          <w:rFonts w:asciiTheme="minorHAnsi" w:hAnsiTheme="minorHAnsi" w:cstheme="minorHAnsi"/>
+          <w:b/>
+          <w:bCs/>
+          <w:sz w:val="20"/>
+          <w:szCs w:val="20"/>
+        </w:rPr>
+      </w:pPr>
+      <w:r>
+        <w:rPr>
+          <w:rFonts w:asciiTheme="minorHAnsi" w:hAnsiTheme="minorHAnsi" w:cstheme="minorHAnsi"/>
+          <w:b/>
+          <w:bCs/>
+          <w:sz w:val="20"/>
+          <w:szCs w:val="20"/>
+        </w:rPr>
+        <w:t>APCO Service Stations</w:t>
+      </w:r>
+      <w:r>
+        <w:rPr>
+          <w:rFonts w:asciiTheme="minorHAnsi" w:hAnsiTheme="minorHAnsi" w:cstheme="minorHAnsi"/>
+          <w:bCs/>
+          <w:sz w:val="20"/>
+          <w:szCs w:val="20"/>
+        </w:rPr>
+        <w:t xml:space="preserve">, </w:t>
+      </w:r>
+      <w:r>
+        <w:rPr>
+          <w:rFonts w:asciiTheme="minorHAnsi" w:hAnsiTheme="minorHAnsi" w:cstheme="minorHAnsi"/>
+          <w:b/>
+          <w:bCs/>
+          <w:sz w:val="20"/>
+          <w:szCs w:val="20"/>
+        </w:rPr>
+        <w:t>Grovedale, Australia</w:t>
+      </w:r>
+      <w:r>
+        <w:rPr>
+          <w:rFonts w:asciiTheme="minorHAnsi" w:hAnsiTheme="minorHAnsi" w:cstheme="minorHAnsi"/>
           <w:bCs/>
           <w:sz w:val="20"/>
           <w:szCs w:val="20"/>
         </w:rPr>
         <w:tab/>
-      </w:r>
-      <w:r>
-        <w:rPr>
-          <w:rFonts w:asciiTheme="minorHAnsi" w:hAnsiTheme="minorHAnsi" w:cstheme="minorHAnsi"/>
-          <w:bCs/>
-          <w:sz w:val="20"/>
-          <w:szCs w:val="20"/>
-        </w:rPr>
-        <w:t>May 2025 – Current</w:t>
-      </w:r>
-    </w:p>
-    <w:p>
-      <w:pPr>
-        <w:tabs>
-          <w:tab w:val="right" w:pos="10800"/>
-        </w:tabs>
+        <w:t xml:space="preserve">                                                                            Nov 2022 – Current</w:t>
+      </w:r>
+    </w:p>
+    <w:p>
+      <w:pPr>
         <w:spacing w:after="0"/>
         <w:contextualSpacing/>
-        <w:rPr>
-          <w:rFonts w:asciiTheme="minorHAnsi" w:hAnsiTheme="minorHAnsi" w:cstheme="minorHAnsi"/>
-          <w:b/>
-          <w:bCs/>
-          <w:sz w:val="20"/>
-          <w:szCs w:val="20"/>
-        </w:rPr>
-      </w:pPr>
-      <w:r>
-        <w:rPr>
-          <w:rFonts w:asciiTheme="minorHAnsi" w:hAnsiTheme="minorHAnsi" w:cstheme="minorHAnsi"/>
-          <w:b/>
-          <w:bCs/>
-          <w:sz w:val="20"/>
-          <w:szCs w:val="20"/>
-        </w:rPr>
-        <w:t>IT Support Officer – Exam Support Team (Casual)</w:t>
+        <w:jc w:val="both"/>
+        <w:rPr>
+          <w:rFonts w:asciiTheme="minorHAnsi" w:hAnsiTheme="minorHAnsi" w:cstheme="minorHAnsi"/>
+          <w:b/>
+          <w:bCs/>
+          <w:i/>
+          <w:sz w:val="20"/>
+          <w:szCs w:val="20"/>
+        </w:rPr>
+      </w:pPr>
+      <w:r>
+        <w:rPr>
+          <w:rFonts w:asciiTheme="minorHAnsi" w:hAnsiTheme="minorHAnsi" w:cstheme="minorHAnsi"/>
+          <w:b/>
+          <w:bCs/>
+          <w:i/>
+          <w:sz w:val="20"/>
+          <w:szCs w:val="20"/>
+        </w:rPr>
+        <w:t>Console Operator/Barista/ Café Assistant (Full-time)</w:t>
       </w:r>
     </w:p>
     <w:p>
@@ -1120,118 +1148,70 @@
       <w:r>
         <w:rPr>
           <w:rFonts w:asciiTheme="minorHAnsi" w:hAnsiTheme="minorHAnsi" w:cstheme="minorHAnsi"/>
-          <w:bCs/>
-          <w:sz w:val="20"/>
-          <w:szCs w:val="20"/>
-        </w:rPr>
-        <w:t xml:space="preserve">Provide on-site </w:t>
-      </w:r>
-      <w:r>
-        <w:rPr>
-          <w:rFonts w:asciiTheme="minorHAnsi" w:hAnsiTheme="minorHAnsi" w:cstheme="minorHAnsi"/>
-          <w:b/>
-          <w:bCs/>
-          <w:sz w:val="20"/>
-          <w:szCs w:val="20"/>
-        </w:rPr>
-        <w:t>Level 1 IT support</w:t>
-      </w:r>
-      <w:r>
-        <w:rPr>
-          <w:rFonts w:asciiTheme="minorHAnsi" w:hAnsiTheme="minorHAnsi" w:cstheme="minorHAnsi"/>
-          <w:bCs/>
-          <w:sz w:val="20"/>
-          <w:szCs w:val="20"/>
-        </w:rPr>
-        <w:t xml:space="preserve"> across 15+ digital exam sessions, troubleshooting authentication, </w:t>
-      </w:r>
-      <w:r>
-        <w:rPr>
-          <w:rFonts w:asciiTheme="minorHAnsi" w:hAnsiTheme="minorHAnsi" w:cstheme="minorHAnsi"/>
-          <w:b/>
-          <w:bCs/>
-          <w:sz w:val="20"/>
-          <w:szCs w:val="20"/>
-        </w:rPr>
-        <w:t>Wi-Fi connectivity</w:t>
-      </w:r>
-      <w:r>
-        <w:rPr>
-          <w:rFonts w:asciiTheme="minorHAnsi" w:hAnsiTheme="minorHAnsi" w:cstheme="minorHAnsi"/>
-          <w:b/>
-          <w:bCs/>
-          <w:sz w:val="20"/>
-          <w:szCs w:val="20"/>
-        </w:rPr>
-        <w:t xml:space="preserve"> </w:t>
-      </w:r>
-      <w:r>
-        <w:rPr>
-          <w:rFonts w:asciiTheme="minorHAnsi" w:hAnsiTheme="minorHAnsi" w:cstheme="minorHAnsi"/>
-          <w:bCs/>
-          <w:sz w:val="20"/>
-          <w:szCs w:val="20"/>
-        </w:rPr>
-        <w:t xml:space="preserve">and </w:t>
-      </w:r>
-      <w:r>
-        <w:rPr>
-          <w:rFonts w:asciiTheme="minorHAnsi" w:hAnsiTheme="minorHAnsi" w:cstheme="minorHAnsi"/>
-          <w:b/>
-          <w:bCs/>
-          <w:sz w:val="20"/>
-          <w:szCs w:val="20"/>
-        </w:rPr>
-        <w:t>Microsoft 365</w:t>
-      </w:r>
-      <w:r>
-        <w:rPr>
-          <w:rFonts w:asciiTheme="minorHAnsi" w:hAnsiTheme="minorHAnsi" w:cstheme="minorHAnsi"/>
-          <w:bCs/>
-          <w:sz w:val="20"/>
-          <w:szCs w:val="20"/>
-        </w:rPr>
-        <w:t xml:space="preserve"> access issues for end users across </w:t>
-      </w:r>
-      <w:r>
-        <w:rPr>
-          <w:rFonts w:asciiTheme="minorHAnsi" w:hAnsiTheme="minorHAnsi" w:cstheme="minorHAnsi"/>
-          <w:b/>
-          <w:bCs/>
-          <w:sz w:val="20"/>
-          <w:szCs w:val="20"/>
-        </w:rPr>
-        <w:t>Windows</w:t>
-      </w:r>
-      <w:r>
-        <w:rPr>
-          <w:rFonts w:asciiTheme="minorHAnsi" w:hAnsiTheme="minorHAnsi" w:cstheme="minorHAnsi"/>
-          <w:bCs/>
-          <w:sz w:val="20"/>
-          <w:szCs w:val="20"/>
-        </w:rPr>
-        <w:t xml:space="preserve"> and </w:t>
-      </w:r>
-      <w:proofErr w:type="spellStart"/>
-      <w:r>
-        <w:rPr>
-          <w:rFonts w:asciiTheme="minorHAnsi" w:hAnsiTheme="minorHAnsi" w:cstheme="minorHAnsi"/>
-          <w:b/>
-          <w:bCs/>
-          <w:sz w:val="20"/>
-          <w:szCs w:val="20"/>
-        </w:rPr>
-        <w:t>macOS</w:t>
-      </w:r>
-      <w:proofErr w:type="spellEnd"/>
-      <w:r>
-        <w:rPr>
-          <w:rFonts w:asciiTheme="minorHAnsi" w:hAnsiTheme="minorHAnsi" w:cstheme="minorHAnsi"/>
-          <w:bCs/>
-          <w:sz w:val="20"/>
-          <w:szCs w:val="20"/>
-        </w:rPr>
-        <w:t xml:space="preserve"> environments.</w:t>
+          <w:sz w:val="20"/>
+          <w:szCs w:val="20"/>
+          <w:lang w:eastAsia="en-US"/>
+        </w:rPr>
+        <w:t xml:space="preserve">Managed daily front-line operations independently, providing support to 50+ customers daily while ensuring efficient </w:t>
+      </w:r>
+      <w:r>
+        <w:rPr>
+          <w:rFonts w:asciiTheme="minorHAnsi" w:hAnsiTheme="minorHAnsi" w:cstheme="minorHAnsi"/>
+          <w:b/>
+          <w:bCs/>
+          <w:sz w:val="20"/>
+          <w:szCs w:val="20"/>
+          <w:lang w:eastAsia="en-US"/>
+        </w:rPr>
+        <w:t>issue resolution</w:t>
+      </w:r>
+      <w:r>
+        <w:rPr>
+          <w:rFonts w:asciiTheme="minorHAnsi" w:hAnsiTheme="minorHAnsi" w:cstheme="minorHAnsi"/>
+          <w:sz w:val="20"/>
+          <w:szCs w:val="20"/>
+          <w:lang w:eastAsia="en-US"/>
+        </w:rPr>
+        <w:t xml:space="preserve">, </w:t>
+      </w:r>
+      <w:r>
+        <w:rPr>
+          <w:rFonts w:asciiTheme="minorHAnsi" w:hAnsiTheme="minorHAnsi" w:cstheme="minorHAnsi"/>
+          <w:b/>
+          <w:bCs/>
+          <w:sz w:val="20"/>
+          <w:szCs w:val="20"/>
+          <w:lang w:eastAsia="en-US"/>
+        </w:rPr>
+        <w:t>customer service</w:t>
+      </w:r>
+      <w:r>
+        <w:rPr>
+          <w:rFonts w:asciiTheme="minorHAnsi" w:hAnsiTheme="minorHAnsi" w:cstheme="minorHAnsi"/>
+          <w:sz w:val="20"/>
+          <w:szCs w:val="20"/>
+          <w:lang w:eastAsia="en-US"/>
+        </w:rPr>
+        <w:t xml:space="preserve">, and </w:t>
+      </w:r>
+      <w:r>
+        <w:rPr>
+          <w:rFonts w:asciiTheme="minorHAnsi" w:hAnsiTheme="minorHAnsi" w:cstheme="minorHAnsi"/>
+          <w:b/>
+          <w:sz w:val="20"/>
+          <w:szCs w:val="20"/>
+          <w:lang w:eastAsia="en-US"/>
+        </w:rPr>
+        <w:t>smooth service delivery</w:t>
+      </w:r>
+      <w:r>
+        <w:rPr>
+          <w:rFonts w:asciiTheme="minorHAnsi" w:hAnsiTheme="minorHAnsi" w:cstheme="minorHAnsi"/>
+          <w:sz w:val="20"/>
+          <w:szCs w:val="20"/>
+          <w:lang w:eastAsia="en-US"/>
+        </w:rPr>
+        <w:t xml:space="preserve"> in a fast-paced environment.</w:t>
       </w:r>
     </w:p>
     <w:p>
@@ -1258,68 +1238,41 @@
       <w:r>
         <w:rPr>
           <w:rFonts w:asciiTheme="minorHAnsi" w:hAnsiTheme="minorHAnsi" w:cstheme="minorHAnsi"/>
-          <w:bCs/>
-          <w:sz w:val="20"/>
-          <w:szCs w:val="20"/>
-        </w:rPr>
-        <w:t xml:space="preserve">Prepare and deploy university-issued </w:t>
-      </w:r>
-      <w:r>
-        <w:rPr>
-          <w:rFonts w:asciiTheme="minorHAnsi" w:hAnsiTheme="minorHAnsi" w:cstheme="minorHAnsi"/>
-          <w:b/>
-          <w:bCs/>
-          <w:sz w:val="20"/>
-          <w:szCs w:val="20"/>
-        </w:rPr>
-        <w:t>Windows laptops</w:t>
-      </w:r>
-      <w:r>
-        <w:rPr>
-          <w:rFonts w:asciiTheme="minorHAnsi" w:hAnsiTheme="minorHAnsi" w:cstheme="minorHAnsi"/>
-          <w:bCs/>
-          <w:sz w:val="20"/>
-          <w:szCs w:val="20"/>
-        </w:rPr>
-        <w:t xml:space="preserve"> before each session, performing </w:t>
-      </w:r>
-      <w:r>
-        <w:rPr>
-          <w:rFonts w:asciiTheme="minorHAnsi" w:hAnsiTheme="minorHAnsi" w:cstheme="minorHAnsi"/>
-          <w:b/>
-          <w:bCs/>
-          <w:sz w:val="20"/>
-          <w:szCs w:val="20"/>
-        </w:rPr>
-        <w:t>device imaging</w:t>
-      </w:r>
-      <w:r>
-        <w:rPr>
-          <w:rFonts w:asciiTheme="minorHAnsi" w:hAnsiTheme="minorHAnsi" w:cstheme="minorHAnsi"/>
-          <w:bCs/>
-          <w:sz w:val="20"/>
-          <w:szCs w:val="20"/>
-        </w:rPr>
-        <w:t xml:space="preserve">, </w:t>
-      </w:r>
-      <w:r>
-        <w:rPr>
-          <w:rFonts w:asciiTheme="minorHAnsi" w:hAnsiTheme="minorHAnsi" w:cstheme="minorHAnsi"/>
-          <w:b/>
-          <w:bCs/>
-          <w:sz w:val="20"/>
-          <w:szCs w:val="20"/>
-        </w:rPr>
-        <w:t>hardware diagnostics</w:t>
-      </w:r>
-      <w:r>
-        <w:rPr>
-          <w:rFonts w:asciiTheme="minorHAnsi" w:hAnsiTheme="minorHAnsi" w:cstheme="minorHAnsi"/>
-          <w:bCs/>
-          <w:sz w:val="20"/>
-          <w:szCs w:val="20"/>
-        </w:rPr>
-        <w:t xml:space="preserve"> and peripheral checks to ensure systems are operational and ready for immediate use.</w:t>
+          <w:b/>
+          <w:sz w:val="20"/>
+          <w:szCs w:val="20"/>
+          <w:lang w:eastAsia="en-US"/>
+        </w:rPr>
+        <w:t>Monitored console systems and operational processes</w:t>
+      </w:r>
+      <w:r>
+        <w:rPr>
+          <w:rFonts w:asciiTheme="minorHAnsi" w:hAnsiTheme="minorHAnsi" w:cstheme="minorHAnsi"/>
+          <w:sz w:val="20"/>
+          <w:szCs w:val="20"/>
+          <w:lang w:eastAsia="en-US"/>
+        </w:rPr>
+        <w:t xml:space="preserve"> to maintain performance, improve </w:t>
+      </w:r>
+      <w:r>
+        <w:rPr>
+          <w:rFonts w:asciiTheme="minorHAnsi" w:hAnsiTheme="minorHAnsi" w:cstheme="minorHAnsi"/>
+          <w:b/>
+          <w:bCs/>
+          <w:sz w:val="20"/>
+          <w:szCs w:val="20"/>
+          <w:lang w:eastAsia="en-US"/>
+        </w:rPr>
+        <w:t>workflow efficiency</w:t>
+      </w:r>
+      <w:r>
+        <w:rPr>
+          <w:rFonts w:asciiTheme="minorHAnsi" w:hAnsiTheme="minorHAnsi" w:cstheme="minorHAnsi"/>
+          <w:sz w:val="20"/>
+          <w:szCs w:val="20"/>
+          <w:lang w:eastAsia="en-US"/>
+        </w:rPr>
+        <w:t xml:space="preserve">, and ensure compliance with company procedures. </w:t>
       </w:r>
     </w:p>
     <w:p>
@@ -1346,30 +1299,180 @@
       <w:r>
         <w:rPr>
           <w:rFonts w:asciiTheme="minorHAnsi" w:hAnsiTheme="minorHAnsi" w:cstheme="minorHAnsi"/>
-          <w:bCs/>
-          <w:sz w:val="20"/>
-          <w:szCs w:val="20"/>
-        </w:rPr>
-        <w:t xml:space="preserve">Deliver </w:t>
-      </w:r>
-      <w:r>
-        <w:rPr>
-          <w:rFonts w:asciiTheme="minorHAnsi" w:hAnsiTheme="minorHAnsi" w:cstheme="minorHAnsi"/>
-          <w:b/>
-          <w:bCs/>
-          <w:sz w:val="20"/>
-          <w:szCs w:val="20"/>
-        </w:rPr>
-        <w:t>desk-side technical support</w:t>
-      </w:r>
-      <w:r>
-        <w:rPr>
-          <w:rFonts w:asciiTheme="minorHAnsi" w:hAnsiTheme="minorHAnsi" w:cstheme="minorHAnsi"/>
-          <w:bCs/>
-          <w:sz w:val="20"/>
-          <w:szCs w:val="20"/>
-        </w:rPr>
-        <w:t xml:space="preserve"> for exam room technology including monitors, display adapters, printers and basic AV equipment, resolving hardware and display connectivity issues during active exam sessions.</w:t>
+          <w:b/>
+          <w:sz w:val="20"/>
+          <w:szCs w:val="20"/>
+        </w:rPr>
+        <w:t>Trained new team members</w:t>
+      </w:r>
+      <w:r>
+        <w:rPr>
+          <w:rFonts w:asciiTheme="minorHAnsi" w:hAnsiTheme="minorHAnsi" w:cstheme="minorHAnsi"/>
+          <w:sz w:val="20"/>
+          <w:szCs w:val="20"/>
+        </w:rPr>
+        <w:t xml:space="preserve"> on POS systems, </w:t>
+      </w:r>
+      <w:r>
+        <w:rPr>
+          <w:rFonts w:asciiTheme="minorHAnsi" w:hAnsiTheme="minorHAnsi" w:cstheme="minorHAnsi"/>
+          <w:b/>
+          <w:sz w:val="20"/>
+          <w:szCs w:val="20"/>
+        </w:rPr>
+        <w:t>operating procedures</w:t>
+      </w:r>
+      <w:r>
+        <w:rPr>
+          <w:rFonts w:asciiTheme="minorHAnsi" w:hAnsiTheme="minorHAnsi" w:cstheme="minorHAnsi"/>
+          <w:sz w:val="20"/>
+          <w:szCs w:val="20"/>
+        </w:rPr>
+        <w:t xml:space="preserve">, and </w:t>
+      </w:r>
+      <w:r>
+        <w:rPr>
+          <w:rFonts w:asciiTheme="minorHAnsi" w:hAnsiTheme="minorHAnsi" w:cstheme="minorHAnsi"/>
+          <w:b/>
+          <w:sz w:val="20"/>
+          <w:szCs w:val="20"/>
+        </w:rPr>
+        <w:t>customer service workflows</w:t>
+      </w:r>
+      <w:r>
+        <w:rPr>
+          <w:rFonts w:asciiTheme="minorHAnsi" w:hAnsiTheme="minorHAnsi" w:cstheme="minorHAnsi"/>
+          <w:sz w:val="20"/>
+          <w:szCs w:val="20"/>
+        </w:rPr>
+        <w:t>, improving team efficiency and consistency.</w:t>
+      </w:r>
+    </w:p>
+    <w:p>
+      <w:pPr>
+        <w:tabs>
+          <w:tab w:val="right" w:pos="10800"/>
+        </w:tabs>
+        <w:spacing w:after="0"/>
+        <w:contextualSpacing/>
+        <w:rPr>
+          <w:rFonts w:asciiTheme="minorHAnsi" w:hAnsiTheme="minorHAnsi" w:cstheme="minorHAnsi"/>
+          <w:b/>
+          <w:bCs/>
+          <w:sz w:val="20"/>
+          <w:szCs w:val="20"/>
+        </w:rPr>
+      </w:pPr>
+    </w:p>
+    <w:p>
+      <w:pPr>
+        <w:tabs>
+          <w:tab w:val="right" w:pos="10800"/>
+        </w:tabs>
+        <w:spacing w:after="0"/>
+        <w:contextualSpacing/>
+        <w:rPr>
+          <w:rFonts w:asciiTheme="minorHAnsi" w:hAnsiTheme="minorHAnsi" w:cstheme="minorHAnsi"/>
+          <w:iCs/>
+          <w:sz w:val="20"/>
+          <w:szCs w:val="20"/>
+          <w:lang w:val="en-AU" w:eastAsia="en-AU"/>
+        </w:rPr>
+      </w:pPr>
+      <w:r>
+        <w:rPr>
+          <w:rFonts w:asciiTheme="minorHAnsi" w:hAnsiTheme="minorHAnsi" w:cstheme="minorHAnsi"/>
+          <w:b/>
+          <w:bCs/>
+          <w:sz w:val="20"/>
+          <w:szCs w:val="20"/>
+        </w:rPr>
+        <w:t>TELUS Digital</w:t>
+      </w:r>
+      <w:r>
+        <w:rPr>
+          <w:rFonts w:asciiTheme="minorHAnsi" w:hAnsiTheme="minorHAnsi" w:cstheme="minorHAnsi"/>
+          <w:bCs/>
+          <w:sz w:val="20"/>
+          <w:szCs w:val="20"/>
+        </w:rPr>
+        <w:t xml:space="preserve"> </w:t>
+      </w:r>
+      <w:r>
+        <w:rPr>
+          <w:rFonts w:asciiTheme="minorHAnsi" w:hAnsiTheme="minorHAnsi" w:cstheme="minorHAnsi"/>
+          <w:b/>
+          <w:bCs/>
+          <w:sz w:val="20"/>
+          <w:szCs w:val="20"/>
+        </w:rPr>
+        <w:t>AI Community</w:t>
+      </w:r>
+      <w:r>
+        <w:rPr>
+          <w:rFonts w:asciiTheme="minorHAnsi" w:hAnsiTheme="minorHAnsi" w:cstheme="minorHAnsi"/>
+          <w:bCs/>
+          <w:sz w:val="20"/>
+          <w:szCs w:val="20"/>
+        </w:rPr>
+        <w:t xml:space="preserve">, </w:t>
+      </w:r>
+      <w:r>
+        <w:rPr>
+          <w:rFonts w:asciiTheme="minorHAnsi" w:hAnsiTheme="minorHAnsi" w:cstheme="minorHAnsi"/>
+          <w:b/>
+          <w:bCs/>
+          <w:sz w:val="20"/>
+          <w:szCs w:val="20"/>
+        </w:rPr>
+        <w:t xml:space="preserve">Remote, Australia                                                       </w:t>
+      </w:r>
+      <w:r>
+        <w:rPr>
+          <w:rFonts w:asciiTheme="minorHAnsi" w:hAnsiTheme="minorHAnsi" w:cstheme="minorHAnsi"/>
+          <w:bCs/>
+          <w:sz w:val="20"/>
+          <w:szCs w:val="20"/>
+        </w:rPr>
+        <w:tab/>
+        <w:t xml:space="preserve">   </w:t>
+      </w:r>
+      <w:r>
+        <w:rPr>
+          <w:rFonts w:asciiTheme="minorHAnsi" w:hAnsiTheme="minorHAnsi" w:cstheme="minorHAnsi"/>
+          <w:sz w:val="20"/>
+          <w:szCs w:val="20"/>
+        </w:rPr>
+        <w:t xml:space="preserve">Jan 2026 – Current </w:t>
+      </w:r>
+    </w:p>
+    <w:p>
+      <w:pPr>
+        <w:tabs>
+          <w:tab w:val="left" w:pos="270"/>
+          <w:tab w:val="right" w:pos="10800"/>
+        </w:tabs>
+        <w:spacing w:after="0"/>
+        <w:contextualSpacing/>
+        <w:rPr>
+          <w:rFonts w:asciiTheme="minorHAnsi" w:hAnsiTheme="minorHAnsi" w:cstheme="minorHAnsi"/>
+          <w:b/>
+          <w:bCs/>
+          <w:i/>
+          <w:sz w:val="20"/>
+          <w:szCs w:val="20"/>
+        </w:rPr>
+      </w:pPr>
+      <w:r>
+        <w:rPr>
+          <w:rFonts w:asciiTheme="minorHAnsi" w:hAnsiTheme="minorHAnsi" w:cstheme="minorHAnsi"/>
+          <w:b/>
+          <w:bCs/>
+          <w:i/>
+          <w:sz w:val="20"/>
+          <w:szCs w:val="20"/>
+        </w:rPr>
+        <w:t xml:space="preserve">Online Data Analyst (Freelance) </w:t>
       </w:r>
     </w:p>
     <w:p>
@@ -1396,51 +1499,62 @@
       <w:r>
         <w:rPr>
           <w:rFonts w:asciiTheme="minorHAnsi" w:hAnsiTheme="minorHAnsi" w:cstheme="minorHAnsi"/>
-          <w:bCs/>
-          <w:sz w:val="20"/>
-          <w:szCs w:val="20"/>
-        </w:rPr>
-        <w:t xml:space="preserve">Record incidents and troubleshooting actions in </w:t>
+          <w:sz w:val="20"/>
+          <w:szCs w:val="20"/>
+        </w:rPr>
+        <w:t xml:space="preserve">Executed </w:t>
+      </w:r>
+      <w:r>
+        <w:rPr>
+          <w:rFonts w:asciiTheme="minorHAnsi" w:hAnsiTheme="minorHAnsi" w:cstheme="minorHAnsi"/>
+          <w:b/>
+          <w:sz w:val="20"/>
+          <w:szCs w:val="20"/>
+        </w:rPr>
+        <w:t>Quality Assurance (QA)</w:t>
+      </w:r>
+      <w:r>
+        <w:rPr>
+          <w:rFonts w:asciiTheme="minorHAnsi" w:hAnsiTheme="minorHAnsi" w:cstheme="minorHAnsi"/>
+          <w:sz w:val="20"/>
+          <w:szCs w:val="20"/>
+        </w:rPr>
+        <w:t xml:space="preserve"> and </w:t>
+      </w:r>
+      <w:r>
+        <w:rPr>
+          <w:rFonts w:asciiTheme="minorHAnsi" w:hAnsiTheme="minorHAnsi" w:cstheme="minorHAnsi"/>
+          <w:b/>
+          <w:sz w:val="20"/>
+          <w:szCs w:val="20"/>
+        </w:rPr>
+        <w:t>data validation</w:t>
+      </w:r>
+      <w:r>
+        <w:rPr>
+          <w:rFonts w:asciiTheme="minorHAnsi" w:hAnsiTheme="minorHAnsi" w:cstheme="minorHAnsi"/>
+          <w:sz w:val="20"/>
+          <w:szCs w:val="20"/>
+        </w:rPr>
+        <w:t xml:space="preserve"> tasks using </w:t>
       </w:r>
       <w:proofErr w:type="spellStart"/>
       <w:r>
         <w:rPr>
           <w:rFonts w:asciiTheme="minorHAnsi" w:hAnsiTheme="minorHAnsi" w:cstheme="minorHAnsi"/>
-          <w:b/>
-          <w:bCs/>
-          <w:sz w:val="20"/>
-          <w:szCs w:val="20"/>
-        </w:rPr>
-        <w:t>ServiceNow</w:t>
+          <w:sz w:val="20"/>
+          <w:szCs w:val="20"/>
+        </w:rPr>
+        <w:t>TryRating</w:t>
       </w:r>
       <w:proofErr w:type="spellEnd"/>
       <w:r>
         <w:rPr>
           <w:rFonts w:asciiTheme="minorHAnsi" w:hAnsiTheme="minorHAnsi" w:cstheme="minorHAnsi"/>
-          <w:bCs/>
-          <w:sz w:val="20"/>
-          <w:szCs w:val="20"/>
-        </w:rPr>
-        <w:t xml:space="preserve">, escalating unresolved faults to other IT teams to support structured </w:t>
-      </w:r>
-      <w:r>
-        <w:rPr>
-          <w:rFonts w:asciiTheme="minorHAnsi" w:hAnsiTheme="minorHAnsi" w:cstheme="minorHAnsi"/>
-          <w:b/>
-          <w:bCs/>
-          <w:sz w:val="20"/>
-          <w:szCs w:val="20"/>
-        </w:rPr>
-        <w:t>incident management</w:t>
-      </w:r>
-      <w:r>
-        <w:rPr>
-          <w:rFonts w:asciiTheme="minorHAnsi" w:hAnsiTheme="minorHAnsi" w:cstheme="minorHAnsi"/>
-          <w:bCs/>
-          <w:sz w:val="20"/>
-          <w:szCs w:val="20"/>
-        </w:rPr>
-        <w:t xml:space="preserve"> and follow-up resolution.</w:t>
+          <w:sz w:val="20"/>
+          <w:szCs w:val="20"/>
+        </w:rPr>
+        <w:t>, analyzing 50 Audio Evaluations and relevance-based assessments to enhance overall quality metrics by 80%.</w:t>
       </w:r>
     </w:p>
     <w:p>
@@ -1467,105 +1581,23 @@
       <w:r>
         <w:rPr>
           <w:rFonts w:asciiTheme="minorHAnsi" w:hAnsiTheme="minorHAnsi" w:cstheme="minorHAnsi"/>
-          <w:bCs/>
-          <w:sz w:val="20"/>
-          <w:szCs w:val="20"/>
-        </w:rPr>
-        <w:t xml:space="preserve">Re-image Windows devices using Deakin-approved </w:t>
-      </w:r>
-      <w:r>
-        <w:rPr>
-          <w:rFonts w:asciiTheme="minorHAnsi" w:hAnsiTheme="minorHAnsi" w:cstheme="minorHAnsi"/>
-          <w:b/>
-          <w:bCs/>
-          <w:sz w:val="20"/>
-          <w:szCs w:val="20"/>
-        </w:rPr>
-        <w:t xml:space="preserve">PowerShell </w:t>
-      </w:r>
-      <w:r>
-        <w:rPr>
-          <w:rFonts w:asciiTheme="minorHAnsi" w:hAnsiTheme="minorHAnsi" w:cstheme="minorHAnsi"/>
-          <w:bCs/>
-          <w:sz w:val="20"/>
-          <w:szCs w:val="20"/>
-        </w:rPr>
-        <w:t>deployment scripts</w:t>
-      </w:r>
-      <w:r>
-        <w:rPr>
-          <w:rFonts w:asciiTheme="minorHAnsi" w:hAnsiTheme="minorHAnsi" w:cstheme="minorHAnsi"/>
-          <w:bCs/>
-          <w:sz w:val="20"/>
-          <w:szCs w:val="20"/>
-        </w:rPr>
-        <w:t>, securely removing exam data and restoring standard configurations for reliable device reuse.</w:t>
-      </w:r>
-    </w:p>
-    <w:p>
-      <w:pPr>
-        <w:tabs>
-          <w:tab w:val="right" w:pos="10800"/>
-        </w:tabs>
-        <w:spacing w:after="0"/>
-        <w:contextualSpacing/>
-        <w:rPr>
-          <w:rFonts w:asciiTheme="minorHAnsi" w:hAnsiTheme="minorHAnsi" w:cstheme="minorHAnsi"/>
-          <w:b/>
-          <w:bCs/>
-          <w:sz w:val="20"/>
-          <w:szCs w:val="20"/>
-        </w:rPr>
-      </w:pPr>
-    </w:p>
-    <w:p>
-      <w:pPr>
-        <w:tabs>
-          <w:tab w:val="right" w:pos="10800"/>
-        </w:tabs>
-        <w:spacing w:after="0"/>
-        <w:contextualSpacing/>
-        <w:rPr>
-          <w:rFonts w:asciiTheme="minorHAnsi" w:hAnsiTheme="minorHAnsi" w:cstheme="minorHAnsi"/>
-          <w:iCs/>
-          <w:sz w:val="20"/>
-          <w:szCs w:val="20"/>
-          <w:lang w:val="en-AU" w:eastAsia="en-AU"/>
-        </w:rPr>
-      </w:pPr>
-      <w:r>
-        <w:rPr>
-          <w:rFonts w:asciiTheme="minorHAnsi" w:hAnsiTheme="minorHAnsi" w:cstheme="minorHAnsi"/>
-          <w:b/>
-          <w:bCs/>
-          <w:sz w:val="20"/>
-          <w:szCs w:val="20"/>
-        </w:rPr>
-        <w:t>TELUS Digital</w:t>
-      </w:r>
-      <w:r>
-        <w:rPr>
-          <w:rFonts w:asciiTheme="minorHAnsi" w:hAnsiTheme="minorHAnsi" w:cstheme="minorHAnsi"/>
-          <w:bCs/>
-          <w:sz w:val="20"/>
-          <w:szCs w:val="20"/>
-        </w:rPr>
-        <w:t xml:space="preserve"> </w:t>
-      </w:r>
-      <w:r>
-        <w:rPr>
-          <w:rFonts w:asciiTheme="minorHAnsi" w:hAnsiTheme="minorHAnsi" w:cstheme="minorHAnsi"/>
-          <w:b/>
-          <w:bCs/>
-          <w:sz w:val="20"/>
-          <w:szCs w:val="20"/>
-        </w:rPr>
-        <w:t>AI Community</w:t>
-      </w:r>
-      <w:r>
-        <w:rPr>
-          <w:rFonts w:asciiTheme="minorHAnsi" w:hAnsiTheme="minorHAnsi" w:cstheme="minorHAnsi"/>
-          <w:bCs/>
+          <w:sz w:val="20"/>
+          <w:szCs w:val="20"/>
+        </w:rPr>
+        <w:t xml:space="preserve">Comprehensive guidelines to ensure </w:t>
+      </w:r>
+      <w:r>
+        <w:rPr>
+          <w:rFonts w:asciiTheme="minorHAnsi" w:hAnsiTheme="minorHAnsi" w:cstheme="minorHAnsi"/>
+          <w:b/>
+          <w:sz w:val="20"/>
+          <w:szCs w:val="20"/>
+        </w:rPr>
+        <w:t>consistency</w:t>
+      </w:r>
+      <w:r>
+        <w:rPr>
+          <w:rFonts w:asciiTheme="minorHAnsi" w:hAnsiTheme="minorHAnsi" w:cstheme="minorHAnsi"/>
           <w:sz w:val="20"/>
           <w:szCs w:val="20"/>
         </w:rPr>
@@ -1575,58 +1607,35 @@
         <w:rPr>
           <w:rFonts w:asciiTheme="minorHAnsi" w:hAnsiTheme="minorHAnsi" w:cstheme="minorHAnsi"/>
           <w:b/>
-          <w:bCs/>
-          <w:sz w:val="20"/>
-          <w:szCs w:val="20"/>
-        </w:rPr>
-        <w:t xml:space="preserve">Remote, Australia                                                       </w:t>
-      </w:r>
-      <w:r>
-        <w:rPr>
-          <w:rFonts w:asciiTheme="minorHAnsi" w:hAnsiTheme="minorHAnsi" w:cstheme="minorHAnsi"/>
-          <w:bCs/>
-          <w:sz w:val="20"/>
-          <w:szCs w:val="20"/>
-        </w:rPr>
-        <w:tab/>
-        <w:t xml:space="preserve">   </w:t>
-      </w:r>
-      <w:r>
-        <w:rPr>
-          <w:rFonts w:asciiTheme="minorHAnsi" w:hAnsiTheme="minorHAnsi" w:cstheme="minorHAnsi"/>
-          <w:sz w:val="20"/>
-          <w:szCs w:val="20"/>
-        </w:rPr>
-        <w:t xml:space="preserve">Jan 2026 – Current </w:t>
-      </w:r>
-    </w:p>
-    <w:p>
-      <w:pPr>
-        <w:tabs>
-          <w:tab w:val="left" w:pos="270"/>
-          <w:tab w:val="right" w:pos="10800"/>
-        </w:tabs>
-        <w:spacing w:after="0"/>
-        <w:contextualSpacing/>
-        <w:rPr>
-          <w:rFonts w:asciiTheme="minorHAnsi" w:hAnsiTheme="minorHAnsi" w:cstheme="minorHAnsi"/>
-          <w:b/>
-          <w:bCs/>
-          <w:i/>
-          <w:sz w:val="20"/>
-          <w:szCs w:val="20"/>
-        </w:rPr>
-      </w:pPr>
-      <w:r>
-        <w:rPr>
-          <w:rFonts w:asciiTheme="minorHAnsi" w:hAnsiTheme="minorHAnsi" w:cstheme="minorHAnsi"/>
-          <w:b/>
-          <w:bCs/>
-          <w:i/>
-          <w:sz w:val="20"/>
-          <w:szCs w:val="20"/>
-        </w:rPr>
-        <w:t xml:space="preserve">Online Data Analyst (Freelance) </w:t>
+          <w:sz w:val="20"/>
+          <w:szCs w:val="20"/>
+        </w:rPr>
+        <w:t>accuracy</w:t>
+      </w:r>
+      <w:r>
+        <w:rPr>
+          <w:rFonts w:asciiTheme="minorHAnsi" w:hAnsiTheme="minorHAnsi" w:cstheme="minorHAnsi"/>
+          <w:sz w:val="20"/>
+          <w:szCs w:val="20"/>
+        </w:rPr>
+        <w:t xml:space="preserve">, and </w:t>
+      </w:r>
+      <w:r>
+        <w:rPr>
+          <w:rFonts w:asciiTheme="minorHAnsi" w:hAnsiTheme="minorHAnsi" w:cstheme="minorHAnsi"/>
+          <w:b/>
+          <w:sz w:val="20"/>
+          <w:szCs w:val="20"/>
+        </w:rPr>
+        <w:t>timely delivery</w:t>
+      </w:r>
+      <w:r>
+        <w:rPr>
+          <w:rFonts w:asciiTheme="minorHAnsi" w:hAnsiTheme="minorHAnsi" w:cstheme="minorHAnsi"/>
+          <w:sz w:val="20"/>
+          <w:szCs w:val="20"/>
+        </w:rPr>
+        <w:t xml:space="preserve"> of work.</w:t>
       </w:r>
     </w:p>
     <w:p>
@@ -1656,59 +1665,145 @@
           <w:sz w:val="20"/>
           <w:szCs w:val="20"/>
         </w:rPr>
-        <w:t xml:space="preserve">Executed </w:t>
-      </w:r>
-      <w:r>
-        <w:rPr>
-          <w:rFonts w:asciiTheme="minorHAnsi" w:hAnsiTheme="minorHAnsi" w:cstheme="minorHAnsi"/>
-          <w:b/>
-          <w:sz w:val="20"/>
-          <w:szCs w:val="20"/>
-        </w:rPr>
-        <w:t>Quality Assurance (QA)</w:t>
-      </w:r>
-      <w:r>
-        <w:rPr>
-          <w:rFonts w:asciiTheme="minorHAnsi" w:hAnsiTheme="minorHAnsi" w:cstheme="minorHAnsi"/>
-          <w:sz w:val="20"/>
-          <w:szCs w:val="20"/>
-        </w:rPr>
-        <w:t xml:space="preserve"> and </w:t>
-      </w:r>
-      <w:r>
-        <w:rPr>
-          <w:rFonts w:asciiTheme="minorHAnsi" w:hAnsiTheme="minorHAnsi" w:cstheme="minorHAnsi"/>
-          <w:b/>
-          <w:sz w:val="20"/>
-          <w:szCs w:val="20"/>
-        </w:rPr>
-        <w:t>data validation</w:t>
-      </w:r>
-      <w:r>
-        <w:rPr>
-          <w:rFonts w:asciiTheme="minorHAnsi" w:hAnsiTheme="minorHAnsi" w:cstheme="minorHAnsi"/>
-          <w:sz w:val="20"/>
-          <w:szCs w:val="20"/>
-        </w:rPr>
-        <w:t xml:space="preserve"> tasks using </w:t>
-      </w:r>
-      <w:proofErr w:type="spellStart"/>
-      <w:r>
-        <w:rPr>
-          <w:rFonts w:asciiTheme="minorHAnsi" w:hAnsiTheme="minorHAnsi" w:cstheme="minorHAnsi"/>
-          <w:sz w:val="20"/>
-          <w:szCs w:val="20"/>
-        </w:rPr>
-        <w:t>TryRating</w:t>
-      </w:r>
-      <w:proofErr w:type="spellEnd"/>
-      <w:r>
-        <w:rPr>
-          <w:rFonts w:asciiTheme="minorHAnsi" w:hAnsiTheme="minorHAnsi" w:cstheme="minorHAnsi"/>
-          <w:sz w:val="20"/>
-          <w:szCs w:val="20"/>
-        </w:rPr>
-        <w:t>, analyzing 50 Audio Evaluations and relevance-based assessments to enhance overall quality metrics by 80%.</w:t>
+        <w:t xml:space="preserve">Demonstrated strong </w:t>
+      </w:r>
+      <w:r>
+        <w:rPr>
+          <w:rFonts w:asciiTheme="minorHAnsi" w:hAnsiTheme="minorHAnsi" w:cstheme="minorHAnsi"/>
+          <w:b/>
+          <w:sz w:val="20"/>
+          <w:szCs w:val="20"/>
+        </w:rPr>
+        <w:t>attention to detail</w:t>
+      </w:r>
+      <w:r>
+        <w:rPr>
+          <w:rFonts w:asciiTheme="minorHAnsi" w:hAnsiTheme="minorHAnsi" w:cstheme="minorHAnsi"/>
+          <w:sz w:val="20"/>
+          <w:szCs w:val="20"/>
+        </w:rPr>
+        <w:t xml:space="preserve">, </w:t>
+      </w:r>
+      <w:r>
+        <w:rPr>
+          <w:rFonts w:asciiTheme="minorHAnsi" w:hAnsiTheme="minorHAnsi" w:cstheme="minorHAnsi"/>
+          <w:b/>
+          <w:sz w:val="20"/>
+          <w:szCs w:val="20"/>
+        </w:rPr>
+        <w:t>independent work</w:t>
+      </w:r>
+      <w:r>
+        <w:rPr>
+          <w:rFonts w:asciiTheme="minorHAnsi" w:hAnsiTheme="minorHAnsi" w:cstheme="minorHAnsi"/>
+          <w:sz w:val="20"/>
+          <w:szCs w:val="20"/>
+        </w:rPr>
+        <w:t xml:space="preserve"> capability and </w:t>
+      </w:r>
+      <w:r>
+        <w:rPr>
+          <w:rFonts w:asciiTheme="minorHAnsi" w:hAnsiTheme="minorHAnsi" w:cstheme="minorHAnsi"/>
+          <w:b/>
+          <w:sz w:val="20"/>
+          <w:szCs w:val="20"/>
+        </w:rPr>
+        <w:t>remote collaboration</w:t>
+      </w:r>
+      <w:r>
+        <w:rPr>
+          <w:rFonts w:asciiTheme="minorHAnsi" w:hAnsiTheme="minorHAnsi" w:cstheme="minorHAnsi"/>
+          <w:sz w:val="20"/>
+          <w:szCs w:val="20"/>
+        </w:rPr>
+        <w:t>.</w:t>
+      </w:r>
+    </w:p>
+    <w:p>
+      <w:pPr>
+        <w:tabs>
+          <w:tab w:val="right" w:pos="10800"/>
+        </w:tabs>
+        <w:spacing w:after="0"/>
+        <w:contextualSpacing/>
+        <w:rPr>
+          <w:rFonts w:asciiTheme="minorHAnsi" w:hAnsiTheme="minorHAnsi" w:cstheme="minorHAnsi"/>
+          <w:b/>
+          <w:bCs/>
+          <w:sz w:val="20"/>
+          <w:szCs w:val="20"/>
+        </w:rPr>
+      </w:pPr>
+    </w:p>
+    <w:p>
+      <w:pPr>
+        <w:tabs>
+          <w:tab w:val="right" w:pos="10800"/>
+        </w:tabs>
+        <w:spacing w:after="0"/>
+        <w:contextualSpacing/>
+        <w:rPr>
+          <w:rFonts w:asciiTheme="minorHAnsi" w:hAnsiTheme="minorHAnsi" w:cstheme="minorHAnsi"/>
+          <w:b/>
+          <w:bCs/>
+          <w:sz w:val="20"/>
+          <w:szCs w:val="20"/>
+        </w:rPr>
+      </w:pPr>
+      <w:r>
+        <w:rPr>
+          <w:rFonts w:asciiTheme="minorHAnsi" w:hAnsiTheme="minorHAnsi" w:cstheme="minorHAnsi"/>
+          <w:b/>
+          <w:bCs/>
+          <w:sz w:val="20"/>
+          <w:szCs w:val="20"/>
+        </w:rPr>
+        <w:t>Deakin University, Geelong, Australia</w:t>
+      </w:r>
+      <w:r>
+        <w:rPr>
+          <w:rFonts w:asciiTheme="minorHAnsi" w:hAnsiTheme="minorHAnsi" w:cstheme="minorHAnsi"/>
+          <w:b/>
+          <w:bCs/>
+          <w:sz w:val="20"/>
+          <w:szCs w:val="20"/>
+        </w:rPr>
+        <w:tab/>
+      </w:r>
+      <w:r>
+        <w:rPr>
+          <w:rFonts w:asciiTheme="minorHAnsi" w:hAnsiTheme="minorHAnsi" w:cstheme="minorHAnsi"/>
+          <w:bCs/>
+          <w:sz w:val="20"/>
+          <w:szCs w:val="20"/>
+        </w:rPr>
+        <w:t>May 2025 – July 2025</w:t>
+      </w:r>
+    </w:p>
+    <w:p>
+      <w:pPr>
+        <w:tabs>
+          <w:tab w:val="right" w:pos="10800"/>
+        </w:tabs>
+        <w:spacing w:after="0"/>
+        <w:contextualSpacing/>
+        <w:rPr>
+          <w:rFonts w:asciiTheme="minorHAnsi" w:hAnsiTheme="minorHAnsi" w:cstheme="minorHAnsi"/>
+          <w:b/>
+          <w:bCs/>
+          <w:sz w:val="20"/>
+          <w:szCs w:val="20"/>
+        </w:rPr>
+      </w:pPr>
+      <w:r>
+        <w:rPr>
+          <w:rFonts w:asciiTheme="minorHAnsi" w:hAnsiTheme="minorHAnsi" w:cstheme="minorHAnsi"/>
+          <w:b/>
+          <w:bCs/>
+          <w:sz w:val="20"/>
+          <w:szCs w:val="20"/>
+        </w:rPr>
+        <w:t>IT Support Officer – Exam Support Team (Casual)</w:t>
       </w:r>
     </w:p>
     <w:p>
@@ -1735,61 +1830,117 @@
       <w:r>
         <w:rPr>
           <w:rFonts w:asciiTheme="minorHAnsi" w:hAnsiTheme="minorHAnsi" w:cstheme="minorHAnsi"/>
-          <w:sz w:val="20"/>
-          <w:szCs w:val="20"/>
-        </w:rPr>
-        <w:t xml:space="preserve">Comprehensive guidelines to ensure </w:t>
-      </w:r>
-      <w:r>
-        <w:rPr>
-          <w:rFonts w:asciiTheme="minorHAnsi" w:hAnsiTheme="minorHAnsi" w:cstheme="minorHAnsi"/>
-          <w:b/>
-          <w:sz w:val="20"/>
-          <w:szCs w:val="20"/>
-        </w:rPr>
-        <w:t>consistency</w:t>
-      </w:r>
-      <w:r>
-        <w:rPr>
-          <w:rFonts w:asciiTheme="minorHAnsi" w:hAnsiTheme="minorHAnsi" w:cstheme="minorHAnsi"/>
-          <w:sz w:val="20"/>
-          <w:szCs w:val="20"/>
-        </w:rPr>
-        <w:t xml:space="preserve">, </w:t>
-      </w:r>
-      <w:r>
-        <w:rPr>
-          <w:rFonts w:asciiTheme="minorHAnsi" w:hAnsiTheme="minorHAnsi" w:cstheme="minorHAnsi"/>
-          <w:b/>
-          <w:sz w:val="20"/>
-          <w:szCs w:val="20"/>
-        </w:rPr>
-        <w:t>accuracy</w:t>
-      </w:r>
-      <w:r>
-        <w:rPr>
-          <w:rFonts w:asciiTheme="minorHAnsi" w:hAnsiTheme="minorHAnsi" w:cstheme="minorHAnsi"/>
-          <w:sz w:val="20"/>
-          <w:szCs w:val="20"/>
-        </w:rPr>
-        <w:t xml:space="preserve">, and </w:t>
-      </w:r>
-      <w:r>
-        <w:rPr>
-          <w:rFonts w:asciiTheme="minorHAnsi" w:hAnsiTheme="minorHAnsi" w:cstheme="minorHAnsi"/>
-          <w:b/>
-          <w:sz w:val="20"/>
-          <w:szCs w:val="20"/>
-        </w:rPr>
-        <w:t>timely delivery</w:t>
-      </w:r>
-      <w:r>
-        <w:rPr>
-          <w:rFonts w:asciiTheme="minorHAnsi" w:hAnsiTheme="minorHAnsi" w:cstheme="minorHAnsi"/>
-          <w:sz w:val="20"/>
-          <w:szCs w:val="20"/>
-        </w:rPr>
-        <w:t xml:space="preserve"> of work.</w:t>
+          <w:bCs/>
+          <w:sz w:val="20"/>
+          <w:szCs w:val="20"/>
+        </w:rPr>
+        <w:t xml:space="preserve">Provide on-site </w:t>
+      </w:r>
+      <w:r>
+        <w:rPr>
+          <w:rFonts w:asciiTheme="minorHAnsi" w:hAnsiTheme="minorHAnsi" w:cstheme="minorHAnsi"/>
+          <w:b/>
+          <w:bCs/>
+          <w:sz w:val="20"/>
+          <w:szCs w:val="20"/>
+        </w:rPr>
+        <w:t>Level 1 IT support</w:t>
+      </w:r>
+      <w:r>
+        <w:rPr>
+          <w:rFonts w:asciiTheme="minorHAnsi" w:hAnsiTheme="minorHAnsi" w:cstheme="minorHAnsi"/>
+          <w:bCs/>
+          <w:sz w:val="20"/>
+          <w:szCs w:val="20"/>
+        </w:rPr>
+        <w:t xml:space="preserve"> for digital exam sessions</w:t>
+      </w:r>
+      <w:r>
+        <w:rPr>
+          <w:rFonts w:asciiTheme="minorHAnsi" w:hAnsiTheme="minorHAnsi" w:cstheme="minorHAnsi"/>
+          <w:bCs/>
+          <w:sz w:val="20"/>
+          <w:szCs w:val="20"/>
+        </w:rPr>
+        <w:t xml:space="preserve">, troubleshooting authentication, </w:t>
+      </w:r>
+      <w:r>
+        <w:rPr>
+          <w:rFonts w:asciiTheme="minorHAnsi" w:hAnsiTheme="minorHAnsi" w:cstheme="minorHAnsi"/>
+          <w:b/>
+          <w:bCs/>
+          <w:sz w:val="20"/>
+          <w:szCs w:val="20"/>
+        </w:rPr>
+        <w:t xml:space="preserve">Wi-Fi connectivity </w:t>
+      </w:r>
+      <w:r>
+        <w:rPr>
+          <w:rFonts w:asciiTheme="minorHAnsi" w:hAnsiTheme="minorHAnsi" w:cstheme="minorHAnsi"/>
+          <w:bCs/>
+          <w:sz w:val="20"/>
+          <w:szCs w:val="20"/>
+        </w:rPr>
+        <w:t xml:space="preserve">and </w:t>
+      </w:r>
+      <w:r>
+        <w:rPr>
+          <w:rFonts w:asciiTheme="minorHAnsi" w:hAnsiTheme="minorHAnsi" w:cstheme="minorHAnsi"/>
+          <w:b/>
+          <w:bCs/>
+          <w:sz w:val="20"/>
+          <w:szCs w:val="20"/>
+        </w:rPr>
+        <w:t>Microsoft 365</w:t>
+      </w:r>
+      <w:r>
+        <w:rPr>
+          <w:rFonts w:asciiTheme="minorHAnsi" w:hAnsiTheme="minorHAnsi" w:cstheme="minorHAnsi"/>
+          <w:bCs/>
+          <w:sz w:val="20"/>
+          <w:szCs w:val="20"/>
+        </w:rPr>
+        <w:t xml:space="preserve"> access issues for end users across </w:t>
+      </w:r>
+      <w:r>
+        <w:rPr>
+          <w:rFonts w:asciiTheme="minorHAnsi" w:hAnsiTheme="minorHAnsi" w:cstheme="minorHAnsi"/>
+          <w:b/>
+          <w:bCs/>
+          <w:sz w:val="20"/>
+          <w:szCs w:val="20"/>
+        </w:rPr>
+        <w:t>Windows</w:t>
+      </w:r>
+      <w:r>
+        <w:rPr>
+          <w:rFonts w:asciiTheme="minorHAnsi" w:hAnsiTheme="minorHAnsi" w:cstheme="minorHAnsi"/>
+          <w:bCs/>
+          <w:sz w:val="20"/>
+          <w:szCs w:val="20"/>
+        </w:rPr>
+        <w:t xml:space="preserve"> and </w:t>
+      </w:r>
+      <w:proofErr w:type="spellStart"/>
+      <w:r>
+        <w:rPr>
+          <w:rFonts w:asciiTheme="minorHAnsi" w:hAnsiTheme="minorHAnsi" w:cstheme="minorHAnsi"/>
+          <w:b/>
+          <w:bCs/>
+          <w:sz w:val="20"/>
+          <w:szCs w:val="20"/>
+        </w:rPr>
+        <w:t>macOS</w:t>
+      </w:r>
+      <w:proofErr w:type="spellEnd"/>
+      <w:r>
+        <w:rPr>
+          <w:rFonts w:asciiTheme="minorHAnsi" w:hAnsiTheme="minorHAnsi" w:cstheme="minorHAnsi"/>
+          <w:bCs/>
+          <w:sz w:val="20"/>
+          <w:szCs w:val="20"/>
+        </w:rPr>
+        <w:t xml:space="preserve"> environments.</w:t>
       </w:r>
     </w:p>
     <w:p>
@@ -1816,23 +1967,45 @@
       <w:r>
         <w:rPr>
           <w:rFonts w:asciiTheme="minorHAnsi" w:hAnsiTheme="minorHAnsi" w:cstheme="minorHAnsi"/>
-          <w:sz w:val="20"/>
-          <w:szCs w:val="20"/>
-        </w:rPr>
-        <w:t xml:space="preserve">Demonstrated strong </w:t>
-      </w:r>
-      <w:r>
-        <w:rPr>
-          <w:rFonts w:asciiTheme="minorHAnsi" w:hAnsiTheme="minorHAnsi" w:cstheme="minorHAnsi"/>
-          <w:b/>
-          <w:sz w:val="20"/>
-          <w:szCs w:val="20"/>
-        </w:rPr>
-        <w:t>attention to detail</w:t>
-      </w:r>
-      <w:r>
-        <w:rPr>
-          <w:rFonts w:asciiTheme="minorHAnsi" w:hAnsiTheme="minorHAnsi" w:cstheme="minorHAnsi"/>
+          <w:bCs/>
+          <w:sz w:val="20"/>
+          <w:szCs w:val="20"/>
+        </w:rPr>
+        <w:t xml:space="preserve">Prepare and deploy university-issued </w:t>
+      </w:r>
+      <w:r>
+        <w:rPr>
+          <w:rFonts w:asciiTheme="minorHAnsi" w:hAnsiTheme="minorHAnsi" w:cstheme="minorHAnsi"/>
+          <w:b/>
+          <w:bCs/>
+          <w:sz w:val="20"/>
+          <w:szCs w:val="20"/>
+        </w:rPr>
+        <w:t>Windows laptops</w:t>
+      </w:r>
+      <w:r>
+        <w:rPr>
+          <w:rFonts w:asciiTheme="minorHAnsi" w:hAnsiTheme="minorHAnsi" w:cstheme="minorHAnsi"/>
+          <w:bCs/>
+          <w:sz w:val="20"/>
+          <w:szCs w:val="20"/>
+        </w:rPr>
+        <w:t xml:space="preserve"> before each session, performing </w:t>
+      </w:r>
+      <w:r>
+        <w:rPr>
+          <w:rFonts w:asciiTheme="minorHAnsi" w:hAnsiTheme="minorHAnsi" w:cstheme="minorHAnsi"/>
+          <w:b/>
+          <w:bCs/>
+          <w:sz w:val="20"/>
+          <w:szCs w:val="20"/>
+        </w:rPr>
+        <w:t>device imaging</w:t>
+      </w:r>
+      <w:r>
+        <w:rPr>
+          <w:rFonts w:asciiTheme="minorHAnsi" w:hAnsiTheme="minorHAnsi" w:cstheme="minorHAnsi"/>
+          <w:bCs/>
           <w:sz w:val="20"/>
           <w:szCs w:val="20"/>
         </w:rPr>
@@ -1842,133 +2015,20 @@
         <w:rPr>
           <w:rFonts w:asciiTheme="minorHAnsi" w:hAnsiTheme="minorHAnsi" w:cstheme="minorHAnsi"/>
           <w:b/>
-          <w:sz w:val="20"/>
-          <w:szCs w:val="20"/>
-        </w:rPr>
-        <w:t>independent work</w:t>
-      </w:r>
-      <w:r>
-        <w:rPr>
-          <w:rFonts w:asciiTheme="minorHAnsi" w:hAnsiTheme="minorHAnsi" w:cstheme="minorHAnsi"/>
-          <w:sz w:val="20"/>
-          <w:szCs w:val="20"/>
-        </w:rPr>
-        <w:t xml:space="preserve"> capability and </w:t>
-      </w:r>
-      <w:r>
-        <w:rPr>
-          <w:rFonts w:asciiTheme="minorHAnsi" w:hAnsiTheme="minorHAnsi" w:cstheme="minorHAnsi"/>
-          <w:b/>
-          <w:sz w:val="20"/>
-          <w:szCs w:val="20"/>
-        </w:rPr>
-        <w:t>remote collaboration</w:t>
-      </w:r>
-      <w:r>
-        <w:rPr>
-          <w:rFonts w:asciiTheme="minorHAnsi" w:hAnsiTheme="minorHAnsi" w:cstheme="minorHAnsi"/>
-          <w:sz w:val="20"/>
-          <w:szCs w:val="20"/>
-        </w:rPr>
-        <w:t>.</w:t>
-      </w:r>
-    </w:p>
-    <w:p>
-      <w:pPr>
-        <w:tabs>
-          <w:tab w:val="right" w:pos="10800"/>
-        </w:tabs>
-        <w:spacing w:after="0"/>
-        <w:ind w:left="360"/>
-        <w:rPr>
-          <w:rFonts w:asciiTheme="minorHAnsi" w:hAnsiTheme="minorHAnsi" w:cstheme="minorHAnsi"/>
-          <w:iCs/>
-          <w:sz w:val="20"/>
-          <w:szCs w:val="20"/>
-          <w:lang w:val="en-AU" w:eastAsia="en-AU"/>
-        </w:rPr>
-      </w:pPr>
-    </w:p>
-    <w:p>
-      <w:pPr>
-        <w:tabs>
-          <w:tab w:val="right" w:pos="10800"/>
-        </w:tabs>
-        <w:spacing w:after="0"/>
-        <w:contextualSpacing/>
-        <w:jc w:val="both"/>
-        <w:rPr>
-          <w:rFonts w:asciiTheme="minorHAnsi" w:hAnsiTheme="minorHAnsi" w:cstheme="minorHAnsi"/>
-          <w:b/>
-          <w:bCs/>
-          <w:sz w:val="20"/>
-          <w:szCs w:val="20"/>
-        </w:rPr>
-      </w:pPr>
-      <w:r>
-        <w:rPr>
-          <w:rFonts w:asciiTheme="minorHAnsi" w:hAnsiTheme="minorHAnsi" w:cstheme="minorHAnsi"/>
-          <w:b/>
-          <w:bCs/>
-          <w:sz w:val="20"/>
-          <w:szCs w:val="20"/>
-        </w:rPr>
-        <w:t>Gopher Industries</w:t>
-      </w:r>
-      <w:r>
-        <w:rPr>
-          <w:rFonts w:asciiTheme="minorHAnsi" w:hAnsiTheme="minorHAnsi" w:cstheme="minorHAnsi"/>
-          <w:bCs/>
-          <w:sz w:val="20"/>
-          <w:szCs w:val="20"/>
-        </w:rPr>
-        <w:t>,</w:t>
-      </w:r>
-      <w:r>
-        <w:rPr>
-          <w:rFonts w:asciiTheme="minorHAnsi" w:hAnsiTheme="minorHAnsi" w:cstheme="minorHAnsi"/>
-          <w:b/>
-          <w:bCs/>
-          <w:sz w:val="20"/>
-          <w:szCs w:val="20"/>
-        </w:rPr>
-        <w:t xml:space="preserve"> Australia</w:t>
-      </w:r>
-      <w:r>
-        <w:rPr>
-          <w:rFonts w:asciiTheme="minorHAnsi" w:hAnsiTheme="minorHAnsi" w:cstheme="minorHAnsi"/>
-          <w:bCs/>
-          <w:sz w:val="20"/>
-          <w:szCs w:val="20"/>
-        </w:rPr>
-        <w:tab/>
-        <w:t xml:space="preserve">                                                                            Nov 2023 – June 2024</w:t>
-      </w:r>
-    </w:p>
-    <w:p>
-      <w:pPr>
-        <w:spacing w:after="0"/>
-        <w:contextualSpacing/>
-        <w:jc w:val="both"/>
-        <w:rPr>
-          <w:rFonts w:asciiTheme="minorHAnsi" w:hAnsiTheme="minorHAnsi" w:cstheme="minorHAnsi"/>
-          <w:b/>
-          <w:bCs/>
-          <w:i/>
-          <w:sz w:val="20"/>
-          <w:szCs w:val="20"/>
-        </w:rPr>
-      </w:pPr>
-      <w:r>
-        <w:rPr>
-          <w:rFonts w:asciiTheme="minorHAnsi" w:hAnsiTheme="minorHAnsi" w:cstheme="minorHAnsi"/>
-          <w:b/>
-          <w:bCs/>
-          <w:i/>
-          <w:sz w:val="20"/>
-          <w:szCs w:val="20"/>
-        </w:rPr>
-        <w:t>Project Member (Cyber Security Capstone Project)</w:t>
+          <w:bCs/>
+          <w:sz w:val="20"/>
+          <w:szCs w:val="20"/>
+        </w:rPr>
+        <w:t>hardware diagnostics</w:t>
+      </w:r>
+      <w:r>
+        <w:rPr>
+          <w:rFonts w:asciiTheme="minorHAnsi" w:hAnsiTheme="minorHAnsi" w:cstheme="minorHAnsi"/>
+          <w:bCs/>
+          <w:sz w:val="20"/>
+          <w:szCs w:val="20"/>
+        </w:rPr>
+        <w:t xml:space="preserve"> and peripheral checks to ensure systems are operational and ready for immediate use.</w:t>
       </w:r>
     </w:p>
     <w:p>
@@ -1995,51 +2055,30 @@
       <w:r>
         <w:rPr>
           <w:rFonts w:asciiTheme="minorHAnsi" w:hAnsiTheme="minorHAnsi" w:cstheme="minorHAnsi"/>
-          <w:sz w:val="20"/>
-          <w:szCs w:val="20"/>
-          <w:lang w:eastAsia="en-US"/>
-        </w:rPr>
-        <w:t xml:space="preserve">Conducted </w:t>
-      </w:r>
-      <w:r>
-        <w:rPr>
-          <w:rFonts w:asciiTheme="minorHAnsi" w:hAnsiTheme="minorHAnsi" w:cstheme="minorHAnsi"/>
-          <w:b/>
-          <w:bCs/>
-          <w:sz w:val="20"/>
-          <w:szCs w:val="20"/>
-          <w:lang w:eastAsia="en-US"/>
-        </w:rPr>
-        <w:t>Security Risk Assessments</w:t>
-      </w:r>
-      <w:r>
-        <w:rPr>
-          <w:rFonts w:asciiTheme="minorHAnsi" w:hAnsiTheme="minorHAnsi" w:cstheme="minorHAnsi"/>
-          <w:sz w:val="20"/>
-          <w:szCs w:val="20"/>
-          <w:lang w:eastAsia="en-US"/>
-        </w:rPr>
-        <w:t xml:space="preserve"> and </w:t>
-      </w:r>
-      <w:r>
-        <w:rPr>
-          <w:rFonts w:asciiTheme="minorHAnsi" w:hAnsiTheme="minorHAnsi" w:cstheme="minorHAnsi"/>
-          <w:b/>
-          <w:bCs/>
-          <w:sz w:val="20"/>
-          <w:szCs w:val="20"/>
-          <w:lang w:eastAsia="en-US"/>
-        </w:rPr>
-        <w:t>Vulnerability Assessments</w:t>
-      </w:r>
-      <w:r>
-        <w:rPr>
-          <w:rFonts w:asciiTheme="minorHAnsi" w:hAnsiTheme="minorHAnsi" w:cstheme="minorHAnsi"/>
-          <w:sz w:val="20"/>
-          <w:szCs w:val="20"/>
-          <w:lang w:eastAsia="en-US"/>
-        </w:rPr>
-        <w:t xml:space="preserve"> to identify and mitigate potential security risks across multiple web-based applications which enhance overall security posture by 70%. </w:t>
+          <w:bCs/>
+          <w:sz w:val="20"/>
+          <w:szCs w:val="20"/>
+        </w:rPr>
+        <w:t xml:space="preserve">Deliver </w:t>
+      </w:r>
+      <w:r>
+        <w:rPr>
+          <w:rFonts w:asciiTheme="minorHAnsi" w:hAnsiTheme="minorHAnsi" w:cstheme="minorHAnsi"/>
+          <w:b/>
+          <w:bCs/>
+          <w:sz w:val="20"/>
+          <w:szCs w:val="20"/>
+        </w:rPr>
+        <w:t>desk-side technical support</w:t>
+      </w:r>
+      <w:r>
+        <w:rPr>
+          <w:rFonts w:asciiTheme="minorHAnsi" w:hAnsiTheme="minorHAnsi" w:cstheme="minorHAnsi"/>
+          <w:bCs/>
+          <w:sz w:val="20"/>
+          <w:szCs w:val="20"/>
+        </w:rPr>
+        <w:t xml:space="preserve"> for exam room technology including monitors, display adapters, printers and basic AV equipment, resolving hardware and display connectivity issues during active exam sessions.</w:t>
       </w:r>
     </w:p>
     <w:p>
@@ -2066,46 +2105,51 @@
       <w:r>
         <w:rPr>
           <w:rFonts w:asciiTheme="minorHAnsi" w:hAnsiTheme="minorHAnsi" w:cstheme="minorHAnsi"/>
-          <w:sz w:val="20"/>
-          <w:szCs w:val="20"/>
-        </w:rPr>
-        <w:t xml:space="preserve">Implemented security controls, data protection measures, and </w:t>
-      </w:r>
-      <w:r>
-        <w:rPr>
-          <w:rFonts w:asciiTheme="minorHAnsi" w:hAnsiTheme="minorHAnsi" w:cstheme="minorHAnsi"/>
-          <w:b/>
-          <w:sz w:val="20"/>
-          <w:szCs w:val="20"/>
-        </w:rPr>
-        <w:t>Identity &amp; Access Management (IAM)</w:t>
-      </w:r>
-      <w:r>
-        <w:rPr>
-          <w:rFonts w:asciiTheme="minorHAnsi" w:hAnsiTheme="minorHAnsi" w:cstheme="minorHAnsi"/>
-          <w:sz w:val="20"/>
-          <w:szCs w:val="20"/>
-        </w:rPr>
-        <w:t xml:space="preserve"> practices using </w:t>
+          <w:bCs/>
+          <w:sz w:val="20"/>
+          <w:szCs w:val="20"/>
+        </w:rPr>
+        <w:t xml:space="preserve">Record incidents and troubleshooting actions in </w:t>
       </w:r>
       <w:proofErr w:type="spellStart"/>
       <w:r>
         <w:rPr>
           <w:rFonts w:asciiTheme="minorHAnsi" w:hAnsiTheme="minorHAnsi" w:cstheme="minorHAnsi"/>
           <w:b/>
-          <w:sz w:val="20"/>
-          <w:szCs w:val="20"/>
-        </w:rPr>
-        <w:t>Keycloak</w:t>
+          <w:bCs/>
+          <w:sz w:val="20"/>
+          <w:szCs w:val="20"/>
+        </w:rPr>
+        <w:t>ServiceNow</w:t>
       </w:r>
       <w:proofErr w:type="spellEnd"/>
       <w:r>
         <w:rPr>
           <w:rFonts w:asciiTheme="minorHAnsi" w:hAnsiTheme="minorHAnsi" w:cstheme="minorHAnsi"/>
-          <w:sz w:val="20"/>
-          <w:szCs w:val="20"/>
-        </w:rPr>
-        <w:t>, enhancing the safeguarding of sensitive information.</w:t>
+          <w:bCs/>
+          <w:sz w:val="20"/>
+          <w:szCs w:val="20"/>
+        </w:rPr>
+        <w:t xml:space="preserve">, escalating unresolved faults to other IT teams to support structured </w:t>
+      </w:r>
+      <w:r>
+        <w:rPr>
+          <w:rFonts w:asciiTheme="minorHAnsi" w:hAnsiTheme="minorHAnsi" w:cstheme="minorHAnsi"/>
+          <w:b/>
+          <w:bCs/>
+          <w:sz w:val="20"/>
+          <w:szCs w:val="20"/>
+        </w:rPr>
+        <w:t>incident management</w:t>
+      </w:r>
+      <w:r>
+        <w:rPr>
+          <w:rFonts w:asciiTheme="minorHAnsi" w:hAnsiTheme="minorHAnsi" w:cstheme="minorHAnsi"/>
+          <w:bCs/>
+          <w:sz w:val="20"/>
+          <w:szCs w:val="20"/>
+        </w:rPr>
+        <w:t xml:space="preserve"> and follow-up resolution.</w:t>
       </w:r>
     </w:p>
     <w:p>
@@ -2132,11 +2176,224 @@
       <w:r>
         <w:rPr>
           <w:rFonts w:asciiTheme="minorHAnsi" w:hAnsiTheme="minorHAnsi" w:cstheme="minorHAnsi"/>
-          <w:sz w:val="20"/>
-          <w:szCs w:val="20"/>
-          <w:lang w:eastAsia="en-US"/>
-        </w:rPr>
-        <w:t>Conducted security testing and threat analysis that resulted in a 5% improvement in application and infrastructure security.</w:t>
+          <w:bCs/>
+          <w:sz w:val="20"/>
+          <w:szCs w:val="20"/>
+        </w:rPr>
+        <w:t xml:space="preserve">Re-image Windows devices using Deakin-approved </w:t>
+      </w:r>
+      <w:r>
+        <w:rPr>
+          <w:rFonts w:asciiTheme="minorHAnsi" w:hAnsiTheme="minorHAnsi" w:cstheme="minorHAnsi"/>
+          <w:b/>
+          <w:bCs/>
+          <w:sz w:val="20"/>
+          <w:szCs w:val="20"/>
+        </w:rPr>
+        <w:t xml:space="preserve">PowerShell </w:t>
+      </w:r>
+      <w:r>
+        <w:rPr>
+          <w:rFonts w:asciiTheme="minorHAnsi" w:hAnsiTheme="minorHAnsi" w:cstheme="minorHAnsi"/>
+          <w:bCs/>
+          <w:sz w:val="20"/>
+          <w:szCs w:val="20"/>
+        </w:rPr>
+        <w:t>deployment scripts</w:t>
+      </w:r>
+      <w:r>
+        <w:rPr>
+          <w:rFonts w:asciiTheme="minorHAnsi" w:hAnsiTheme="minorHAnsi" w:cstheme="minorHAnsi"/>
+          <w:bCs/>
+          <w:sz w:val="20"/>
+          <w:szCs w:val="20"/>
+        </w:rPr>
+        <w:t>, securely removing exam data and restoring standard configurations for reliable device reuse.</w:t>
+      </w:r>
+    </w:p>
+    <w:p>
+      <w:pPr>
+        <w:tabs>
+          <w:tab w:val="right" w:pos="10800"/>
+        </w:tabs>
+        <w:spacing w:after="0"/>
+        <w:contextualSpacing/>
+        <w:rPr>
+          <w:rFonts w:asciiTheme="minorHAnsi" w:hAnsiTheme="minorHAnsi" w:cstheme="minorHAnsi"/>
+          <w:b/>
+          <w:bCs/>
+          <w:sz w:val="20"/>
+          <w:szCs w:val="20"/>
+        </w:rPr>
+      </w:pPr>
+    </w:p>
+    <w:p>
+      <w:pPr>
+        <w:tabs>
+          <w:tab w:val="right" w:pos="10800"/>
+        </w:tabs>
+        <w:spacing w:after="0"/>
+        <w:contextualSpacing/>
+        <w:jc w:val="both"/>
+        <w:rPr>
+          <w:rFonts w:asciiTheme="minorHAnsi" w:hAnsiTheme="minorHAnsi" w:cstheme="minorHAnsi"/>
+          <w:b/>
+          <w:bCs/>
+          <w:sz w:val="20"/>
+          <w:szCs w:val="20"/>
+        </w:rPr>
+      </w:pPr>
+    </w:p>
+    <w:p>
+      <w:pPr>
+        <w:tabs>
+          <w:tab w:val="right" w:pos="10800"/>
+        </w:tabs>
+        <w:spacing w:after="0"/>
+        <w:contextualSpacing/>
+        <w:jc w:val="both"/>
+        <w:rPr>
+          <w:rFonts w:asciiTheme="minorHAnsi" w:hAnsiTheme="minorHAnsi" w:cstheme="minorHAnsi"/>
+          <w:b/>
+          <w:bCs/>
+          <w:sz w:val="20"/>
+          <w:szCs w:val="20"/>
+        </w:rPr>
+      </w:pPr>
+    </w:p>
+    <w:p>
+      <w:pPr>
+        <w:tabs>
+          <w:tab w:val="right" w:pos="10800"/>
+        </w:tabs>
+        <w:spacing w:after="0"/>
+        <w:contextualSpacing/>
+        <w:jc w:val="both"/>
+        <w:rPr>
+          <w:rFonts w:asciiTheme="minorHAnsi" w:hAnsiTheme="minorHAnsi" w:cstheme="minorHAnsi"/>
+          <w:b/>
+          <w:bCs/>
+          <w:sz w:val="20"/>
+          <w:szCs w:val="20"/>
+        </w:rPr>
+      </w:pPr>
+    </w:p>
+    <w:p>
+      <w:pPr>
+        <w:tabs>
+          <w:tab w:val="right" w:pos="10800"/>
+        </w:tabs>
+        <w:spacing w:after="0"/>
+        <w:contextualSpacing/>
+        <w:jc w:val="both"/>
+        <w:rPr>
+          <w:rFonts w:asciiTheme="minorHAnsi" w:hAnsiTheme="minorHAnsi" w:cstheme="minorHAnsi"/>
+          <w:b/>
+          <w:bCs/>
+          <w:sz w:val="20"/>
+          <w:szCs w:val="20"/>
+        </w:rPr>
+      </w:pPr>
+    </w:p>
+    <w:p>
+      <w:pPr>
+        <w:tabs>
+          <w:tab w:val="right" w:pos="10800"/>
+        </w:tabs>
+        <w:spacing w:after="0"/>
+        <w:contextualSpacing/>
+        <w:jc w:val="both"/>
+        <w:rPr>
+          <w:rFonts w:asciiTheme="minorHAnsi" w:hAnsiTheme="minorHAnsi" w:cstheme="minorHAnsi"/>
+          <w:b/>
+          <w:bCs/>
+          <w:sz w:val="20"/>
+          <w:szCs w:val="20"/>
+        </w:rPr>
+      </w:pPr>
+      <w:r>
+        <w:rPr>
+          <w:rFonts w:asciiTheme="minorHAnsi" w:hAnsiTheme="minorHAnsi" w:cstheme="minorHAnsi"/>
+          <w:b/>
+          <w:bCs/>
+          <w:sz w:val="20"/>
+          <w:szCs w:val="20"/>
+        </w:rPr>
+        <w:lastRenderedPageBreak/>
+        <w:t>Gopher Industries</w:t>
+      </w:r>
+      <w:r>
+        <w:rPr>
+          <w:rFonts w:asciiTheme="minorHAnsi" w:hAnsiTheme="minorHAnsi" w:cstheme="minorHAnsi"/>
+          <w:bCs/>
+          <w:sz w:val="20"/>
+          <w:szCs w:val="20"/>
+        </w:rPr>
+        <w:t>,</w:t>
+      </w:r>
+      <w:r>
+        <w:rPr>
+          <w:rFonts w:asciiTheme="minorHAnsi" w:hAnsiTheme="minorHAnsi" w:cstheme="minorHAnsi"/>
+          <w:b/>
+          <w:bCs/>
+          <w:sz w:val="20"/>
+          <w:szCs w:val="20"/>
+        </w:rPr>
+        <w:t xml:space="preserve"> Australia</w:t>
+      </w:r>
+      <w:r>
+        <w:rPr>
+          <w:rFonts w:asciiTheme="minorHAnsi" w:hAnsiTheme="minorHAnsi" w:cstheme="minorHAnsi"/>
+          <w:bCs/>
+          <w:sz w:val="20"/>
+          <w:szCs w:val="20"/>
+        </w:rPr>
+        <w:tab/>
+        <w:t xml:space="preserve">                                                                            </w:t>
+      </w:r>
+      <w:r>
+        <w:rPr>
+          <w:rFonts w:asciiTheme="minorHAnsi" w:hAnsiTheme="minorHAnsi" w:cstheme="minorHAnsi"/>
+          <w:bCs/>
+          <w:sz w:val="20"/>
+          <w:szCs w:val="20"/>
+        </w:rPr>
+        <w:t>Nov 2023 – June</w:t>
+      </w:r>
+      <w:r>
+        <w:rPr>
+          <w:rFonts w:asciiTheme="minorHAnsi" w:hAnsiTheme="minorHAnsi" w:cstheme="minorHAnsi"/>
+          <w:bCs/>
+          <w:sz w:val="20"/>
+          <w:szCs w:val="20"/>
+        </w:rPr>
+        <w:t xml:space="preserve"> 2024</w:t>
+      </w:r>
+    </w:p>
+    <w:p>
+      <w:pPr>
+        <w:spacing w:after="0"/>
+        <w:contextualSpacing/>
+        <w:jc w:val="both"/>
+        <w:rPr>
+          <w:rFonts w:asciiTheme="minorHAnsi" w:hAnsiTheme="minorHAnsi" w:cstheme="minorHAnsi"/>
+          <w:b/>
+          <w:bCs/>
+          <w:i/>
+          <w:sz w:val="20"/>
+          <w:szCs w:val="20"/>
+        </w:rPr>
+      </w:pPr>
+      <w:r>
+        <w:rPr>
+          <w:rFonts w:asciiTheme="minorHAnsi" w:hAnsiTheme="minorHAnsi" w:cstheme="minorHAnsi"/>
+          <w:b/>
+          <w:bCs/>
+          <w:i/>
+          <w:sz w:val="20"/>
+          <w:szCs w:val="20"/>
+        </w:rPr>
+        <w:t>Project Member (Cyber Security Capstone Project)</w:t>
       </w:r>
     </w:p>
     <w:p>
@@ -2164,291 +2421,50 @@
         <w:rPr>
           <w:rFonts w:asciiTheme="minorHAnsi" w:hAnsiTheme="minorHAnsi" w:cstheme="minorHAnsi"/>
           <w:sz w:val="20"/>
-        </w:rPr>
-        <w:t>Reviewed</w:t>
-      </w:r>
-      <w:r>
-        <w:rPr>
-          <w:rFonts w:asciiTheme="minorHAnsi" w:hAnsiTheme="minorHAnsi" w:cstheme="minorHAnsi"/>
-          <w:spacing w:val="-3"/>
-          <w:sz w:val="20"/>
-        </w:rPr>
-        <w:t xml:space="preserve"> </w:t>
-      </w:r>
-      <w:r>
-        <w:rPr>
-          <w:rFonts w:asciiTheme="minorHAnsi" w:hAnsiTheme="minorHAnsi" w:cstheme="minorHAnsi"/>
-          <w:sz w:val="20"/>
-        </w:rPr>
-        <w:t>and</w:t>
-      </w:r>
-      <w:r>
-        <w:rPr>
-          <w:rFonts w:asciiTheme="minorHAnsi" w:hAnsiTheme="minorHAnsi" w:cstheme="minorHAnsi"/>
-          <w:spacing w:val="-3"/>
-          <w:sz w:val="20"/>
-        </w:rPr>
-        <w:t xml:space="preserve"> </w:t>
-      </w:r>
-      <w:r>
-        <w:rPr>
-          <w:rFonts w:asciiTheme="minorHAnsi" w:hAnsiTheme="minorHAnsi" w:cstheme="minorHAnsi"/>
-          <w:sz w:val="20"/>
-        </w:rPr>
-        <w:t xml:space="preserve">managed </w:t>
-      </w:r>
-      <w:proofErr w:type="spellStart"/>
-      <w:r>
-        <w:rPr>
-          <w:rFonts w:asciiTheme="minorHAnsi" w:hAnsiTheme="minorHAnsi" w:cstheme="minorHAnsi"/>
-          <w:b/>
-          <w:sz w:val="20"/>
-        </w:rPr>
-        <w:t>GitHub</w:t>
-      </w:r>
-      <w:proofErr w:type="spellEnd"/>
-      <w:r>
-        <w:rPr>
-          <w:rFonts w:asciiTheme="minorHAnsi" w:hAnsiTheme="minorHAnsi" w:cstheme="minorHAnsi"/>
-          <w:b/>
-          <w:spacing w:val="-3"/>
-          <w:sz w:val="20"/>
-        </w:rPr>
-        <w:t xml:space="preserve"> </w:t>
-      </w:r>
-      <w:r>
-        <w:rPr>
-          <w:rFonts w:asciiTheme="minorHAnsi" w:hAnsiTheme="minorHAnsi" w:cstheme="minorHAnsi"/>
-          <w:b/>
-          <w:sz w:val="20"/>
-        </w:rPr>
-        <w:t>pull</w:t>
-      </w:r>
-      <w:r>
-        <w:rPr>
-          <w:rFonts w:asciiTheme="minorHAnsi" w:hAnsiTheme="minorHAnsi" w:cstheme="minorHAnsi"/>
-          <w:b/>
-          <w:spacing w:val="-5"/>
-          <w:sz w:val="20"/>
-        </w:rPr>
-        <w:t xml:space="preserve"> </w:t>
-      </w:r>
-      <w:r>
-        <w:rPr>
-          <w:rFonts w:asciiTheme="minorHAnsi" w:hAnsiTheme="minorHAnsi" w:cstheme="minorHAnsi"/>
-          <w:b/>
-          <w:sz w:val="20"/>
-        </w:rPr>
-        <w:t>requests</w:t>
-      </w:r>
-      <w:r>
-        <w:rPr>
-          <w:rFonts w:asciiTheme="minorHAnsi" w:hAnsiTheme="minorHAnsi" w:cstheme="minorHAnsi"/>
-          <w:sz w:val="20"/>
-        </w:rPr>
-        <w:t>,</w:t>
-      </w:r>
-      <w:r>
-        <w:rPr>
-          <w:rFonts w:asciiTheme="minorHAnsi" w:hAnsiTheme="minorHAnsi" w:cstheme="minorHAnsi"/>
-          <w:spacing w:val="-3"/>
-          <w:sz w:val="20"/>
-        </w:rPr>
-        <w:t xml:space="preserve"> </w:t>
-      </w:r>
-      <w:r>
-        <w:rPr>
-          <w:rFonts w:asciiTheme="minorHAnsi" w:hAnsiTheme="minorHAnsi" w:cstheme="minorHAnsi"/>
-          <w:sz w:val="20"/>
-        </w:rPr>
-        <w:t>maintaining</w:t>
-      </w:r>
-      <w:r>
-        <w:rPr>
-          <w:rFonts w:asciiTheme="minorHAnsi" w:hAnsiTheme="minorHAnsi" w:cstheme="minorHAnsi"/>
-          <w:spacing w:val="-4"/>
-          <w:sz w:val="20"/>
-        </w:rPr>
-        <w:t xml:space="preserve"> </w:t>
-      </w:r>
-      <w:r>
-        <w:rPr>
-          <w:rFonts w:asciiTheme="minorHAnsi" w:hAnsiTheme="minorHAnsi" w:cstheme="minorHAnsi"/>
-          <w:sz w:val="20"/>
-        </w:rPr>
-        <w:t>code</w:t>
-      </w:r>
-      <w:r>
-        <w:rPr>
-          <w:rFonts w:asciiTheme="minorHAnsi" w:hAnsiTheme="minorHAnsi" w:cstheme="minorHAnsi"/>
-          <w:spacing w:val="-4"/>
-          <w:sz w:val="20"/>
-        </w:rPr>
-        <w:t xml:space="preserve"> </w:t>
-      </w:r>
-      <w:r>
-        <w:rPr>
-          <w:rFonts w:asciiTheme="minorHAnsi" w:hAnsiTheme="minorHAnsi" w:cstheme="minorHAnsi"/>
-          <w:sz w:val="20"/>
-        </w:rPr>
-        <w:t>quality</w:t>
-      </w:r>
-      <w:r>
-        <w:rPr>
-          <w:rFonts w:asciiTheme="minorHAnsi" w:hAnsiTheme="minorHAnsi" w:cstheme="minorHAnsi"/>
-          <w:spacing w:val="-3"/>
-          <w:sz w:val="20"/>
-        </w:rPr>
-        <w:t xml:space="preserve"> </w:t>
-      </w:r>
-      <w:r>
-        <w:rPr>
-          <w:rFonts w:asciiTheme="minorHAnsi" w:hAnsiTheme="minorHAnsi" w:cstheme="minorHAnsi"/>
-          <w:sz w:val="20"/>
-        </w:rPr>
-        <w:t>and</w:t>
-      </w:r>
-      <w:r>
-        <w:rPr>
-          <w:rFonts w:asciiTheme="minorHAnsi" w:hAnsiTheme="minorHAnsi" w:cstheme="minorHAnsi"/>
-          <w:spacing w:val="-3"/>
-          <w:sz w:val="20"/>
-        </w:rPr>
-        <w:t xml:space="preserve"> </w:t>
-      </w:r>
-      <w:r>
-        <w:rPr>
-          <w:rFonts w:asciiTheme="minorHAnsi" w:hAnsiTheme="minorHAnsi" w:cstheme="minorHAnsi"/>
-          <w:sz w:val="20"/>
-        </w:rPr>
-        <w:t xml:space="preserve">leading </w:t>
-      </w:r>
-      <w:r>
-        <w:rPr>
-          <w:rFonts w:asciiTheme="minorHAnsi" w:hAnsiTheme="minorHAnsi" w:cstheme="minorHAnsi"/>
-          <w:b/>
-          <w:sz w:val="20"/>
-        </w:rPr>
-        <w:t>weekly</w:t>
-      </w:r>
-      <w:r>
-        <w:rPr>
-          <w:rFonts w:asciiTheme="minorHAnsi" w:hAnsiTheme="minorHAnsi" w:cstheme="minorHAnsi"/>
-          <w:b/>
-          <w:spacing w:val="-4"/>
-          <w:sz w:val="20"/>
-        </w:rPr>
-        <w:t xml:space="preserve"> </w:t>
-      </w:r>
-      <w:r>
-        <w:rPr>
-          <w:rFonts w:asciiTheme="minorHAnsi" w:hAnsiTheme="minorHAnsi" w:cstheme="minorHAnsi"/>
-          <w:b/>
-          <w:sz w:val="20"/>
-        </w:rPr>
-        <w:t>stand-ups</w:t>
-      </w:r>
-      <w:r>
-        <w:rPr>
-          <w:rFonts w:asciiTheme="minorHAnsi" w:hAnsiTheme="minorHAnsi" w:cstheme="minorHAnsi"/>
-          <w:b/>
-          <w:spacing w:val="-3"/>
-          <w:sz w:val="20"/>
-        </w:rPr>
-        <w:t xml:space="preserve"> </w:t>
-      </w:r>
-      <w:r>
-        <w:rPr>
-          <w:rFonts w:asciiTheme="minorHAnsi" w:hAnsiTheme="minorHAnsi" w:cstheme="minorHAnsi"/>
-          <w:sz w:val="20"/>
-        </w:rPr>
-        <w:t>to</w:t>
-      </w:r>
-      <w:r>
-        <w:rPr>
-          <w:rFonts w:asciiTheme="minorHAnsi" w:hAnsiTheme="minorHAnsi" w:cstheme="minorHAnsi"/>
-          <w:spacing w:val="-3"/>
-          <w:sz w:val="20"/>
-        </w:rPr>
-        <w:t xml:space="preserve"> </w:t>
-      </w:r>
-      <w:r>
-        <w:rPr>
-          <w:rFonts w:asciiTheme="minorHAnsi" w:hAnsiTheme="minorHAnsi" w:cstheme="minorHAnsi"/>
-          <w:sz w:val="20"/>
-        </w:rPr>
-        <w:t>coordinate tasks and resolve development issues.</w:t>
-      </w:r>
-    </w:p>
-    <w:p>
-      <w:pPr>
-        <w:pStyle w:val="NormalWeb"/>
-        <w:tabs>
-          <w:tab w:val="right" w:pos="0"/>
-          <w:tab w:val="right" w:pos="10800"/>
-        </w:tabs>
-        <w:spacing w:after="0" w:afterAutospacing="0"/>
-        <w:rPr>
-          <w:rFonts w:asciiTheme="minorHAnsi" w:hAnsiTheme="minorHAnsi" w:cstheme="minorHAnsi"/>
-          <w:bCs/>
-          <w:sz w:val="20"/>
-          <w:szCs w:val="20"/>
-        </w:rPr>
-      </w:pPr>
-      <w:r>
-        <w:rPr>
-          <w:rFonts w:asciiTheme="minorHAnsi" w:hAnsiTheme="minorHAnsi" w:cstheme="minorHAnsi"/>
-          <w:b/>
-          <w:bCs/>
-          <w:sz w:val="20"/>
-          <w:szCs w:val="20"/>
-        </w:rPr>
-        <w:lastRenderedPageBreak/>
-        <w:t xml:space="preserve">Special Communication Organization (SCO), Pakistan                                               </w:t>
-      </w:r>
-      <w:r>
-        <w:rPr>
-          <w:rFonts w:asciiTheme="minorHAnsi" w:hAnsiTheme="minorHAnsi" w:cstheme="minorHAnsi"/>
-          <w:b/>
-          <w:bCs/>
-          <w:sz w:val="20"/>
-          <w:szCs w:val="20"/>
-        </w:rPr>
-        <w:tab/>
-      </w:r>
-      <w:r>
-        <w:rPr>
-          <w:rFonts w:asciiTheme="minorHAnsi" w:hAnsiTheme="minorHAnsi" w:cstheme="minorHAnsi"/>
-          <w:bCs/>
-          <w:sz w:val="20"/>
-          <w:szCs w:val="20"/>
-        </w:rPr>
-        <w:t>Jun 2021 – Nov 2021</w:t>
-      </w:r>
-    </w:p>
-    <w:p>
-      <w:pPr>
-        <w:pStyle w:val="NormalWeb"/>
-        <w:spacing w:before="0" w:beforeAutospacing="0" w:after="0" w:afterAutospacing="0"/>
-        <w:rPr>
-          <w:rFonts w:asciiTheme="minorHAnsi" w:hAnsiTheme="minorHAnsi" w:cstheme="minorHAnsi"/>
-          <w:b/>
-          <w:bCs/>
-          <w:i/>
-          <w:sz w:val="20"/>
-          <w:szCs w:val="20"/>
-        </w:rPr>
-      </w:pPr>
-      <w:r>
-        <w:rPr>
-          <w:rFonts w:asciiTheme="minorHAnsi" w:hAnsiTheme="minorHAnsi" w:cstheme="minorHAnsi"/>
-          <w:b/>
-          <w:bCs/>
-          <w:i/>
-          <w:sz w:val="20"/>
-          <w:szCs w:val="20"/>
-        </w:rPr>
-        <w:t>IT Intern</w:t>
+          <w:szCs w:val="20"/>
+          <w:lang w:eastAsia="en-US"/>
+        </w:rPr>
+        <w:t xml:space="preserve">Conducted </w:t>
+      </w:r>
+      <w:r>
+        <w:rPr>
+          <w:rFonts w:asciiTheme="minorHAnsi" w:hAnsiTheme="minorHAnsi" w:cstheme="minorHAnsi"/>
+          <w:b/>
+          <w:bCs/>
+          <w:sz w:val="20"/>
+          <w:szCs w:val="20"/>
+          <w:lang w:eastAsia="en-US"/>
+        </w:rPr>
+        <w:t>Security Risk Assessments</w:t>
+      </w:r>
+      <w:r>
+        <w:rPr>
+          <w:rFonts w:asciiTheme="minorHAnsi" w:hAnsiTheme="minorHAnsi" w:cstheme="minorHAnsi"/>
+          <w:sz w:val="20"/>
+          <w:szCs w:val="20"/>
+          <w:lang w:eastAsia="en-US"/>
+        </w:rPr>
+        <w:t xml:space="preserve"> and </w:t>
+      </w:r>
+      <w:r>
+        <w:rPr>
+          <w:rFonts w:asciiTheme="minorHAnsi" w:hAnsiTheme="minorHAnsi" w:cstheme="minorHAnsi"/>
+          <w:b/>
+          <w:bCs/>
+          <w:sz w:val="20"/>
+          <w:szCs w:val="20"/>
+          <w:lang w:eastAsia="en-US"/>
+        </w:rPr>
+        <w:t>Vulnerability Assessments</w:t>
+      </w:r>
+      <w:r>
+        <w:rPr>
+          <w:rFonts w:asciiTheme="minorHAnsi" w:hAnsiTheme="minorHAnsi" w:cstheme="minorHAnsi"/>
+          <w:sz w:val="20"/>
+          <w:szCs w:val="20"/>
+          <w:lang w:eastAsia="en-US"/>
+        </w:rPr>
+        <w:t xml:space="preserve"> to identify and mitigate potential security risks across multiple web-based applications which enhance overall security posture by 70%. </w:t>
       </w:r>
     </w:p>
     <w:p>
@@ -2477,56 +2493,44 @@
           <w:rFonts w:asciiTheme="minorHAnsi" w:hAnsiTheme="minorHAnsi" w:cstheme="minorHAnsi"/>
           <w:sz w:val="20"/>
           <w:szCs w:val="20"/>
-          <w:lang w:val="en" w:eastAsia="en-GB"/>
-        </w:rPr>
-        <w:t xml:space="preserve">Coordinated </w:t>
-      </w:r>
-      <w:r>
-        <w:rPr>
-          <w:rFonts w:asciiTheme="minorHAnsi" w:hAnsiTheme="minorHAnsi" w:cstheme="minorHAnsi"/>
-          <w:b/>
-          <w:sz w:val="20"/>
-          <w:szCs w:val="20"/>
-          <w:lang w:val="en" w:eastAsia="en-GB"/>
-        </w:rPr>
-        <w:t>IT operations</w:t>
-      </w:r>
-      <w:r>
-        <w:rPr>
-          <w:rFonts w:asciiTheme="minorHAnsi" w:hAnsiTheme="minorHAnsi" w:cstheme="minorHAnsi"/>
-          <w:sz w:val="20"/>
-          <w:szCs w:val="20"/>
-          <w:lang w:val="en" w:eastAsia="en-GB"/>
-        </w:rPr>
-        <w:t xml:space="preserve"> by coordinating and documenting various activities, resulting in the completion of </w:t>
-      </w:r>
-      <w:r>
-        <w:rPr>
-          <w:rFonts w:asciiTheme="minorHAnsi" w:hAnsiTheme="minorHAnsi" w:cstheme="minorHAnsi"/>
-          <w:b/>
-          <w:sz w:val="20"/>
-          <w:szCs w:val="20"/>
-          <w:lang w:val="en" w:eastAsia="en-GB"/>
-        </w:rPr>
-        <w:t>+5 reports</w:t>
-      </w:r>
-      <w:r>
-        <w:rPr>
-          <w:rFonts w:asciiTheme="minorHAnsi" w:hAnsiTheme="minorHAnsi" w:cstheme="minorHAnsi"/>
-          <w:sz w:val="20"/>
-          <w:szCs w:val="20"/>
-          <w:lang w:val="en" w:eastAsia="en-GB"/>
-        </w:rPr>
-        <w:t xml:space="preserve"> for </w:t>
-      </w:r>
-      <w:r>
-        <w:rPr>
-          <w:rFonts w:asciiTheme="minorHAnsi" w:hAnsiTheme="minorHAnsi" w:cstheme="minorHAnsi"/>
-          <w:sz w:val="20"/>
-          <w:szCs w:val="20"/>
-          <w:lang w:val="en" w:eastAsia="en-GB"/>
-        </w:rPr>
-        <w:t>an affiliated government organization.</w:t>
+        </w:rPr>
+        <w:t xml:space="preserve">Implemented security controls, data protection measures, and </w:t>
+      </w:r>
+      <w:r>
+        <w:rPr>
+          <w:rFonts w:asciiTheme="minorHAnsi" w:hAnsiTheme="minorHAnsi" w:cstheme="minorHAnsi"/>
+          <w:b/>
+          <w:sz w:val="20"/>
+          <w:szCs w:val="20"/>
+        </w:rPr>
+        <w:t>Identity &amp; Access Management (IAM)</w:t>
+      </w:r>
+      <w:r>
+        <w:rPr>
+          <w:rFonts w:asciiTheme="minorHAnsi" w:hAnsiTheme="minorHAnsi" w:cstheme="minorHAnsi"/>
+          <w:sz w:val="20"/>
+          <w:szCs w:val="20"/>
+        </w:rPr>
+        <w:t xml:space="preserve"> practices using </w:t>
+      </w:r>
+      <w:proofErr w:type="spellStart"/>
+      <w:r>
+        <w:rPr>
+          <w:rFonts w:asciiTheme="minorHAnsi" w:hAnsiTheme="minorHAnsi" w:cstheme="minorHAnsi"/>
+          <w:b/>
+          <w:sz w:val="20"/>
+          <w:szCs w:val="20"/>
+        </w:rPr>
+        <w:t>Keycloak</w:t>
+      </w:r>
+      <w:proofErr w:type="spellEnd"/>
+      <w:r>
+        <w:rPr>
+          <w:rFonts w:asciiTheme="minorHAnsi" w:hAnsiTheme="minorHAnsi" w:cstheme="minorHAnsi"/>
+          <w:sz w:val="20"/>
+          <w:szCs w:val="20"/>
+        </w:rPr>
+        <w:t>, enhancing the safeguarding of sensitive information.</w:t>
       </w:r>
     </w:p>
     <w:p>
@@ -2555,28 +2559,9 @@
           <w:rFonts w:asciiTheme="minorHAnsi" w:hAnsiTheme="minorHAnsi" w:cstheme="minorHAnsi"/>
           <w:sz w:val="20"/>
           <w:szCs w:val="20"/>
-          <w:lang w:val="en" w:eastAsia="en-GB"/>
-        </w:rPr>
-        <w:t xml:space="preserve">Prepared </w:t>
-      </w:r>
-      <w:r>
-        <w:rPr>
-          <w:rFonts w:asciiTheme="minorHAnsi" w:hAnsiTheme="minorHAnsi" w:cstheme="minorHAnsi"/>
-          <w:b/>
-          <w:sz w:val="20"/>
-          <w:szCs w:val="20"/>
-          <w:lang w:val="en" w:eastAsia="en-GB"/>
-        </w:rPr>
-        <w:t>technical reports</w:t>
-      </w:r>
-      <w:r>
-        <w:rPr>
-          <w:rFonts w:asciiTheme="minorHAnsi" w:hAnsiTheme="minorHAnsi" w:cstheme="minorHAnsi"/>
-          <w:sz w:val="20"/>
-          <w:szCs w:val="20"/>
-          <w:lang w:val="en" w:eastAsia="en-GB"/>
-        </w:rPr>
-        <w:t xml:space="preserve"> and organized project materials creating clear communication across departments.</w:t>
+          <w:lang w:eastAsia="en-US"/>
+        </w:rPr>
+        <w:t>Conducted security testing and threat analysis that resulted in a 5% improvement in application and infrastructure security.</w:t>
       </w:r>
     </w:p>
     <w:p>
@@ -2604,28 +2589,288 @@
         <w:rPr>
           <w:rFonts w:asciiTheme="minorHAnsi" w:hAnsiTheme="minorHAnsi" w:cstheme="minorHAnsi"/>
           <w:sz w:val="20"/>
-          <w:szCs w:val="20"/>
-          <w:lang w:val="en" w:eastAsia="en-GB"/>
-        </w:rPr>
-        <w:t xml:space="preserve">Managed data for </w:t>
-      </w:r>
-      <w:r>
-        <w:rPr>
-          <w:rFonts w:asciiTheme="minorHAnsi" w:hAnsiTheme="minorHAnsi" w:cstheme="minorHAnsi"/>
-          <w:sz w:val="20"/>
-          <w:szCs w:val="20"/>
-          <w:lang w:val="en" w:eastAsia="en-GB"/>
-        </w:rPr>
-        <w:t>multiple operational</w:t>
-      </w:r>
-      <w:r>
-        <w:rPr>
-          <w:rFonts w:asciiTheme="minorHAnsi" w:hAnsiTheme="minorHAnsi" w:cstheme="minorHAnsi"/>
-          <w:sz w:val="20"/>
-          <w:szCs w:val="20"/>
-          <w:lang w:val="en" w:eastAsia="en-GB"/>
-        </w:rPr>
-        <w:t xml:space="preserve"> and compliance projects, enhancing information tracking processes and supporting the completion of regulatory reports.</w:t>
+        </w:rPr>
+        <w:t>Reviewed</w:t>
+      </w:r>
+      <w:r>
+        <w:rPr>
+          <w:rFonts w:asciiTheme="minorHAnsi" w:hAnsiTheme="minorHAnsi" w:cstheme="minorHAnsi"/>
+          <w:spacing w:val="-3"/>
+          <w:sz w:val="20"/>
+        </w:rPr>
+        <w:t xml:space="preserve"> </w:t>
+      </w:r>
+      <w:r>
+        <w:rPr>
+          <w:rFonts w:asciiTheme="minorHAnsi" w:hAnsiTheme="minorHAnsi" w:cstheme="minorHAnsi"/>
+          <w:sz w:val="20"/>
+        </w:rPr>
+        <w:t>and</w:t>
+      </w:r>
+      <w:r>
+        <w:rPr>
+          <w:rFonts w:asciiTheme="minorHAnsi" w:hAnsiTheme="minorHAnsi" w:cstheme="minorHAnsi"/>
+          <w:spacing w:val="-3"/>
+          <w:sz w:val="20"/>
+        </w:rPr>
+        <w:t xml:space="preserve"> </w:t>
+      </w:r>
+      <w:r>
+        <w:rPr>
+          <w:rFonts w:asciiTheme="minorHAnsi" w:hAnsiTheme="minorHAnsi" w:cstheme="minorHAnsi"/>
+          <w:sz w:val="20"/>
+        </w:rPr>
+        <w:t xml:space="preserve">managed </w:t>
+      </w:r>
+      <w:r>
+        <w:rPr>
+          <w:rFonts w:asciiTheme="minorHAnsi" w:hAnsiTheme="minorHAnsi" w:cstheme="minorHAnsi"/>
+          <w:b/>
+          <w:sz w:val="20"/>
+        </w:rPr>
+        <w:t>GitHub</w:t>
+      </w:r>
+      <w:r>
+        <w:rPr>
+          <w:rFonts w:asciiTheme="minorHAnsi" w:hAnsiTheme="minorHAnsi" w:cstheme="minorHAnsi"/>
+          <w:b/>
+          <w:spacing w:val="-3"/>
+          <w:sz w:val="20"/>
+        </w:rPr>
+        <w:t xml:space="preserve"> </w:t>
+      </w:r>
+      <w:r>
+        <w:rPr>
+          <w:rFonts w:asciiTheme="minorHAnsi" w:hAnsiTheme="minorHAnsi" w:cstheme="minorHAnsi"/>
+          <w:b/>
+          <w:sz w:val="20"/>
+        </w:rPr>
+        <w:t>pull</w:t>
+      </w:r>
+      <w:r>
+        <w:rPr>
+          <w:rFonts w:asciiTheme="minorHAnsi" w:hAnsiTheme="minorHAnsi" w:cstheme="minorHAnsi"/>
+          <w:b/>
+          <w:spacing w:val="-5"/>
+          <w:sz w:val="20"/>
+        </w:rPr>
+        <w:t xml:space="preserve"> </w:t>
+      </w:r>
+      <w:r>
+        <w:rPr>
+          <w:rFonts w:asciiTheme="minorHAnsi" w:hAnsiTheme="minorHAnsi" w:cstheme="minorHAnsi"/>
+          <w:b/>
+          <w:sz w:val="20"/>
+        </w:rPr>
+        <w:t>requests</w:t>
+      </w:r>
+      <w:r>
+        <w:rPr>
+          <w:rFonts w:asciiTheme="minorHAnsi" w:hAnsiTheme="minorHAnsi" w:cstheme="minorHAnsi"/>
+          <w:sz w:val="20"/>
+        </w:rPr>
+        <w:t>,</w:t>
+      </w:r>
+      <w:r>
+        <w:rPr>
+          <w:rFonts w:asciiTheme="minorHAnsi" w:hAnsiTheme="minorHAnsi" w:cstheme="minorHAnsi"/>
+          <w:spacing w:val="-3"/>
+          <w:sz w:val="20"/>
+        </w:rPr>
+        <w:t xml:space="preserve"> </w:t>
+      </w:r>
+      <w:r>
+        <w:rPr>
+          <w:rFonts w:asciiTheme="minorHAnsi" w:hAnsiTheme="minorHAnsi" w:cstheme="minorHAnsi"/>
+          <w:sz w:val="20"/>
+        </w:rPr>
+        <w:t>maintaining</w:t>
+      </w:r>
+      <w:r>
+        <w:rPr>
+          <w:rFonts w:asciiTheme="minorHAnsi" w:hAnsiTheme="minorHAnsi" w:cstheme="minorHAnsi"/>
+          <w:spacing w:val="-4"/>
+          <w:sz w:val="20"/>
+        </w:rPr>
+        <w:t xml:space="preserve"> </w:t>
+      </w:r>
+      <w:r>
+        <w:rPr>
+          <w:rFonts w:asciiTheme="minorHAnsi" w:hAnsiTheme="minorHAnsi" w:cstheme="minorHAnsi"/>
+          <w:sz w:val="20"/>
+        </w:rPr>
+        <w:t>code</w:t>
+      </w:r>
+      <w:r>
+        <w:rPr>
+          <w:rFonts w:asciiTheme="minorHAnsi" w:hAnsiTheme="minorHAnsi" w:cstheme="minorHAnsi"/>
+          <w:spacing w:val="-4"/>
+          <w:sz w:val="20"/>
+        </w:rPr>
+        <w:t xml:space="preserve"> </w:t>
+      </w:r>
+      <w:r>
+        <w:rPr>
+          <w:rFonts w:asciiTheme="minorHAnsi" w:hAnsiTheme="minorHAnsi" w:cstheme="minorHAnsi"/>
+          <w:sz w:val="20"/>
+        </w:rPr>
+        <w:t>quality</w:t>
+      </w:r>
+      <w:r>
+        <w:rPr>
+          <w:rFonts w:asciiTheme="minorHAnsi" w:hAnsiTheme="minorHAnsi" w:cstheme="minorHAnsi"/>
+          <w:spacing w:val="-3"/>
+          <w:sz w:val="20"/>
+        </w:rPr>
+        <w:t xml:space="preserve"> </w:t>
+      </w:r>
+      <w:r>
+        <w:rPr>
+          <w:rFonts w:asciiTheme="minorHAnsi" w:hAnsiTheme="minorHAnsi" w:cstheme="minorHAnsi"/>
+          <w:sz w:val="20"/>
+        </w:rPr>
+        <w:t>and</w:t>
+      </w:r>
+      <w:r>
+        <w:rPr>
+          <w:rFonts w:asciiTheme="minorHAnsi" w:hAnsiTheme="minorHAnsi" w:cstheme="minorHAnsi"/>
+          <w:spacing w:val="-3"/>
+          <w:sz w:val="20"/>
+        </w:rPr>
+        <w:t xml:space="preserve"> </w:t>
+      </w:r>
+      <w:r>
+        <w:rPr>
+          <w:rFonts w:asciiTheme="minorHAnsi" w:hAnsiTheme="minorHAnsi" w:cstheme="minorHAnsi"/>
+          <w:sz w:val="20"/>
+        </w:rPr>
+        <w:t xml:space="preserve">leading </w:t>
+      </w:r>
+      <w:r>
+        <w:rPr>
+          <w:rFonts w:asciiTheme="minorHAnsi" w:hAnsiTheme="minorHAnsi" w:cstheme="minorHAnsi"/>
+          <w:b/>
+          <w:sz w:val="20"/>
+        </w:rPr>
+        <w:t>weekly</w:t>
+      </w:r>
+      <w:r>
+        <w:rPr>
+          <w:rFonts w:asciiTheme="minorHAnsi" w:hAnsiTheme="minorHAnsi" w:cstheme="minorHAnsi"/>
+          <w:b/>
+          <w:spacing w:val="-4"/>
+          <w:sz w:val="20"/>
+        </w:rPr>
+        <w:t xml:space="preserve"> </w:t>
+      </w:r>
+      <w:r>
+        <w:rPr>
+          <w:rFonts w:asciiTheme="minorHAnsi" w:hAnsiTheme="minorHAnsi" w:cstheme="minorHAnsi"/>
+          <w:b/>
+          <w:sz w:val="20"/>
+        </w:rPr>
+        <w:t>stand-ups</w:t>
+      </w:r>
+      <w:r>
+        <w:rPr>
+          <w:rFonts w:asciiTheme="minorHAnsi" w:hAnsiTheme="minorHAnsi" w:cstheme="minorHAnsi"/>
+          <w:b/>
+          <w:spacing w:val="-3"/>
+          <w:sz w:val="20"/>
+        </w:rPr>
+        <w:t xml:space="preserve"> </w:t>
+      </w:r>
+      <w:r>
+        <w:rPr>
+          <w:rFonts w:asciiTheme="minorHAnsi" w:hAnsiTheme="minorHAnsi" w:cstheme="minorHAnsi"/>
+          <w:sz w:val="20"/>
+        </w:rPr>
+        <w:t>to</w:t>
+      </w:r>
+      <w:r>
+        <w:rPr>
+          <w:rFonts w:asciiTheme="minorHAnsi" w:hAnsiTheme="minorHAnsi" w:cstheme="minorHAnsi"/>
+          <w:spacing w:val="-3"/>
+          <w:sz w:val="20"/>
+        </w:rPr>
+        <w:t xml:space="preserve"> </w:t>
+      </w:r>
+      <w:r>
+        <w:rPr>
+          <w:rFonts w:asciiTheme="minorHAnsi" w:hAnsiTheme="minorHAnsi" w:cstheme="minorHAnsi"/>
+          <w:sz w:val="20"/>
+        </w:rPr>
+        <w:t>coordinate tasks and resolve development issues.</w:t>
+      </w:r>
+    </w:p>
+    <w:p>
+      <w:pPr>
+        <w:pStyle w:val="NormalWeb"/>
+        <w:tabs>
+          <w:tab w:val="right" w:pos="0"/>
+          <w:tab w:val="right" w:pos="10800"/>
+        </w:tabs>
+        <w:spacing w:after="0" w:afterAutospacing="0"/>
+        <w:rPr>
+          <w:rFonts w:asciiTheme="minorHAnsi" w:hAnsiTheme="minorHAnsi" w:cstheme="minorHAnsi"/>
+          <w:bCs/>
+          <w:sz w:val="20"/>
+          <w:szCs w:val="20"/>
+        </w:rPr>
+      </w:pPr>
+      <w:r>
+        <w:rPr>
+          <w:rFonts w:asciiTheme="minorHAnsi" w:hAnsiTheme="minorHAnsi" w:cstheme="minorHAnsi"/>
+          <w:b/>
+          <w:bCs/>
+          <w:sz w:val="20"/>
+          <w:szCs w:val="20"/>
+        </w:rPr>
+        <w:t xml:space="preserve">Special Communication Organization (SCO), Pakistan                                               </w:t>
+      </w:r>
+      <w:r>
+        <w:rPr>
+          <w:rFonts w:asciiTheme="minorHAnsi" w:hAnsiTheme="minorHAnsi" w:cstheme="minorHAnsi"/>
+          <w:b/>
+          <w:bCs/>
+          <w:sz w:val="20"/>
+          <w:szCs w:val="20"/>
+        </w:rPr>
+        <w:tab/>
+      </w:r>
+      <w:r>
+        <w:rPr>
+          <w:rFonts w:asciiTheme="minorHAnsi" w:hAnsiTheme="minorHAnsi" w:cstheme="minorHAnsi"/>
+          <w:bCs/>
+          <w:sz w:val="20"/>
+          <w:szCs w:val="20"/>
+        </w:rPr>
+        <w:t>Jun 2021 – Nov 2021</w:t>
+      </w:r>
+    </w:p>
+    <w:p>
+      <w:pPr>
+        <w:pStyle w:val="NormalWeb"/>
+        <w:spacing w:before="0" w:beforeAutospacing="0" w:after="0" w:afterAutospacing="0"/>
+        <w:rPr>
+          <w:rFonts w:asciiTheme="minorHAnsi" w:hAnsiTheme="minorHAnsi" w:cstheme="minorHAnsi"/>
+          <w:b/>
+          <w:bCs/>
+          <w:i/>
+          <w:sz w:val="20"/>
+          <w:szCs w:val="20"/>
+        </w:rPr>
+      </w:pPr>
+      <w:r>
+        <w:rPr>
+          <w:rFonts w:asciiTheme="minorHAnsi" w:hAnsiTheme="minorHAnsi" w:cstheme="minorHAnsi"/>
+          <w:b/>
+          <w:bCs/>
+          <w:i/>
+          <w:sz w:val="20"/>
+          <w:szCs w:val="20"/>
+        </w:rPr>
+        <w:t>IT Intern</w:t>
       </w:r>
     </w:p>
     <w:p>
@@ -2656,105 +2901,54 @@
           <w:szCs w:val="20"/>
           <w:lang w:val="en" w:eastAsia="en-GB"/>
         </w:rPr>
-        <w:t>Implemented process improvements that enhanced workflow efficiency by 60%, reducing project turnaround time by 5 days across departmental teams.</w:t>
-      </w:r>
-    </w:p>
-    <w:p>
-      <w:pPr>
-        <w:widowControl w:val="0"/>
-        <w:tabs>
-          <w:tab w:val="left" w:pos="419"/>
-        </w:tabs>
-        <w:autoSpaceDE w:val="0"/>
-        <w:autoSpaceDN w:val="0"/>
-        <w:spacing w:after="0"/>
-        <w:ind w:left="174" w:right="885"/>
-        <w:jc w:val="both"/>
-        <w:rPr>
-          <w:sz w:val="20"/>
-        </w:rPr>
-      </w:pPr>
-    </w:p>
-    <w:p>
-      <w:pPr>
-        <w:tabs>
-          <w:tab w:val="right" w:pos="10800"/>
-        </w:tabs>
-        <w:spacing w:after="0"/>
-        <w:contextualSpacing/>
-        <w:jc w:val="both"/>
-        <w:rPr>
-          <w:rFonts w:asciiTheme="minorHAnsi" w:hAnsiTheme="minorHAnsi" w:cstheme="minorHAnsi"/>
-          <w:b/>
-          <w:bCs/>
-          <w:sz w:val="20"/>
-          <w:szCs w:val="20"/>
-        </w:rPr>
-      </w:pPr>
-      <w:r>
-        <w:rPr>
-          <w:rFonts w:asciiTheme="minorHAnsi" w:hAnsiTheme="minorHAnsi" w:cstheme="minorHAnsi"/>
-          <w:b/>
-          <w:bCs/>
-          <w:sz w:val="20"/>
-          <w:szCs w:val="20"/>
-        </w:rPr>
-        <w:t>APCO Service Stations</w:t>
-      </w:r>
-      <w:r>
-        <w:rPr>
-          <w:rFonts w:asciiTheme="minorHAnsi" w:hAnsiTheme="minorHAnsi" w:cstheme="minorHAnsi"/>
-          <w:bCs/>
-          <w:sz w:val="20"/>
-          <w:szCs w:val="20"/>
-        </w:rPr>
-        <w:t xml:space="preserve">, </w:t>
-      </w:r>
-      <w:r>
-        <w:rPr>
-          <w:rFonts w:asciiTheme="minorHAnsi" w:hAnsiTheme="minorHAnsi" w:cstheme="minorHAnsi"/>
-          <w:b/>
-          <w:bCs/>
-          <w:sz w:val="20"/>
-          <w:szCs w:val="20"/>
-        </w:rPr>
-        <w:t>Grovedale, Australia</w:t>
-      </w:r>
-      <w:r>
-        <w:rPr>
-          <w:rFonts w:asciiTheme="minorHAnsi" w:hAnsiTheme="minorHAnsi" w:cstheme="minorHAnsi"/>
-          <w:bCs/>
-          <w:sz w:val="20"/>
-          <w:szCs w:val="20"/>
-        </w:rPr>
-        <w:tab/>
-        <w:t xml:space="preserve">                                                                            Nov 2022 – Current</w:t>
-      </w:r>
-    </w:p>
-    <w:p>
-      <w:pPr>
-        <w:spacing w:after="0"/>
-        <w:contextualSpacing/>
-        <w:jc w:val="both"/>
-        <w:rPr>
-          <w:rFonts w:asciiTheme="minorHAnsi" w:hAnsiTheme="minorHAnsi" w:cstheme="minorHAnsi"/>
-          <w:b/>
-          <w:bCs/>
-          <w:i/>
-          <w:sz w:val="20"/>
-          <w:szCs w:val="20"/>
-        </w:rPr>
-      </w:pPr>
-      <w:r>
-        <w:rPr>
-          <w:rFonts w:asciiTheme="minorHAnsi" w:hAnsiTheme="minorHAnsi" w:cstheme="minorHAnsi"/>
-          <w:b/>
-          <w:bCs/>
-          <w:i/>
-          <w:sz w:val="20"/>
-          <w:szCs w:val="20"/>
-        </w:rPr>
-        <w:t>Console Operator/Barista/ Café Assistant (Full-time)</w:t>
+        <w:t xml:space="preserve">Coordinated </w:t>
+      </w:r>
+      <w:r>
+        <w:rPr>
+          <w:rFonts w:asciiTheme="minorHAnsi" w:hAnsiTheme="minorHAnsi" w:cstheme="minorHAnsi"/>
+          <w:b/>
+          <w:sz w:val="20"/>
+          <w:szCs w:val="20"/>
+          <w:lang w:val="en" w:eastAsia="en-GB"/>
+        </w:rPr>
+        <w:t>IT operations</w:t>
+      </w:r>
+      <w:r>
+        <w:rPr>
+          <w:rFonts w:asciiTheme="minorHAnsi" w:hAnsiTheme="minorHAnsi" w:cstheme="minorHAnsi"/>
+          <w:sz w:val="20"/>
+          <w:szCs w:val="20"/>
+          <w:lang w:val="en" w:eastAsia="en-GB"/>
+        </w:rPr>
+        <w:t xml:space="preserve"> by coordinating and documenting various activities, resulting in the completion of </w:t>
+      </w:r>
+      <w:r>
+        <w:rPr>
+          <w:rFonts w:asciiTheme="minorHAnsi" w:hAnsiTheme="minorHAnsi" w:cstheme="minorHAnsi"/>
+          <w:b/>
+          <w:sz w:val="20"/>
+          <w:szCs w:val="20"/>
+          <w:lang w:val="en" w:eastAsia="en-GB"/>
+        </w:rPr>
+        <w:t>+5 reports</w:t>
+      </w:r>
+      <w:r>
+        <w:rPr>
+          <w:rFonts w:asciiTheme="minorHAnsi" w:hAnsiTheme="minorHAnsi" w:cstheme="minorHAnsi"/>
+          <w:sz w:val="20"/>
+          <w:szCs w:val="20"/>
+          <w:lang w:val="en" w:eastAsia="en-GB"/>
+        </w:rPr>
+        <w:t xml:space="preserve"> for </w:t>
+      </w:r>
+      <w:r>
+        <w:rPr>
+          <w:rFonts w:asciiTheme="minorHAnsi" w:hAnsiTheme="minorHAnsi" w:cstheme="minorHAnsi"/>
+          <w:sz w:val="20"/>
+          <w:szCs w:val="20"/>
+          <w:lang w:val="en" w:eastAsia="en-GB"/>
+        </w:rPr>
+        <w:t>an affiliated government organization.</w:t>
       </w:r>
     </w:p>
     <w:p>
@@ -2783,80 +2977,28 @@
           <w:rFonts w:asciiTheme="minorHAnsi" w:hAnsiTheme="minorHAnsi" w:cstheme="minorHAnsi"/>
           <w:sz w:val="20"/>
           <w:szCs w:val="20"/>
-          <w:lang w:eastAsia="en-US"/>
-        </w:rPr>
-        <w:t xml:space="preserve">Managed daily front-line operations independently, providing support to 50+ customers daily while ensuring efficient </w:t>
-      </w:r>
-      <w:r>
-        <w:rPr>
-          <w:rFonts w:asciiTheme="minorHAnsi" w:hAnsiTheme="minorHAnsi" w:cstheme="minorHAnsi"/>
-          <w:b/>
-          <w:bCs/>
-          <w:sz w:val="20"/>
-          <w:szCs w:val="20"/>
-          <w:lang w:eastAsia="en-US"/>
-        </w:rPr>
-        <w:t xml:space="preserve">issue </w:t>
-      </w:r>
-      <w:r>
-        <w:rPr>
-          <w:rFonts w:asciiTheme="minorHAnsi" w:hAnsiTheme="minorHAnsi" w:cstheme="minorHAnsi"/>
-          <w:b/>
-          <w:bCs/>
-          <w:sz w:val="20"/>
-          <w:szCs w:val="20"/>
-          <w:lang w:eastAsia="en-US"/>
-        </w:rPr>
-        <w:t xml:space="preserve">  </w:t>
-      </w:r>
-      <w:r>
-        <w:rPr>
-          <w:rFonts w:asciiTheme="minorHAnsi" w:hAnsiTheme="minorHAnsi" w:cstheme="minorHAnsi"/>
-          <w:b/>
-          <w:bCs/>
-          <w:sz w:val="20"/>
-          <w:szCs w:val="20"/>
-          <w:lang w:eastAsia="en-US"/>
-        </w:rPr>
-        <w:t xml:space="preserve"> resolution</w:t>
-      </w:r>
-      <w:r>
-        <w:rPr>
-          <w:rFonts w:asciiTheme="minorHAnsi" w:hAnsiTheme="minorHAnsi" w:cstheme="minorHAnsi"/>
-          <w:sz w:val="20"/>
-          <w:szCs w:val="20"/>
-          <w:lang w:eastAsia="en-US"/>
-        </w:rPr>
-        <w:t xml:space="preserve">, </w:t>
-      </w:r>
-      <w:r>
-        <w:rPr>
-          <w:rFonts w:asciiTheme="minorHAnsi" w:hAnsiTheme="minorHAnsi" w:cstheme="minorHAnsi"/>
-          <w:b/>
-          <w:bCs/>
-          <w:sz w:val="20"/>
-          <w:szCs w:val="20"/>
-          <w:lang w:eastAsia="en-US"/>
-        </w:rPr>
-        <w:t>customer service</w:t>
-      </w:r>
-      <w:r>
-        <w:rPr>
-          <w:rFonts w:asciiTheme="minorHAnsi" w:hAnsiTheme="minorHAnsi" w:cstheme="minorHAnsi"/>
-          <w:sz w:val="20"/>
-          <w:szCs w:val="20"/>
-          <w:lang w:eastAsia="en-US"/>
-        </w:rPr>
-        <w:t>, and smooth service delive</w:t>
-      </w:r>
-      <w:r>
-        <w:rPr>
-          <w:rFonts w:asciiTheme="minorHAnsi" w:hAnsiTheme="minorHAnsi" w:cstheme="minorHAnsi"/>
-          <w:sz w:val="20"/>
-          <w:szCs w:val="20"/>
-          <w:lang w:eastAsia="en-US"/>
-        </w:rPr>
-        <w:t>ry in a fast-paced environment.</w:t>
+          <w:lang w:val="en" w:eastAsia="en-GB"/>
+        </w:rPr>
+        <w:t xml:space="preserve">Prepared </w:t>
+      </w:r>
+      <w:r>
+        <w:rPr>
+          <w:rFonts w:asciiTheme="minorHAnsi" w:hAnsiTheme="minorHAnsi" w:cstheme="minorHAnsi"/>
+          <w:b/>
+          <w:sz w:val="20"/>
+          <w:szCs w:val="20"/>
+          <w:lang w:val="en" w:eastAsia="en-GB"/>
+        </w:rPr>
+        <w:t>technical reports</w:t>
+      </w:r>
+      <w:r>
+        <w:rPr>
+          <w:rFonts w:asciiTheme="minorHAnsi" w:hAnsiTheme="minorHAnsi" w:cstheme="minorHAnsi"/>
+          <w:sz w:val="20"/>
+          <w:szCs w:val="20"/>
+          <w:lang w:val="en" w:eastAsia="en-GB"/>
+        </w:rPr>
+        <w:t xml:space="preserve"> and organized project materials creating clear communication across departments.</w:t>
       </w:r>
     </w:p>
     <w:p>
@@ -2885,29 +3027,27 @@
           <w:rFonts w:asciiTheme="minorHAnsi" w:hAnsiTheme="minorHAnsi" w:cstheme="minorHAnsi"/>
           <w:sz w:val="20"/>
           <w:szCs w:val="20"/>
-          <w:lang w:eastAsia="en-US"/>
-        </w:rPr>
-        <w:t xml:space="preserve">Monitored console systems and operational processes to maintain performance, improve </w:t>
-      </w:r>
-      <w:r>
-        <w:rPr>
-          <w:rFonts w:asciiTheme="minorHAnsi" w:hAnsiTheme="minorHAnsi" w:cstheme="minorHAnsi"/>
-          <w:b/>
-          <w:bCs/>
-          <w:sz w:val="20"/>
-          <w:szCs w:val="20"/>
-          <w:lang w:eastAsia="en-US"/>
-        </w:rPr>
-        <w:t>workflow efficiency</w:t>
-      </w:r>
-      <w:r>
-        <w:rPr>
-          <w:rFonts w:asciiTheme="minorHAnsi" w:hAnsiTheme="minorHAnsi" w:cstheme="minorHAnsi"/>
-          <w:sz w:val="20"/>
-          <w:szCs w:val="20"/>
-          <w:lang w:eastAsia="en-US"/>
-        </w:rPr>
-        <w:t xml:space="preserve">, and ensure compliance with company procedures. </w:t>
+          <w:lang w:val="en" w:eastAsia="en-GB"/>
+        </w:rPr>
+        <w:t xml:space="preserve">Managed data for </w:t>
+      </w:r>
+      <w:r>
+        <w:rPr>
+          <w:rFonts w:asciiTheme="minorHAnsi" w:hAnsiTheme="minorHAnsi" w:cstheme="minorHAnsi"/>
+          <w:sz w:val="20"/>
+          <w:szCs w:val="20"/>
+          <w:lang w:val="en" w:eastAsia="en-GB"/>
+        </w:rPr>
+        <w:t>multiple operational</w:t>
+      </w:r>
+      <w:r>
+        <w:rPr>
+          <w:rFonts w:asciiTheme="minorHAnsi" w:hAnsiTheme="minorHAnsi" w:cstheme="minorHAnsi"/>
+          <w:sz w:val="20"/>
+          <w:szCs w:val="20"/>
+          <w:lang w:val="en" w:eastAsia="en-GB"/>
+        </w:rPr>
+        <w:t xml:space="preserve"> and compliance projects, enhancing information tracking processes and supporting the completion of regulatory reports.</w:t>
       </w:r>
     </w:p>
     <w:p>
@@ -2936,56 +3076,10 @@
           <w:rFonts w:asciiTheme="minorHAnsi" w:hAnsiTheme="minorHAnsi" w:cstheme="minorHAnsi"/>
           <w:sz w:val="20"/>
           <w:szCs w:val="20"/>
-        </w:rPr>
-        <w:t xml:space="preserve">Trained new team members on POS systems, </w:t>
-      </w:r>
-      <w:r>
-        <w:rPr>
-          <w:rFonts w:asciiTheme="minorHAnsi" w:hAnsiTheme="minorHAnsi" w:cstheme="minorHAnsi"/>
-          <w:b/>
-          <w:sz w:val="20"/>
-          <w:szCs w:val="20"/>
-        </w:rPr>
-        <w:t>operating procedures</w:t>
-      </w:r>
-      <w:r>
-        <w:rPr>
-          <w:rFonts w:asciiTheme="minorHAnsi" w:hAnsiTheme="minorHAnsi" w:cstheme="minorHAnsi"/>
-          <w:sz w:val="20"/>
-          <w:szCs w:val="20"/>
-        </w:rPr>
-        <w:t xml:space="preserve">, and </w:t>
-      </w:r>
-      <w:r>
-        <w:rPr>
-          <w:rFonts w:asciiTheme="minorHAnsi" w:hAnsiTheme="minorHAnsi" w:cstheme="minorHAnsi"/>
-          <w:b/>
-          <w:sz w:val="20"/>
-          <w:szCs w:val="20"/>
-        </w:rPr>
-        <w:t>customer service workflows</w:t>
-      </w:r>
-      <w:r>
-        <w:rPr>
-          <w:rFonts w:asciiTheme="minorHAnsi" w:hAnsiTheme="minorHAnsi" w:cstheme="minorHAnsi"/>
-          <w:sz w:val="20"/>
-          <w:szCs w:val="20"/>
-        </w:rPr>
-        <w:t>, improving team efficiency and consistency.</w:t>
-      </w:r>
-    </w:p>
-    <w:p>
-      <w:pPr>
-        <w:spacing w:after="0"/>
-        <w:rPr>
-          <w:rFonts w:asciiTheme="minorHAnsi" w:hAnsiTheme="minorHAnsi" w:cstheme="minorHAnsi"/>
-          <w:b/>
-          <w:bCs/>
-          <w:i/>
-          <w:sz w:val="20"/>
-          <w:szCs w:val="20"/>
-        </w:rPr>
-      </w:pPr>
+          <w:lang w:val="en" w:eastAsia="en-GB"/>
+        </w:rPr>
+        <w:t>Implemented process improvements that enhanced workflow efficiency by 60%, reducing project turnaround time by 5 days across departmental teams.</w:t>
+      </w:r>
     </w:p>
     <w:p>
       <w:pPr>
@@ -3003,7 +3097,15 @@
           <w:lang w:val="en-AU" w:eastAsia="en-AU"/>
         </w:rPr>
       </w:pPr>
-      <w:r>
+    </w:p>
+    <w:p>
+      <w:pPr>
+        <w:pStyle w:val="SectionHeading"/>
+        <w:pBdr>
+          <w:bottom w:val="single" w:sz="4" w:space="1" w:color="auto"/>
+        </w:pBdr>
+        <w:spacing w:before="0" w:after="0"/>
+        <w:contextualSpacing/>
         <w:rPr>
           <w:rFonts w:asciiTheme="minorHAnsi" w:hAnsiTheme="minorHAnsi" w:cstheme="minorHAnsi"/>
           <w:noProof/>
@@ -3011,6 +3113,15 @@
           <w:szCs w:val="24"/>
           <w:lang w:val="en-AU" w:eastAsia="en-AU"/>
         </w:rPr>
+      </w:pPr>
+      <w:r>
+        <w:rPr>
+          <w:rFonts w:asciiTheme="minorHAnsi" w:hAnsiTheme="minorHAnsi" w:cstheme="minorHAnsi"/>
+          <w:noProof/>
+          <w:color w:val="000000"/>
+          <w:szCs w:val="24"/>
+          <w:lang w:val="en-AU" w:eastAsia="en-AU"/>
+        </w:rPr>
         <w:t xml:space="preserve">COURSES AND CERTIFICATIONS </w:t>
       </w:r>
     </w:p>
@@ -3383,22 +3494,74 @@
           <w:szCs w:val="20"/>
         </w:rPr>
         <w:tab/>
-        <w:t xml:space="preserve">                                </w:t>
+        <w:t xml:space="preserve">  </w:t>
       </w:r>
     </w:p>
     <w:p>
       <w:pPr>
         <w:tabs>
-          <w:tab w:val="right" w:pos="10800"/>
+          <w:tab w:val="right" w:pos="10710"/>
         </w:tabs>
         <w:spacing w:after="0"/>
-        <w:jc w:val="both"/>
-        <w:rPr>
-          <w:rFonts w:asciiTheme="minorHAnsi" w:hAnsiTheme="minorHAnsi" w:cstheme="minorHAnsi"/>
-          <w:sz w:val="20"/>
-          <w:szCs w:val="20"/>
-        </w:rPr>
-      </w:pPr>
+        <w:rPr>
+          <w:rFonts w:asciiTheme="minorHAnsi" w:hAnsiTheme="minorHAnsi" w:cstheme="minorHAnsi"/>
+          <w:sz w:val="20"/>
+          <w:szCs w:val="20"/>
+        </w:rPr>
+      </w:pPr>
+      <w:proofErr w:type="spellStart"/>
+      <w:r>
+        <w:rPr>
+          <w:rFonts w:asciiTheme="minorHAnsi" w:hAnsiTheme="minorHAnsi" w:cstheme="minorHAnsi"/>
+          <w:b/>
+          <w:sz w:val="20"/>
+          <w:szCs w:val="20"/>
+        </w:rPr>
+        <w:t>CompTIA</w:t>
+      </w:r>
+      <w:proofErr w:type="spellEnd"/>
+      <w:r>
+        <w:rPr>
+          <w:rFonts w:asciiTheme="minorHAnsi" w:hAnsiTheme="minorHAnsi" w:cstheme="minorHAnsi"/>
+          <w:b/>
+          <w:sz w:val="20"/>
+          <w:szCs w:val="20"/>
+        </w:rPr>
+        <w:t xml:space="preserve"> A+/ Security+</w:t>
+      </w:r>
+      <w:r>
+        <w:rPr>
+          <w:rFonts w:asciiTheme="minorHAnsi" w:hAnsiTheme="minorHAnsi" w:cstheme="minorHAnsi"/>
+          <w:sz w:val="20"/>
+          <w:szCs w:val="20"/>
+        </w:rPr>
+        <w:t xml:space="preserve"> </w:t>
+      </w:r>
+      <w:r>
+        <w:rPr>
+          <w:rFonts w:asciiTheme="minorHAnsi" w:hAnsiTheme="minorHAnsi" w:cstheme="minorHAnsi"/>
+          <w:sz w:val="20"/>
+          <w:szCs w:val="20"/>
+        </w:rPr>
+        <w:t>(In progress)</w:t>
+      </w:r>
+      <w:r>
+        <w:rPr>
+          <w:rFonts w:asciiTheme="minorHAnsi" w:hAnsiTheme="minorHAnsi" w:cstheme="minorHAnsi"/>
+          <w:sz w:val="20"/>
+          <w:szCs w:val="20"/>
+        </w:rPr>
+        <w:t xml:space="preserve">                             </w:t>
+      </w:r>
+      <w:r>
+        <w:rPr>
+          <w:rFonts w:asciiTheme="minorHAnsi" w:hAnsiTheme="minorHAnsi" w:cstheme="minorHAnsi"/>
+          <w:sz w:val="20"/>
+          <w:szCs w:val="20"/>
+        </w:rPr>
+        <w:tab/>
+        <w:t>July 2026</w:t>
+      </w:r>
     </w:p>
     <w:p>
       <w:pPr>
@@ -3411,14 +3574,32 @@
         <w:contextualSpacing/>
         <w:rPr>
           <w:rFonts w:asciiTheme="minorHAnsi" w:hAnsiTheme="minorHAnsi" w:cstheme="minorHAnsi"/>
+          <w:noProof/>
+          <w:color w:val="000000"/>
+          <w:szCs w:val="24"/>
+          <w:lang w:val="en-AU" w:eastAsia="en-AU"/>
+        </w:rPr>
+      </w:pPr>
+    </w:p>
+    <w:p>
+      <w:pPr>
+        <w:pStyle w:val="SectionHeading"/>
+        <w:pBdr>
+          <w:bottom w:val="single" w:sz="4" w:space="1" w:color="auto"/>
+        </w:pBdr>
+        <w:shd w:val="clear" w:color="auto" w:fill="FFFFFF"/>
+        <w:spacing w:before="0" w:after="0"/>
+        <w:contextualSpacing/>
+        <w:rPr>
+          <w:rFonts w:asciiTheme="minorHAnsi" w:hAnsiTheme="minorHAnsi" w:cstheme="minorHAnsi"/>
           <w:b w:val="0"/>
           <w:bCs w:val="0"/>
           <w:color w:val="FF0000"/>
           <w:szCs w:val="24"/>
         </w:rPr>
         <w:sectPr>
-          <w:footerReference w:type="default" r:id="rId13"/>
-          <w:footerReference w:type="first" r:id="rId14"/>
+          <w:footerReference w:type="default" r:id="rId14"/>
+          <w:footerReference w:type="first" r:id="rId15"/>
           <w:pgSz w:w="12240" w:h="15840" w:code="1"/>
           <w:pgMar w:top="720" w:right="720" w:bottom="720" w:left="720" w:header="720" w:footer="290" w:gutter="0"/>
           <w:pgNumType w:start="1"/>
@@ -3697,29 +3878,7 @@
           <w:sz w:val="20"/>
           <w:szCs w:val="20"/>
         </w:rPr>
-        <w:t xml:space="preserve">University of Engineering and Technology </w:t>
-      </w:r>
-      <w:proofErr w:type="spellStart"/>
-      <w:r>
-        <w:rPr>
-          <w:rFonts w:asciiTheme="minorHAnsi" w:hAnsiTheme="minorHAnsi" w:cstheme="minorHAnsi"/>
-          <w:b/>
-          <w:bCs/>
-          <w:sz w:val="20"/>
-          <w:szCs w:val="20"/>
-        </w:rPr>
-        <w:t>Taxila</w:t>
-      </w:r>
-      <w:proofErr w:type="spellEnd"/>
-      <w:r>
-        <w:rPr>
-          <w:rFonts w:asciiTheme="minorHAnsi" w:hAnsiTheme="minorHAnsi" w:cstheme="minorHAnsi"/>
-          <w:b/>
-          <w:bCs/>
-          <w:sz w:val="20"/>
-          <w:szCs w:val="20"/>
-        </w:rPr>
-        <w:t>, Pakistan</w:t>
+        <w:t>University of Engineering and Technology Taxila, Pakistan</w:t>
       </w:r>
       <w:r>
         <w:rPr>
@@ -3758,7 +3917,29 @@
           <w:sz w:val="20"/>
           <w:szCs w:val="20"/>
         </w:rPr>
-        <w:t>Bachelor of Science in Electrical Engineering (Hono</w:t>
+        <w:t>Bachelor of Science in Electrical Engineering</w:t>
+      </w:r>
+      <w:r>
+        <w:rPr>
+          <w:rFonts w:asciiTheme="minorHAnsi" w:hAnsiTheme="minorHAnsi" w:cstheme="minorHAnsi"/>
+          <w:b/>
+          <w:bCs/>
+          <w:i/>
+          <w:sz w:val="20"/>
+          <w:szCs w:val="20"/>
+        </w:rPr>
+        <w:t xml:space="preserve"> in Telecommunication</w:t>
+      </w:r>
+      <w:r>
+        <w:rPr>
+          <w:rFonts w:asciiTheme="minorHAnsi" w:hAnsiTheme="minorHAnsi" w:cstheme="minorHAnsi"/>
+          <w:b/>
+          <w:bCs/>
+          <w:i/>
+          <w:sz w:val="20"/>
+          <w:szCs w:val="20"/>
+        </w:rPr>
+        <w:t xml:space="preserve"> (Hono</w:t>
       </w:r>
       <w:r>
         <w:rPr>
@@ -4036,48 +4217,6 @@
         <w:rPr>
           <w:sz w:val="20"/>
         </w:rPr>
-      </w:pPr>
-      <w:r>
-        <w:rPr>
-          <w:rFonts w:asciiTheme="minorHAnsi" w:hAnsiTheme="minorHAnsi" w:cstheme="minorHAnsi"/>
-          <w:sz w:val="20"/>
-          <w:szCs w:val="20"/>
-        </w:rPr>
-        <w:t xml:space="preserve">      </w:t>
-      </w:r>
-      <w:r>
-        <w:rPr>
-          <w:rFonts w:asciiTheme="minorHAnsi" w:hAnsiTheme="minorHAnsi" w:cstheme="minorHAnsi"/>
-          <w:sz w:val="20"/>
-          <w:szCs w:val="20"/>
-        </w:rPr>
-        <w:t>Internship</w:t>
-      </w:r>
-      <w:r>
-        <w:rPr>
-          <w:rFonts w:asciiTheme="minorHAnsi" w:hAnsiTheme="minorHAnsi" w:cstheme="minorHAnsi"/>
-          <w:sz w:val="20"/>
-          <w:szCs w:val="20"/>
-        </w:rPr>
-        <w:t xml:space="preserve"> </w:t>
-      </w:r>
-      <w:r>
-        <w:rPr>
-          <w:rFonts w:asciiTheme="minorHAnsi" w:hAnsiTheme="minorHAnsi" w:cstheme="minorHAnsi"/>
-          <w:sz w:val="20"/>
-          <w:szCs w:val="20"/>
-        </w:rPr>
-        <w:t>and IT careers in Australia.</w:t>
-      </w:r>
-    </w:p>
-    <w:p>
-      <w:pPr>
-        <w:rPr>
-          <w:rFonts w:asciiTheme="minorHAnsi" w:hAnsiTheme="minorHAnsi" w:cstheme="minorHAnsi"/>
-          <w:sz w:val="20"/>
-          <w:szCs w:val="20"/>
-          <w:lang w:val="en-AU" w:eastAsia="en-AU"/>
-        </w:rPr>
         <w:sectPr>
           <w:type w:val="continuous"/>
           <w:pgSz w:w="12240" w:h="15840" w:code="1"/>
@@ -4087,6 +4226,38 @@
           <w:docGrid w:linePitch="360"/>
         </w:sectPr>
       </w:pPr>
+      <w:r>
+        <w:rPr>
+          <w:rFonts w:asciiTheme="minorHAnsi" w:hAnsiTheme="minorHAnsi" w:cstheme="minorHAnsi"/>
+          <w:sz w:val="20"/>
+          <w:szCs w:val="20"/>
+        </w:rPr>
+        <w:t xml:space="preserve">      </w:t>
+      </w:r>
+      <w:r>
+        <w:rPr>
+          <w:rFonts w:asciiTheme="minorHAnsi" w:hAnsiTheme="minorHAnsi" w:cstheme="minorHAnsi"/>
+          <w:sz w:val="20"/>
+          <w:szCs w:val="20"/>
+        </w:rPr>
+        <w:t>Internship</w:t>
+      </w:r>
+      <w:r>
+        <w:rPr>
+          <w:rFonts w:asciiTheme="minorHAnsi" w:hAnsiTheme="minorHAnsi" w:cstheme="minorHAnsi"/>
+          <w:sz w:val="20"/>
+          <w:szCs w:val="20"/>
+        </w:rPr>
+        <w:t xml:space="preserve"> </w:t>
+      </w:r>
+      <w:r>
+        <w:rPr>
+          <w:rFonts w:asciiTheme="minorHAnsi" w:hAnsiTheme="minorHAnsi" w:cstheme="minorHAnsi"/>
+          <w:sz w:val="20"/>
+          <w:szCs w:val="20"/>
+        </w:rPr>
+        <w:t>and IT careers in Australia.</w:t>
+      </w:r>
     </w:p>
     <w:p>
       <w:pPr>
@@ -4292,22 +4463,26 @@
           <w:sz w:val="20"/>
           <w:szCs w:val="20"/>
         </w:rPr>
-        <w:t>Dec 2025 - Current</w:t>
-      </w:r>
-    </w:p>
-    <w:p>
-      <w:pPr>
-        <w:autoSpaceDE w:val="0"/>
-        <w:autoSpaceDN w:val="0"/>
-        <w:adjustRightInd w:val="0"/>
-        <w:spacing w:after="0"/>
-        <w:rPr>
-          <w:rFonts w:asciiTheme="minorHAnsi" w:hAnsiTheme="minorHAnsi" w:cstheme="minorHAnsi"/>
-          <w:bCs/>
-          <w:sz w:val="20"/>
-          <w:szCs w:val="20"/>
-        </w:rPr>
-      </w:pPr>
+        <w:t xml:space="preserve">Dec 2025 </w:t>
+      </w:r>
+      <w:r>
+        <w:rPr>
+          <w:rFonts w:asciiTheme="minorHAnsi" w:hAnsiTheme="minorHAnsi" w:cstheme="minorHAnsi"/>
+          <w:bCs/>
+          <w:sz w:val="20"/>
+          <w:szCs w:val="20"/>
+        </w:rPr>
+        <w:t>–</w:t>
+      </w:r>
+      <w:r>
+        <w:rPr>
+          <w:rFonts w:asciiTheme="minorHAnsi" w:hAnsiTheme="minorHAnsi" w:cstheme="minorHAnsi"/>
+          <w:bCs/>
+          <w:sz w:val="20"/>
+          <w:szCs w:val="20"/>
+        </w:rPr>
+        <w:t xml:space="preserve"> Current</w:t>
+      </w:r>
     </w:p>
     <w:p>
       <w:pPr>
@@ -4319,22 +4494,64 @@
         <w:contextualSpacing/>
         <w:rPr>
           <w:rFonts w:asciiTheme="minorHAnsi" w:hAnsiTheme="minorHAnsi" w:cstheme="minorHAnsi"/>
-          <w:b w:val="0"/>
-          <w:noProof/>
-          <w:color w:val="FF0000"/>
-          <w:sz w:val="20"/>
-          <w:szCs w:val="20"/>
-          <w:lang w:val="en-AU" w:eastAsia="en-AU"/>
-        </w:rPr>
-      </w:pPr>
-      <w:r>
-        <w:rPr>
-          <w:rFonts w:asciiTheme="minorHAnsi" w:hAnsiTheme="minorHAnsi" w:cstheme="minorHAnsi"/>
           <w:noProof/>
           <w:color w:val="000000"/>
           <w:szCs w:val="24"/>
           <w:lang w:val="en-AU" w:eastAsia="en-AU"/>
         </w:rPr>
+      </w:pPr>
+    </w:p>
+    <w:p>
+      <w:pPr>
+        <w:rPr>
+          <w:lang w:val="en-AU" w:eastAsia="en-AU"/>
+        </w:rPr>
+      </w:pPr>
+    </w:p>
+    <w:p>
+      <w:pPr>
+        <w:pStyle w:val="SectionHeading"/>
+        <w:pBdr>
+          <w:bottom w:val="single" w:sz="4" w:space="1" w:color="auto"/>
+        </w:pBdr>
+        <w:spacing w:before="0" w:after="0"/>
+        <w:contextualSpacing/>
+        <w:rPr>
+          <w:rFonts w:asciiTheme="minorHAnsi" w:hAnsiTheme="minorHAnsi" w:cstheme="minorHAnsi"/>
+          <w:noProof/>
+          <w:color w:val="000000"/>
+          <w:szCs w:val="24"/>
+          <w:lang w:val="en-AU" w:eastAsia="en-AU"/>
+        </w:rPr>
+      </w:pPr>
+    </w:p>
+    <w:p>
+      <w:pPr>
+        <w:pStyle w:val="SectionHeading"/>
+        <w:pBdr>
+          <w:bottom w:val="single" w:sz="4" w:space="1" w:color="auto"/>
+        </w:pBdr>
+        <w:spacing w:before="0" w:after="0"/>
+        <w:contextualSpacing/>
+        <w:rPr>
+          <w:rFonts w:asciiTheme="minorHAnsi" w:hAnsiTheme="minorHAnsi" w:cstheme="minorHAnsi"/>
+          <w:b w:val="0"/>
+          <w:noProof/>
+          <w:color w:val="FF0000"/>
+          <w:sz w:val="20"/>
+          <w:szCs w:val="20"/>
+          <w:lang w:val="en-AU" w:eastAsia="en-AU"/>
+        </w:rPr>
+      </w:pPr>
+      <w:r>
+        <w:rPr>
+          <w:rFonts w:asciiTheme="minorHAnsi" w:hAnsiTheme="minorHAnsi" w:cstheme="minorHAnsi"/>
+          <w:noProof/>
+          <w:color w:val="000000"/>
+          <w:szCs w:val="24"/>
+          <w:lang w:val="en-AU" w:eastAsia="en-AU"/>
+        </w:rPr>
+        <w:lastRenderedPageBreak/>
         <w:t xml:space="preserve">ADDITIONAL INFORMATION </w:t>
       </w:r>
     </w:p>
@@ -4423,6 +4640,52 @@
           <w:szCs w:val="20"/>
         </w:rPr>
         <w:t xml:space="preserve">. </w:t>
+      </w:r>
+    </w:p>
+    <w:p>
+      <w:pPr>
+        <w:pStyle w:val="ListParagraph"/>
+        <w:spacing w:after="0"/>
+        <w:ind w:left="0"/>
+        <w:rPr>
+          <w:rFonts w:asciiTheme="minorHAnsi" w:hAnsiTheme="minorHAnsi" w:cstheme="minorHAnsi"/>
+          <w:b/>
+          <w:sz w:val="20"/>
+          <w:szCs w:val="20"/>
+        </w:rPr>
+      </w:pPr>
+      <w:r>
+        <w:rPr>
+          <w:rFonts w:asciiTheme="minorHAnsi" w:hAnsiTheme="minorHAnsi" w:cstheme="minorHAnsi"/>
+          <w:b/>
+          <w:sz w:val="20"/>
+          <w:szCs w:val="20"/>
+        </w:rPr>
+        <w:t>License</w:t>
+      </w:r>
+      <w:r>
+        <w:rPr>
+          <w:rFonts w:asciiTheme="minorHAnsi" w:hAnsiTheme="minorHAnsi" w:cstheme="minorHAnsi"/>
+          <w:sz w:val="20"/>
+          <w:szCs w:val="20"/>
+        </w:rPr>
+        <w:t>: Current Victorian Driver License. Willing to travel throug</w:t>
+      </w:r>
+      <w:r>
+        <w:rPr>
+          <w:rFonts w:asciiTheme="minorHAnsi" w:hAnsiTheme="minorHAnsi" w:cstheme="minorHAnsi"/>
+          <w:sz w:val="20"/>
+          <w:szCs w:val="20"/>
+        </w:rPr>
+        <w:t xml:space="preserve">hout </w:t>
+      </w:r>
+      <w:r>
+        <w:rPr>
+          <w:rFonts w:asciiTheme="minorHAnsi" w:hAnsiTheme="minorHAnsi" w:cstheme="minorHAnsi"/>
+          <w:sz w:val="20"/>
+          <w:szCs w:val="20"/>
+        </w:rPr>
+        <w:t>Regional Victoria as required.</w:t>
       </w:r>
     </w:p>
     <w:p>
@@ -4539,25 +4802,28 @@
         <w:spacing w:after="0"/>
         <w:ind w:right="885"/>
         <w:rPr>
-          <w:sz w:val="20"/>
-        </w:rPr>
-      </w:pPr>
-      <w:r>
-        <w:rPr>
+          <w:rFonts w:asciiTheme="minorHAnsi" w:hAnsiTheme="minorHAnsi" w:cstheme="minorHAnsi"/>
+          <w:sz w:val="20"/>
+        </w:rPr>
+      </w:pPr>
+      <w:r>
+        <w:rPr>
+          <w:rFonts w:asciiTheme="minorHAnsi" w:hAnsiTheme="minorHAnsi" w:cstheme="minorHAnsi"/>
           <w:sz w:val="20"/>
         </w:rPr>
         <w:t>Available upon</w:t>
       </w:r>
       <w:r>
         <w:rPr>
+          <w:rFonts w:asciiTheme="minorHAnsi" w:hAnsiTheme="minorHAnsi" w:cstheme="minorHAnsi"/>
           <w:sz w:val="20"/>
         </w:rPr>
         <w:t xml:space="preserve"> request</w:t>
       </w:r>
     </w:p>
     <w:sectPr>
-      <w:footerReference w:type="default" r:id="rId15"/>
-      <w:footerReference w:type="first" r:id="rId16"/>
+      <w:footerReference w:type="default" r:id="rId16"/>
+      <w:footerReference w:type="first" r:id="rId17"/>
       <w:type w:val="continuous"/>
       <w:pgSz w:w="12240" w:h="15840"/>
       <w:pgMar w:top="720" w:right="720" w:bottom="720" w:left="720" w:header="720" w:footer="290" w:gutter="0"/>
@@ -4650,7 +4916,7 @@
         <w:sz w:val="18"/>
         <w:szCs w:val="18"/>
       </w:rPr>
-      <w:t>1</w:t>
+      <w:t>2</w:t>
     </w:r>
     <w:r>
       <w:rPr>
@@ -7176,6 +7442,18 @@
       <w:lang w:eastAsia="en-US"/>
     </w:rPr>
   </w:style>
+  <w:style w:type="character" w:styleId="FollowedHyperlink">
+    <w:name w:val="FollowedHyperlink"/>
+    <w:basedOn w:val="DefaultParagraphFont"/>
+    <w:uiPriority w:val="99"/>
+    <w:semiHidden/>
+    <w:unhideWhenUsed/>
+    <w:rsid w:val="00BD1930"/>
+    <w:rPr>
+      <w:color w:val="954F72" w:themeColor="followedHyperlink"/>
+      <w:u w:val="single"/>
+    </w:rPr>
+  </w:style>
 </w:styles>
 </file>
 
@@ -7486,6 +7764,21 @@
 </file>
 
 <file path=customXml/item2.xml><?xml version="1.0" encoding="utf-8"?>
+<?mso-contentType ?>
+<FormTemplates xmlns="http://schemas.microsoft.com/sharepoint/v3/contenttype/forms">
+  <Display>DocumentLibraryForm</Display>
+  <Edit>DocumentLibraryForm</Edit>
+  <New>DocumentLibraryForm</New>
+</FormTemplates>
+</file>
+
+<file path=customXml/item3.xml><?xml version="1.0" encoding="utf-8"?>
+<p:properties xmlns:p="http://schemas.microsoft.com/office/2006/metadata/properties" xmlns:xsi="http://www.w3.org/2001/XMLSchema-instance" xmlns:pc="http://schemas.microsoft.com/office/infopath/2007/PartnerControls">
+  <documentManagement/>
+</p:properties>
+</file>
+
+<file path=customXml/item4.xml><?xml version="1.0" encoding="utf-8"?>
 <ct:contentTypeSchema xmlns:ct="http://schemas.microsoft.com/office/2006/metadata/contentType" xmlns:ma="http://schemas.microsoft.com/office/2006/metadata/properties/metaAttributes" ct:_="" ma:_="" ma:contentTypeName="Document" ma:contentTypeID="0x0101007471F7DF65C78A47B836E1B801984E27" ma:contentTypeVersion="12" ma:contentTypeDescription="Create a new document." ma:contentTypeScope="" ma:versionID="a744aff3979591b199221722a94f1b41">
   <xsd:schema xmlns:xsd="http://www.w3.org/2001/XMLSchema" xmlns:xs="http://www.w3.org/2001/XMLSchema" xmlns:p="http://schemas.microsoft.com/office/2006/metadata/properties" xmlns:ns2="c3ff7630-3305-4282-944d-a34b679bbcd0" xmlns:ns3="a3dd7276-94b9-44e1-8efb-dc7a8e85405f" targetNamespace="http://schemas.microsoft.com/office/2006/metadata/properties" ma:root="true" ma:fieldsID="12bcc091e99e9c9d6a62b18de453f0c2" ns2:_="" ns3:_="">
     <xsd:import namespace="c3ff7630-3305-4282-944d-a34b679bbcd0"/>
@@ -7702,21 +7995,6 @@
 </ct:contentTypeSchema>
 </file>
 
-<file path=customXml/item3.xml><?xml version="1.0" encoding="utf-8"?>
-<?mso-contentType ?>
-<FormTemplates xmlns="http://schemas.microsoft.com/sharepoint/v3/contenttype/forms">
-  <Display>DocumentLibraryForm</Display>
-  <Edit>DocumentLibraryForm</Edit>
-  <New>DocumentLibraryForm</New>
-</FormTemplates>
-</file>
-
-<file path=customXml/item4.xml><?xml version="1.0" encoding="utf-8"?>
-<p:properties xmlns:p="http://schemas.microsoft.com/office/2006/metadata/properties" xmlns:xsi="http://www.w3.org/2001/XMLSchema-instance" xmlns:pc="http://schemas.microsoft.com/office/infopath/2007/PartnerControls">
-  <documentManagement/>
-</p:properties>
-</file>
-
 <file path=customXml/item5.xml><?xml version="1.0" encoding="utf-8"?>
 <b:Sources xmlns:b="http://schemas.openxmlformats.org/officeDocument/2006/bibliography" xmlns="http://schemas.openxmlformats.org/officeDocument/2006/bibliography" SelectedStyle="\APASixthEditionOfficeOnline.xsl" StyleName="APA" Version="6"/>
 </file>
@@ -7730,6 +8008,23 @@
 </file>
 
 <file path=customXml/itemProps2.xml><?xml version="1.0" encoding="utf-8"?>
+<ds:datastoreItem xmlns:ds="http://schemas.openxmlformats.org/officeDocument/2006/customXml" ds:itemID="{9F01420A-6C3F-4812-B5FE-E6629AA1175E}">
+  <ds:schemaRefs>
+    <ds:schemaRef ds:uri="http://schemas.microsoft.com/sharepoint/v3/contenttype/forms"/>
+  </ds:schemaRefs>
+</ds:datastoreItem>
+</file>
+
+<file path=customXml/itemProps3.xml><?xml version="1.0" encoding="utf-8"?>
+<ds:datastoreItem xmlns:ds="http://schemas.openxmlformats.org/officeDocument/2006/customXml" ds:itemID="{9EE9C395-597E-460F-9E09-5239F10A75E7}">
+  <ds:schemaRefs>
+    <ds:schemaRef ds:uri="http://schemas.microsoft.com/office/2006/metadata/properties"/>
+    <ds:schemaRef ds:uri="http://schemas.microsoft.com/office/infopath/2007/PartnerControls"/>
+  </ds:schemaRefs>
+</ds:datastoreItem>
+</file>
+
+<file path=customXml/itemProps4.xml><?xml version="1.0" encoding="utf-8"?>
 <ds:datastoreItem xmlns:ds="http://schemas.openxmlformats.org/officeDocument/2006/customXml" ds:itemID="{478EE134-4483-42EA-BAD6-4DAF94FC7383}">
   <ds:schemaRefs>
     <ds:schemaRef ds:uri="http://schemas.microsoft.com/office/2006/metadata/contentType"/>
@@ -7748,25 +8043,8 @@
 </ds:datastoreItem>
 </file>
 
-<file path=customXml/itemProps3.xml><?xml version="1.0" encoding="utf-8"?>
-<ds:datastoreItem xmlns:ds="http://schemas.openxmlformats.org/officeDocument/2006/customXml" ds:itemID="{9F01420A-6C3F-4812-B5FE-E6629AA1175E}">
-  <ds:schemaRefs>
-    <ds:schemaRef ds:uri="http://schemas.microsoft.com/sharepoint/v3/contenttype/forms"/>
-  </ds:schemaRefs>
-</ds:datastoreItem>
-</file>
-
-<file path=customXml/itemProps4.xml><?xml version="1.0" encoding="utf-8"?>
-<ds:datastoreItem xmlns:ds="http://schemas.openxmlformats.org/officeDocument/2006/customXml" ds:itemID="{9EE9C395-597E-460F-9E09-5239F10A75E7}">
-  <ds:schemaRefs>
-    <ds:schemaRef ds:uri="http://schemas.microsoft.com/office/2006/metadata/properties"/>
-    <ds:schemaRef ds:uri="http://schemas.microsoft.com/office/infopath/2007/PartnerControls"/>
-  </ds:schemaRefs>
-</ds:datastoreItem>
-</file>
-
 <file path=customXml/itemProps5.xml><?xml version="1.0" encoding="utf-8"?>
-<ds:datastoreItem xmlns:ds="http://schemas.openxmlformats.org/officeDocument/2006/customXml" ds:itemID="{720CFF53-1921-4D70-9B0F-CF814B877D93}">
+<ds:datastoreItem xmlns:ds="http://schemas.openxmlformats.org/officeDocument/2006/customXml" ds:itemID="{8DD31CC6-77CA-481C-976F-5F5E0D19E590}">
   <ds:schemaRefs>
     <ds:schemaRef ds:uri="http://schemas.openxmlformats.org/officeDocument/2006/bibliography"/>
   </ds:schemaRefs>

--- a/Sam_CV_2026.docx
+++ b/Sam_CV_2026.docx
@@ -120,8 +120,6 @@
           <w:sz w:val="24"/>
         </w:rPr>
       </w:pPr>
-      <w:bookmarkStart w:id="0" w:name="_GoBack"/>
-      <w:bookmarkEnd w:id="0"/>
       <w:r>
         <w:rPr>
           <w:rFonts w:asciiTheme="minorHAnsi" w:hAnsiTheme="minorHAnsi" w:cstheme="minorHAnsi"/>
@@ -360,6 +358,8 @@
           <w:t>samiii2023.github.io/portfolio</w:t>
         </w:r>
       </w:hyperlink>
+      <w:bookmarkStart w:id="0" w:name="_GoBack"/>
+      <w:bookmarkEnd w:id="0"/>
     </w:p>
     <w:p>
       <w:pPr>
@@ -7764,18 +7764,18 @@
 </file>
 
 <file path=customXml/item2.xml><?xml version="1.0" encoding="utf-8"?>
+<p:properties xmlns:p="http://schemas.microsoft.com/office/2006/metadata/properties" xmlns:xsi="http://www.w3.org/2001/XMLSchema-instance" xmlns:pc="http://schemas.microsoft.com/office/infopath/2007/PartnerControls">
+  <documentManagement/>
+</p:properties>
+</file>
+
+<file path=customXml/item3.xml><?xml version="1.0" encoding="utf-8"?>
 <?mso-contentType ?>
 <FormTemplates xmlns="http://schemas.microsoft.com/sharepoint/v3/contenttype/forms">
   <Display>DocumentLibraryForm</Display>
   <Edit>DocumentLibraryForm</Edit>
   <New>DocumentLibraryForm</New>
 </FormTemplates>
-</file>
-
-<file path=customXml/item3.xml><?xml version="1.0" encoding="utf-8"?>
-<p:properties xmlns:p="http://schemas.microsoft.com/office/2006/metadata/properties" xmlns:xsi="http://www.w3.org/2001/XMLSchema-instance" xmlns:pc="http://schemas.microsoft.com/office/infopath/2007/PartnerControls">
-  <documentManagement/>
-</p:properties>
 </file>
 
 <file path=customXml/item4.xml><?xml version="1.0" encoding="utf-8"?>
@@ -8008,18 +8008,18 @@
 </file>
 
 <file path=customXml/itemProps2.xml><?xml version="1.0" encoding="utf-8"?>
-<ds:datastoreItem xmlns:ds="http://schemas.openxmlformats.org/officeDocument/2006/customXml" ds:itemID="{9F01420A-6C3F-4812-B5FE-E6629AA1175E}">
+<ds:datastoreItem xmlns:ds="http://schemas.openxmlformats.org/officeDocument/2006/customXml" ds:itemID="{9EE9C395-597E-460F-9E09-5239F10A75E7}">
   <ds:schemaRefs>
-    <ds:schemaRef ds:uri="http://schemas.microsoft.com/sharepoint/v3/contenttype/forms"/>
+    <ds:schemaRef ds:uri="http://schemas.microsoft.com/office/2006/metadata/properties"/>
+    <ds:schemaRef ds:uri="http://schemas.microsoft.com/office/infopath/2007/PartnerControls"/>
   </ds:schemaRefs>
 </ds:datastoreItem>
 </file>
 
 <file path=customXml/itemProps3.xml><?xml version="1.0" encoding="utf-8"?>
-<ds:datastoreItem xmlns:ds="http://schemas.openxmlformats.org/officeDocument/2006/customXml" ds:itemID="{9EE9C395-597E-460F-9E09-5239F10A75E7}">
+<ds:datastoreItem xmlns:ds="http://schemas.openxmlformats.org/officeDocument/2006/customXml" ds:itemID="{9F01420A-6C3F-4812-B5FE-E6629AA1175E}">
   <ds:schemaRefs>
-    <ds:schemaRef ds:uri="http://schemas.microsoft.com/office/2006/metadata/properties"/>
-    <ds:schemaRef ds:uri="http://schemas.microsoft.com/office/infopath/2007/PartnerControls"/>
+    <ds:schemaRef ds:uri="http://schemas.microsoft.com/sharepoint/v3/contenttype/forms"/>
   </ds:schemaRefs>
 </ds:datastoreItem>
 </file>
@@ -8044,7 +8044,7 @@
 </file>
 
 <file path=customXml/itemProps5.xml><?xml version="1.0" encoding="utf-8"?>
-<ds:datastoreItem xmlns:ds="http://schemas.openxmlformats.org/officeDocument/2006/customXml" ds:itemID="{8DD31CC6-77CA-481C-976F-5F5E0D19E590}">
+<ds:datastoreItem xmlns:ds="http://schemas.openxmlformats.org/officeDocument/2006/customXml" ds:itemID="{37DAC4AA-BE19-45E3-B8D1-2A60AD4403C7}">
   <ds:schemaRefs>
     <ds:schemaRef ds:uri="http://schemas.openxmlformats.org/officeDocument/2006/bibliography"/>
   </ds:schemaRefs>

--- a/Sam_CV_2026.docx
+++ b/Sam_CV_2026.docx
@@ -188,6 +188,35 @@
         </w:rPr>
         <w:t>Cyber Security Graduate</w:t>
       </w:r>
+      <w:r>
+        <w:rPr>
+          <w:rFonts w:asciiTheme="minorHAnsi" w:hAnsiTheme="minorHAnsi" w:cstheme="minorHAnsi"/>
+          <w:sz w:val="24"/>
+        </w:rPr>
+        <w:t xml:space="preserve"> </w:t>
+      </w:r>
+      <w:r>
+        <w:rPr>
+          <w:rFonts w:asciiTheme="minorHAnsi" w:hAnsiTheme="minorHAnsi" w:cstheme="minorHAnsi"/>
+          <w:sz w:val="24"/>
+        </w:rPr>
+        <w:t>•</w:t>
+      </w:r>
+      <w:r>
+        <w:rPr>
+          <w:rFonts w:asciiTheme="minorHAnsi" w:hAnsiTheme="minorHAnsi" w:cstheme="minorHAnsi"/>
+          <w:spacing w:val="-3"/>
+          <w:sz w:val="24"/>
+        </w:rPr>
+        <w:t xml:space="preserve"> </w:t>
+      </w:r>
+      <w:r>
+        <w:rPr>
+          <w:rFonts w:asciiTheme="minorHAnsi" w:hAnsiTheme="minorHAnsi" w:cstheme="minorHAnsi"/>
+          <w:sz w:val="24"/>
+        </w:rPr>
+        <w:t>Service Desk</w:t>
+      </w:r>
     </w:p>
     <w:p>
       <w:pPr>
@@ -358,8 +387,6 @@
           <w:t>samiii2023.github.io/portfolio</w:t>
         </w:r>
       </w:hyperlink>
-      <w:bookmarkStart w:id="0" w:name="_GoBack"/>
-      <w:bookmarkEnd w:id="0"/>
     </w:p>
     <w:p>
       <w:pPr>
@@ -519,6 +546,91 @@
           <w:szCs w:val="20"/>
         </w:rPr>
         <w:t>IT Support and Cyber Security graduate with a Master of Cyber Security from Deakin University and hands-on experience in customer service, technical troubleshooting, and end-user support. Proficient in Microsoft 365, Windows administration, IT service management, cyber security awareness, and SharePoint, with knowledge of ISO 27001 principles and Splunk security operations through practical simulations. Demonstrates strong communication, problem-solving, and customer support skills, seeking opportunities in Service Desk, IT Support, and Junior Cyber Security roles.</w:t>
+      </w:r>
+      <w:r>
+        <w:rPr>
+          <w:rFonts w:asciiTheme="minorHAnsi" w:hAnsiTheme="minorHAnsi" w:cstheme="minorHAnsi"/>
+          <w:b w:val="0"/>
+          <w:bCs w:val="0"/>
+          <w:color w:val="auto"/>
+          <w:sz w:val="20"/>
+          <w:szCs w:val="20"/>
+        </w:rPr>
+        <w:t xml:space="preserve"> </w:t>
+      </w:r>
+      <w:r>
+        <w:rPr>
+          <w:rFonts w:asciiTheme="minorHAnsi" w:eastAsia="Arial" w:hAnsiTheme="minorHAnsi" w:cstheme="minorHAnsi"/>
+          <w:b w:val="0"/>
+          <w:color w:val="auto"/>
+          <w:sz w:val="20"/>
+          <w:szCs w:val="20"/>
+        </w:rPr>
+        <w:t xml:space="preserve">Currently based in Geelong and fully committed to relocating to </w:t>
+      </w:r>
+      <w:proofErr w:type="spellStart"/>
+      <w:r>
+        <w:rPr>
+          <w:rFonts w:asciiTheme="minorHAnsi" w:eastAsia="Arial" w:hAnsiTheme="minorHAnsi" w:cstheme="minorHAnsi"/>
+          <w:b w:val="0"/>
+          <w:color w:val="auto"/>
+          <w:sz w:val="20"/>
+          <w:szCs w:val="20"/>
+        </w:rPr>
+        <w:t>Mildura</w:t>
+      </w:r>
+      <w:proofErr w:type="spellEnd"/>
+      <w:r>
+        <w:rPr>
+          <w:rFonts w:asciiTheme="minorHAnsi" w:eastAsia="Arial" w:hAnsiTheme="minorHAnsi" w:cstheme="minorHAnsi"/>
+          <w:b w:val="0"/>
+          <w:color w:val="auto"/>
+          <w:sz w:val="20"/>
+          <w:szCs w:val="20"/>
+        </w:rPr>
+        <w:t xml:space="preserve"> for the duration of the project from August to December 2026. Holds a current Australian driver's </w:t>
+      </w:r>
+      <w:r>
+        <w:rPr>
+          <w:rFonts w:asciiTheme="minorHAnsi" w:eastAsia="Arial" w:hAnsiTheme="minorHAnsi" w:cstheme="minorHAnsi"/>
+          <w:b w:val="0"/>
+          <w:color w:val="auto"/>
+          <w:sz w:val="20"/>
+          <w:szCs w:val="20"/>
+        </w:rPr>
+        <w:t>license</w:t>
+      </w:r>
+      <w:r>
+        <w:rPr>
+          <w:rFonts w:asciiTheme="minorHAnsi" w:eastAsia="Arial" w:hAnsiTheme="minorHAnsi" w:cstheme="minorHAnsi"/>
+          <w:b w:val="0"/>
+          <w:color w:val="auto"/>
+          <w:sz w:val="20"/>
+          <w:szCs w:val="20"/>
+        </w:rPr>
+        <w:t xml:space="preserve"> and is available for </w:t>
+      </w:r>
+      <w:proofErr w:type="spellStart"/>
+      <w:r>
+        <w:rPr>
+          <w:rFonts w:asciiTheme="minorHAnsi" w:eastAsia="Arial" w:hAnsiTheme="minorHAnsi" w:cstheme="minorHAnsi"/>
+          <w:b w:val="0"/>
+          <w:color w:val="auto"/>
+          <w:sz w:val="20"/>
+          <w:szCs w:val="20"/>
+        </w:rPr>
+        <w:t>rostered</w:t>
+      </w:r>
+      <w:proofErr w:type="spellEnd"/>
+      <w:r>
+        <w:rPr>
+          <w:rFonts w:asciiTheme="minorHAnsi" w:eastAsia="Arial" w:hAnsiTheme="minorHAnsi" w:cstheme="minorHAnsi"/>
+          <w:b w:val="0"/>
+          <w:color w:val="auto"/>
+          <w:sz w:val="20"/>
+          <w:szCs w:val="20"/>
+        </w:rPr>
+        <w:t xml:space="preserve"> shifts including early mornings, evenings, and weekends.</w:t>
       </w:r>
     </w:p>
     <w:p>
@@ -749,21 +861,7 @@
                 <w:rFonts w:asciiTheme="minorHAnsi" w:hAnsiTheme="minorHAnsi" w:cstheme="minorHAnsi"/>
                 <w:sz w:val="20"/>
               </w:rPr>
-              <w:t xml:space="preserve">Digital </w:t>
-            </w:r>
-            <w:r>
-              <w:rPr>
-                <w:rFonts w:asciiTheme="minorHAnsi" w:hAnsiTheme="minorHAnsi" w:cstheme="minorHAnsi"/>
-                <w:sz w:val="20"/>
-              </w:rPr>
-              <w:t>T</w:t>
-            </w:r>
-            <w:r>
-              <w:rPr>
-                <w:rFonts w:asciiTheme="minorHAnsi" w:hAnsiTheme="minorHAnsi" w:cstheme="minorHAnsi"/>
-                <w:sz w:val="20"/>
-              </w:rPr>
-              <w:t>raining</w:t>
+              <w:t>LAN/WAN</w:t>
             </w:r>
           </w:p>
         </w:tc>
@@ -2218,39 +2316,6 @@
         </w:tabs>
         <w:spacing w:after="0"/>
         <w:contextualSpacing/>
-        <w:rPr>
-          <w:rFonts w:asciiTheme="minorHAnsi" w:hAnsiTheme="minorHAnsi" w:cstheme="minorHAnsi"/>
-          <w:b/>
-          <w:bCs/>
-          <w:sz w:val="20"/>
-          <w:szCs w:val="20"/>
-        </w:rPr>
-      </w:pPr>
-    </w:p>
-    <w:p>
-      <w:pPr>
-        <w:tabs>
-          <w:tab w:val="right" w:pos="10800"/>
-        </w:tabs>
-        <w:spacing w:after="0"/>
-        <w:contextualSpacing/>
-        <w:jc w:val="both"/>
-        <w:rPr>
-          <w:rFonts w:asciiTheme="minorHAnsi" w:hAnsiTheme="minorHAnsi" w:cstheme="minorHAnsi"/>
-          <w:b/>
-          <w:bCs/>
-          <w:sz w:val="20"/>
-          <w:szCs w:val="20"/>
-        </w:rPr>
-      </w:pPr>
-    </w:p>
-    <w:p>
-      <w:pPr>
-        <w:tabs>
-          <w:tab w:val="right" w:pos="10800"/>
-        </w:tabs>
-        <w:spacing w:after="0"/>
-        <w:contextualSpacing/>
         <w:jc w:val="both"/>
         <w:rPr>
           <w:rFonts w:asciiTheme="minorHAnsi" w:hAnsiTheme="minorHAnsi" w:cstheme="minorHAnsi"/>
@@ -4543,6 +4608,8 @@
           <w:lang w:val="en-AU" w:eastAsia="en-AU"/>
         </w:rPr>
       </w:pPr>
+      <w:bookmarkStart w:id="0" w:name="_GoBack"/>
+      <w:bookmarkEnd w:id="0"/>
       <w:r>
         <w:rPr>
           <w:rFonts w:asciiTheme="minorHAnsi" w:hAnsiTheme="minorHAnsi" w:cstheme="minorHAnsi"/>
@@ -4669,23 +4736,41 @@
           <w:sz w:val="20"/>
           <w:szCs w:val="20"/>
         </w:rPr>
-        <w:t>: Current Victorian Driver License. Willing to travel throug</w:t>
-      </w:r>
-      <w:r>
-        <w:rPr>
-          <w:rFonts w:asciiTheme="minorHAnsi" w:hAnsiTheme="minorHAnsi" w:cstheme="minorHAnsi"/>
-          <w:sz w:val="20"/>
-          <w:szCs w:val="20"/>
-        </w:rPr>
-        <w:t xml:space="preserve">hout </w:t>
-      </w:r>
-      <w:r>
-        <w:rPr>
-          <w:rFonts w:asciiTheme="minorHAnsi" w:hAnsiTheme="minorHAnsi" w:cstheme="minorHAnsi"/>
-          <w:sz w:val="20"/>
-          <w:szCs w:val="20"/>
-        </w:rPr>
-        <w:t>Regional Victoria as required.</w:t>
+        <w:t>: Current Victorian Driver L</w:t>
+      </w:r>
+      <w:r>
+        <w:rPr>
+          <w:rFonts w:asciiTheme="minorHAnsi" w:hAnsiTheme="minorHAnsi" w:cstheme="minorHAnsi"/>
+          <w:sz w:val="20"/>
+          <w:szCs w:val="20"/>
+        </w:rPr>
+        <w:t xml:space="preserve">icense. Willing to relocate to </w:t>
+      </w:r>
+      <w:proofErr w:type="spellStart"/>
+      <w:r>
+        <w:rPr>
+          <w:rFonts w:asciiTheme="minorHAnsi" w:hAnsiTheme="minorHAnsi" w:cstheme="minorHAnsi"/>
+          <w:sz w:val="20"/>
+          <w:szCs w:val="20"/>
+        </w:rPr>
+        <w:t>Mildura</w:t>
+      </w:r>
+      <w:proofErr w:type="spellEnd"/>
+      <w:r>
+        <w:rPr>
+          <w:rFonts w:asciiTheme="minorHAnsi" w:hAnsiTheme="minorHAnsi" w:cstheme="minorHAnsi"/>
+          <w:sz w:val="20"/>
+          <w:szCs w:val="20"/>
+        </w:rPr>
+        <w:t xml:space="preserve"> for the full duration of project</w:t>
+      </w:r>
+      <w:r>
+        <w:rPr>
+          <w:rFonts w:asciiTheme="minorHAnsi" w:hAnsiTheme="minorHAnsi" w:cstheme="minorHAnsi"/>
+          <w:sz w:val="20"/>
+          <w:szCs w:val="20"/>
+        </w:rPr>
+        <w:t xml:space="preserve"> as required.</w:t>
       </w:r>
     </w:p>
     <w:p>
@@ -7764,12 +7849,6 @@
 </file>
 
 <file path=customXml/item2.xml><?xml version="1.0" encoding="utf-8"?>
-<p:properties xmlns:p="http://schemas.microsoft.com/office/2006/metadata/properties" xmlns:xsi="http://www.w3.org/2001/XMLSchema-instance" xmlns:pc="http://schemas.microsoft.com/office/infopath/2007/PartnerControls">
-  <documentManagement/>
-</p:properties>
-</file>
-
-<file path=customXml/item3.xml><?xml version="1.0" encoding="utf-8"?>
 <?mso-contentType ?>
 <FormTemplates xmlns="http://schemas.microsoft.com/sharepoint/v3/contenttype/forms">
   <Display>DocumentLibraryForm</Display>
@@ -7778,7 +7857,7 @@
 </FormTemplates>
 </file>
 
-<file path=customXml/item4.xml><?xml version="1.0" encoding="utf-8"?>
+<file path=customXml/item3.xml><?xml version="1.0" encoding="utf-8"?>
 <ct:contentTypeSchema xmlns:ct="http://schemas.microsoft.com/office/2006/metadata/contentType" xmlns:ma="http://schemas.microsoft.com/office/2006/metadata/properties/metaAttributes" ct:_="" ma:_="" ma:contentTypeName="Document" ma:contentTypeID="0x0101007471F7DF65C78A47B836E1B801984E27" ma:contentTypeVersion="12" ma:contentTypeDescription="Create a new document." ma:contentTypeScope="" ma:versionID="a744aff3979591b199221722a94f1b41">
   <xsd:schema xmlns:xsd="http://www.w3.org/2001/XMLSchema" xmlns:xs="http://www.w3.org/2001/XMLSchema" xmlns:p="http://schemas.microsoft.com/office/2006/metadata/properties" xmlns:ns2="c3ff7630-3305-4282-944d-a34b679bbcd0" xmlns:ns3="a3dd7276-94b9-44e1-8efb-dc7a8e85405f" targetNamespace="http://schemas.microsoft.com/office/2006/metadata/properties" ma:root="true" ma:fieldsID="12bcc091e99e9c9d6a62b18de453f0c2" ns2:_="" ns3:_="">
     <xsd:import namespace="c3ff7630-3305-4282-944d-a34b679bbcd0"/>
@@ -7995,6 +8074,12 @@
 </ct:contentTypeSchema>
 </file>
 
+<file path=customXml/item4.xml><?xml version="1.0" encoding="utf-8"?>
+<p:properties xmlns:p="http://schemas.microsoft.com/office/2006/metadata/properties" xmlns:xsi="http://www.w3.org/2001/XMLSchema-instance" xmlns:pc="http://schemas.microsoft.com/office/infopath/2007/PartnerControls">
+  <documentManagement/>
+</p:properties>
+</file>
+
 <file path=customXml/item5.xml><?xml version="1.0" encoding="utf-8"?>
 <b:Sources xmlns:b="http://schemas.openxmlformats.org/officeDocument/2006/bibliography" xmlns="http://schemas.openxmlformats.org/officeDocument/2006/bibliography" SelectedStyle="\APASixthEditionOfficeOnline.xsl" StyleName="APA" Version="6"/>
 </file>
@@ -8008,15 +8093,6 @@
 </file>
 
 <file path=customXml/itemProps2.xml><?xml version="1.0" encoding="utf-8"?>
-<ds:datastoreItem xmlns:ds="http://schemas.openxmlformats.org/officeDocument/2006/customXml" ds:itemID="{9EE9C395-597E-460F-9E09-5239F10A75E7}">
-  <ds:schemaRefs>
-    <ds:schemaRef ds:uri="http://schemas.microsoft.com/office/2006/metadata/properties"/>
-    <ds:schemaRef ds:uri="http://schemas.microsoft.com/office/infopath/2007/PartnerControls"/>
-  </ds:schemaRefs>
-</ds:datastoreItem>
-</file>
-
-<file path=customXml/itemProps3.xml><?xml version="1.0" encoding="utf-8"?>
 <ds:datastoreItem xmlns:ds="http://schemas.openxmlformats.org/officeDocument/2006/customXml" ds:itemID="{9F01420A-6C3F-4812-B5FE-E6629AA1175E}">
   <ds:schemaRefs>
     <ds:schemaRef ds:uri="http://schemas.microsoft.com/sharepoint/v3/contenttype/forms"/>
@@ -8024,7 +8100,7 @@
 </ds:datastoreItem>
 </file>
 
-<file path=customXml/itemProps4.xml><?xml version="1.0" encoding="utf-8"?>
+<file path=customXml/itemProps3.xml><?xml version="1.0" encoding="utf-8"?>
 <ds:datastoreItem xmlns:ds="http://schemas.openxmlformats.org/officeDocument/2006/customXml" ds:itemID="{478EE134-4483-42EA-BAD6-4DAF94FC7383}">
   <ds:schemaRefs>
     <ds:schemaRef ds:uri="http://schemas.microsoft.com/office/2006/metadata/contentType"/>
@@ -8043,8 +8119,17 @@
 </ds:datastoreItem>
 </file>
 
+<file path=customXml/itemProps4.xml><?xml version="1.0" encoding="utf-8"?>
+<ds:datastoreItem xmlns:ds="http://schemas.openxmlformats.org/officeDocument/2006/customXml" ds:itemID="{9EE9C395-597E-460F-9E09-5239F10A75E7}">
+  <ds:schemaRefs>
+    <ds:schemaRef ds:uri="http://schemas.microsoft.com/office/2006/metadata/properties"/>
+    <ds:schemaRef ds:uri="http://schemas.microsoft.com/office/infopath/2007/PartnerControls"/>
+  </ds:schemaRefs>
+</ds:datastoreItem>
+</file>
+
 <file path=customXml/itemProps5.xml><?xml version="1.0" encoding="utf-8"?>
-<ds:datastoreItem xmlns:ds="http://schemas.openxmlformats.org/officeDocument/2006/customXml" ds:itemID="{37DAC4AA-BE19-45E3-B8D1-2A60AD4403C7}">
+<ds:datastoreItem xmlns:ds="http://schemas.openxmlformats.org/officeDocument/2006/customXml" ds:itemID="{E7F10CF8-C9B2-4F74-9E8D-2C8678A165D1}">
   <ds:schemaRefs>
     <ds:schemaRef ds:uri="http://schemas.openxmlformats.org/officeDocument/2006/bibliography"/>
   </ds:schemaRefs>

--- a/Sam_CV_2026.docx
+++ b/Sam_CV_2026.docx
@@ -557,80 +557,6 @@
           <w:szCs w:val="20"/>
         </w:rPr>
         <w:t xml:space="preserve"> </w:t>
-      </w:r>
-      <w:r>
-        <w:rPr>
-          <w:rFonts w:asciiTheme="minorHAnsi" w:eastAsia="Arial" w:hAnsiTheme="minorHAnsi" w:cstheme="minorHAnsi"/>
-          <w:b w:val="0"/>
-          <w:color w:val="auto"/>
-          <w:sz w:val="20"/>
-          <w:szCs w:val="20"/>
-        </w:rPr>
-        <w:t xml:space="preserve">Currently based in Geelong and fully committed to relocating to </w:t>
-      </w:r>
-      <w:proofErr w:type="spellStart"/>
-      <w:r>
-        <w:rPr>
-          <w:rFonts w:asciiTheme="minorHAnsi" w:eastAsia="Arial" w:hAnsiTheme="minorHAnsi" w:cstheme="minorHAnsi"/>
-          <w:b w:val="0"/>
-          <w:color w:val="auto"/>
-          <w:sz w:val="20"/>
-          <w:szCs w:val="20"/>
-        </w:rPr>
-        <w:t>Mildura</w:t>
-      </w:r>
-      <w:proofErr w:type="spellEnd"/>
-      <w:r>
-        <w:rPr>
-          <w:rFonts w:asciiTheme="minorHAnsi" w:eastAsia="Arial" w:hAnsiTheme="minorHAnsi" w:cstheme="minorHAnsi"/>
-          <w:b w:val="0"/>
-          <w:color w:val="auto"/>
-          <w:sz w:val="20"/>
-          <w:szCs w:val="20"/>
-        </w:rPr>
-        <w:t xml:space="preserve"> for the duration of the project from August to December 2026. Holds a current Australian driver's </w:t>
-      </w:r>
-      <w:r>
-        <w:rPr>
-          <w:rFonts w:asciiTheme="minorHAnsi" w:eastAsia="Arial" w:hAnsiTheme="minorHAnsi" w:cstheme="minorHAnsi"/>
-          <w:b w:val="0"/>
-          <w:color w:val="auto"/>
-          <w:sz w:val="20"/>
-          <w:szCs w:val="20"/>
-        </w:rPr>
-        <w:t>license</w:t>
-      </w:r>
-      <w:r>
-        <w:rPr>
-          <w:rFonts w:asciiTheme="minorHAnsi" w:eastAsia="Arial" w:hAnsiTheme="minorHAnsi" w:cstheme="minorHAnsi"/>
-          <w:b w:val="0"/>
-          <w:color w:val="auto"/>
-          <w:sz w:val="20"/>
-          <w:szCs w:val="20"/>
-        </w:rPr>
-        <w:t xml:space="preserve"> and is available for </w:t>
-      </w:r>
-      <w:proofErr w:type="spellStart"/>
-      <w:r>
-        <w:rPr>
-          <w:rFonts w:asciiTheme="minorHAnsi" w:eastAsia="Arial" w:hAnsiTheme="minorHAnsi" w:cstheme="minorHAnsi"/>
-          <w:b w:val="0"/>
-          <w:color w:val="auto"/>
-          <w:sz w:val="20"/>
-          <w:szCs w:val="20"/>
-        </w:rPr>
-        <w:t>rostered</w:t>
-      </w:r>
-      <w:proofErr w:type="spellEnd"/>
-      <w:r>
-        <w:rPr>
-          <w:rFonts w:asciiTheme="minorHAnsi" w:eastAsia="Arial" w:hAnsiTheme="minorHAnsi" w:cstheme="minorHAnsi"/>
-          <w:b w:val="0"/>
-          <w:color w:val="auto"/>
-          <w:sz w:val="20"/>
-          <w:szCs w:val="20"/>
-        </w:rPr>
-        <w:t xml:space="preserve"> shifts including early mornings, evenings, and weekends.</w:t>
       </w:r>
     </w:p>
     <w:p>
@@ -1824,6 +1750,7 @@
         </w:tabs>
         <w:spacing w:after="0"/>
         <w:contextualSpacing/>
+        <w:jc w:val="both"/>
         <w:rPr>
           <w:rFonts w:asciiTheme="minorHAnsi" w:hAnsiTheme="minorHAnsi" w:cstheme="minorHAnsi"/>
           <w:b/>
@@ -1840,68 +1767,97 @@
         </w:tabs>
         <w:spacing w:after="0"/>
         <w:contextualSpacing/>
-        <w:rPr>
-          <w:rFonts w:asciiTheme="minorHAnsi" w:hAnsiTheme="minorHAnsi" w:cstheme="minorHAnsi"/>
-          <w:b/>
-          <w:bCs/>
-          <w:sz w:val="20"/>
-          <w:szCs w:val="20"/>
-        </w:rPr>
-      </w:pPr>
-      <w:r>
-        <w:rPr>
-          <w:rFonts w:asciiTheme="minorHAnsi" w:hAnsiTheme="minorHAnsi" w:cstheme="minorHAnsi"/>
-          <w:b/>
-          <w:bCs/>
-          <w:sz w:val="20"/>
-          <w:szCs w:val="20"/>
-        </w:rPr>
-        <w:t>Deakin University, Geelong, Australia</w:t>
-      </w:r>
-      <w:r>
-        <w:rPr>
-          <w:rFonts w:asciiTheme="minorHAnsi" w:hAnsiTheme="minorHAnsi" w:cstheme="minorHAnsi"/>
-          <w:b/>
+        <w:jc w:val="both"/>
+        <w:rPr>
+          <w:rFonts w:asciiTheme="minorHAnsi" w:hAnsiTheme="minorHAnsi" w:cstheme="minorHAnsi"/>
+          <w:b/>
+          <w:bCs/>
+          <w:sz w:val="20"/>
+          <w:szCs w:val="20"/>
+        </w:rPr>
+      </w:pPr>
+      <w:r>
+        <w:rPr>
+          <w:rFonts w:asciiTheme="minorHAnsi" w:hAnsiTheme="minorHAnsi" w:cstheme="minorHAnsi"/>
+          <w:b/>
+          <w:bCs/>
+          <w:sz w:val="20"/>
+          <w:szCs w:val="20"/>
+        </w:rPr>
+        <w:t>Gopher Industries</w:t>
+      </w:r>
+      <w:r>
+        <w:rPr>
+          <w:rFonts w:asciiTheme="minorHAnsi" w:hAnsiTheme="minorHAnsi" w:cstheme="minorHAnsi"/>
+          <w:bCs/>
+          <w:sz w:val="20"/>
+          <w:szCs w:val="20"/>
+        </w:rPr>
+        <w:t>,</w:t>
+      </w:r>
+      <w:r>
+        <w:rPr>
+          <w:rFonts w:asciiTheme="minorHAnsi" w:hAnsiTheme="minorHAnsi" w:cstheme="minorHAnsi"/>
+          <w:b/>
+          <w:bCs/>
+          <w:sz w:val="20"/>
+          <w:szCs w:val="20"/>
+        </w:rPr>
+        <w:t xml:space="preserve"> Australia</w:t>
+      </w:r>
+      <w:r>
+        <w:rPr>
+          <w:rFonts w:asciiTheme="minorHAnsi" w:hAnsiTheme="minorHAnsi" w:cstheme="minorHAnsi"/>
           <w:bCs/>
           <w:sz w:val="20"/>
           <w:szCs w:val="20"/>
         </w:rPr>
         <w:tab/>
-      </w:r>
-      <w:r>
-        <w:rPr>
-          <w:rFonts w:asciiTheme="minorHAnsi" w:hAnsiTheme="minorHAnsi" w:cstheme="minorHAnsi"/>
-          <w:bCs/>
-          <w:sz w:val="20"/>
-          <w:szCs w:val="20"/>
-        </w:rPr>
-        <w:t>May 2025 – July 2025</w:t>
-      </w:r>
-    </w:p>
-    <w:p>
-      <w:pPr>
-        <w:tabs>
-          <w:tab w:val="right" w:pos="10800"/>
-        </w:tabs>
+        <w:t xml:space="preserve">                                                                            </w:t>
+      </w:r>
+      <w:r>
+        <w:rPr>
+          <w:rFonts w:asciiTheme="minorHAnsi" w:hAnsiTheme="minorHAnsi" w:cstheme="minorHAnsi"/>
+          <w:bCs/>
+          <w:sz w:val="20"/>
+          <w:szCs w:val="20"/>
+        </w:rPr>
+        <w:t>Nov 2023 – June</w:t>
+      </w:r>
+      <w:r>
+        <w:rPr>
+          <w:rFonts w:asciiTheme="minorHAnsi" w:hAnsiTheme="minorHAnsi" w:cstheme="minorHAnsi"/>
+          <w:bCs/>
+          <w:sz w:val="20"/>
+          <w:szCs w:val="20"/>
+        </w:rPr>
+        <w:t xml:space="preserve"> 2024</w:t>
+      </w:r>
+    </w:p>
+    <w:p>
+      <w:pPr>
         <w:spacing w:after="0"/>
         <w:contextualSpacing/>
-        <w:rPr>
-          <w:rFonts w:asciiTheme="minorHAnsi" w:hAnsiTheme="minorHAnsi" w:cstheme="minorHAnsi"/>
-          <w:b/>
-          <w:bCs/>
-          <w:sz w:val="20"/>
-          <w:szCs w:val="20"/>
-        </w:rPr>
-      </w:pPr>
-      <w:r>
-        <w:rPr>
-          <w:rFonts w:asciiTheme="minorHAnsi" w:hAnsiTheme="minorHAnsi" w:cstheme="minorHAnsi"/>
-          <w:b/>
-          <w:bCs/>
-          <w:sz w:val="20"/>
-          <w:szCs w:val="20"/>
-        </w:rPr>
-        <w:t>IT Support Officer – Exam Support Team (Casual)</w:t>
+        <w:jc w:val="both"/>
+        <w:rPr>
+          <w:rFonts w:asciiTheme="minorHAnsi" w:hAnsiTheme="minorHAnsi" w:cstheme="minorHAnsi"/>
+          <w:b/>
+          <w:bCs/>
+          <w:i/>
+          <w:sz w:val="20"/>
+          <w:szCs w:val="20"/>
+        </w:rPr>
+      </w:pPr>
+      <w:r>
+        <w:rPr>
+          <w:rFonts w:asciiTheme="minorHAnsi" w:hAnsiTheme="minorHAnsi" w:cstheme="minorHAnsi"/>
+          <w:b/>
+          <w:bCs/>
+          <w:i/>
+          <w:sz w:val="20"/>
+          <w:szCs w:val="20"/>
+        </w:rPr>
+        <w:t>Project Member (Cyber Security Capstone Project)</w:t>
       </w:r>
     </w:p>
     <w:p>
@@ -1928,117 +1884,51 @@
       <w:r>
         <w:rPr>
           <w:rFonts w:asciiTheme="minorHAnsi" w:hAnsiTheme="minorHAnsi" w:cstheme="minorHAnsi"/>
-          <w:bCs/>
-          <w:sz w:val="20"/>
-          <w:szCs w:val="20"/>
-        </w:rPr>
-        <w:t xml:space="preserve">Provide on-site </w:t>
-      </w:r>
-      <w:r>
-        <w:rPr>
-          <w:rFonts w:asciiTheme="minorHAnsi" w:hAnsiTheme="minorHAnsi" w:cstheme="minorHAnsi"/>
-          <w:b/>
-          <w:bCs/>
-          <w:sz w:val="20"/>
-          <w:szCs w:val="20"/>
-        </w:rPr>
-        <w:t>Level 1 IT support</w:t>
-      </w:r>
-      <w:r>
-        <w:rPr>
-          <w:rFonts w:asciiTheme="minorHAnsi" w:hAnsiTheme="minorHAnsi" w:cstheme="minorHAnsi"/>
-          <w:bCs/>
-          <w:sz w:val="20"/>
-          <w:szCs w:val="20"/>
-        </w:rPr>
-        <w:t xml:space="preserve"> for digital exam sessions</w:t>
-      </w:r>
-      <w:r>
-        <w:rPr>
-          <w:rFonts w:asciiTheme="minorHAnsi" w:hAnsiTheme="minorHAnsi" w:cstheme="minorHAnsi"/>
-          <w:bCs/>
-          <w:sz w:val="20"/>
-          <w:szCs w:val="20"/>
-        </w:rPr>
-        <w:t xml:space="preserve">, troubleshooting authentication, </w:t>
-      </w:r>
-      <w:r>
-        <w:rPr>
-          <w:rFonts w:asciiTheme="minorHAnsi" w:hAnsiTheme="minorHAnsi" w:cstheme="minorHAnsi"/>
-          <w:b/>
-          <w:bCs/>
-          <w:sz w:val="20"/>
-          <w:szCs w:val="20"/>
-        </w:rPr>
-        <w:t xml:space="preserve">Wi-Fi connectivity </w:t>
-      </w:r>
-      <w:r>
-        <w:rPr>
-          <w:rFonts w:asciiTheme="minorHAnsi" w:hAnsiTheme="minorHAnsi" w:cstheme="minorHAnsi"/>
-          <w:bCs/>
-          <w:sz w:val="20"/>
-          <w:szCs w:val="20"/>
-        </w:rPr>
-        <w:t xml:space="preserve">and </w:t>
-      </w:r>
-      <w:r>
-        <w:rPr>
-          <w:rFonts w:asciiTheme="minorHAnsi" w:hAnsiTheme="minorHAnsi" w:cstheme="minorHAnsi"/>
-          <w:b/>
-          <w:bCs/>
-          <w:sz w:val="20"/>
-          <w:szCs w:val="20"/>
-        </w:rPr>
-        <w:t>Microsoft 365</w:t>
-      </w:r>
-      <w:r>
-        <w:rPr>
-          <w:rFonts w:asciiTheme="minorHAnsi" w:hAnsiTheme="minorHAnsi" w:cstheme="minorHAnsi"/>
-          <w:bCs/>
-          <w:sz w:val="20"/>
-          <w:szCs w:val="20"/>
-        </w:rPr>
-        <w:t xml:space="preserve"> access issues for end users across </w:t>
-      </w:r>
-      <w:r>
-        <w:rPr>
-          <w:rFonts w:asciiTheme="minorHAnsi" w:hAnsiTheme="minorHAnsi" w:cstheme="minorHAnsi"/>
-          <w:b/>
-          <w:bCs/>
-          <w:sz w:val="20"/>
-          <w:szCs w:val="20"/>
-        </w:rPr>
-        <w:t>Windows</w:t>
-      </w:r>
-      <w:r>
-        <w:rPr>
-          <w:rFonts w:asciiTheme="minorHAnsi" w:hAnsiTheme="minorHAnsi" w:cstheme="minorHAnsi"/>
-          <w:bCs/>
-          <w:sz w:val="20"/>
-          <w:szCs w:val="20"/>
+          <w:sz w:val="20"/>
+          <w:szCs w:val="20"/>
+          <w:lang w:eastAsia="en-US"/>
+        </w:rPr>
+        <w:t xml:space="preserve">Conducted </w:t>
+      </w:r>
+      <w:r>
+        <w:rPr>
+          <w:rFonts w:asciiTheme="minorHAnsi" w:hAnsiTheme="minorHAnsi" w:cstheme="minorHAnsi"/>
+          <w:b/>
+          <w:bCs/>
+          <w:sz w:val="20"/>
+          <w:szCs w:val="20"/>
+          <w:lang w:eastAsia="en-US"/>
+        </w:rPr>
+        <w:t>Security Risk Assessments</w:t>
+      </w:r>
+      <w:r>
+        <w:rPr>
+          <w:rFonts w:asciiTheme="minorHAnsi" w:hAnsiTheme="minorHAnsi" w:cstheme="minorHAnsi"/>
+          <w:sz w:val="20"/>
+          <w:szCs w:val="20"/>
+          <w:lang w:eastAsia="en-US"/>
         </w:rPr>
         <w:t xml:space="preserve"> and </w:t>
       </w:r>
-      <w:proofErr w:type="spellStart"/>
-      <w:r>
-        <w:rPr>
-          <w:rFonts w:asciiTheme="minorHAnsi" w:hAnsiTheme="minorHAnsi" w:cstheme="minorHAnsi"/>
-          <w:b/>
-          <w:bCs/>
-          <w:sz w:val="20"/>
-          <w:szCs w:val="20"/>
-        </w:rPr>
-        <w:t>macOS</w:t>
-      </w:r>
-      <w:proofErr w:type="spellEnd"/>
-      <w:r>
-        <w:rPr>
-          <w:rFonts w:asciiTheme="minorHAnsi" w:hAnsiTheme="minorHAnsi" w:cstheme="minorHAnsi"/>
-          <w:bCs/>
-          <w:sz w:val="20"/>
-          <w:szCs w:val="20"/>
-        </w:rPr>
-        <w:t xml:space="preserve"> environments.</w:t>
+      <w:r>
+        <w:rPr>
+          <w:rFonts w:asciiTheme="minorHAnsi" w:hAnsiTheme="minorHAnsi" w:cstheme="minorHAnsi"/>
+          <w:b/>
+          <w:bCs/>
+          <w:sz w:val="20"/>
+          <w:szCs w:val="20"/>
+          <w:lang w:eastAsia="en-US"/>
+        </w:rPr>
+        <w:t>Vulnerability Assessments</w:t>
+      </w:r>
+      <w:r>
+        <w:rPr>
+          <w:rFonts w:asciiTheme="minorHAnsi" w:hAnsiTheme="minorHAnsi" w:cstheme="minorHAnsi"/>
+          <w:sz w:val="20"/>
+          <w:szCs w:val="20"/>
+          <w:lang w:eastAsia="en-US"/>
+        </w:rPr>
+        <w:t xml:space="preserve"> to identify and mitigate potential security risks across multiple web-based applications which enhance overall security posture by 70%. </w:t>
       </w:r>
     </w:p>
     <w:p>
@@ -2065,68 +1955,46 @@
       <w:r>
         <w:rPr>
           <w:rFonts w:asciiTheme="minorHAnsi" w:hAnsiTheme="minorHAnsi" w:cstheme="minorHAnsi"/>
-          <w:bCs/>
-          <w:sz w:val="20"/>
-          <w:szCs w:val="20"/>
-        </w:rPr>
-        <w:t xml:space="preserve">Prepare and deploy university-issued </w:t>
-      </w:r>
-      <w:r>
-        <w:rPr>
-          <w:rFonts w:asciiTheme="minorHAnsi" w:hAnsiTheme="minorHAnsi" w:cstheme="minorHAnsi"/>
-          <w:b/>
-          <w:bCs/>
-          <w:sz w:val="20"/>
-          <w:szCs w:val="20"/>
-        </w:rPr>
-        <w:t>Windows laptops</w:t>
-      </w:r>
-      <w:r>
-        <w:rPr>
-          <w:rFonts w:asciiTheme="minorHAnsi" w:hAnsiTheme="minorHAnsi" w:cstheme="minorHAnsi"/>
-          <w:bCs/>
-          <w:sz w:val="20"/>
-          <w:szCs w:val="20"/>
-        </w:rPr>
-        <w:t xml:space="preserve"> before each session, performing </w:t>
-      </w:r>
-      <w:r>
-        <w:rPr>
-          <w:rFonts w:asciiTheme="minorHAnsi" w:hAnsiTheme="minorHAnsi" w:cstheme="minorHAnsi"/>
-          <w:b/>
-          <w:bCs/>
-          <w:sz w:val="20"/>
-          <w:szCs w:val="20"/>
-        </w:rPr>
-        <w:t>device imaging</w:t>
-      </w:r>
-      <w:r>
-        <w:rPr>
-          <w:rFonts w:asciiTheme="minorHAnsi" w:hAnsiTheme="minorHAnsi" w:cstheme="minorHAnsi"/>
-          <w:bCs/>
-          <w:sz w:val="20"/>
-          <w:szCs w:val="20"/>
-        </w:rPr>
-        <w:t xml:space="preserve">, </w:t>
-      </w:r>
-      <w:r>
-        <w:rPr>
-          <w:rFonts w:asciiTheme="minorHAnsi" w:hAnsiTheme="minorHAnsi" w:cstheme="minorHAnsi"/>
-          <w:b/>
-          <w:bCs/>
-          <w:sz w:val="20"/>
-          <w:szCs w:val="20"/>
-        </w:rPr>
-        <w:t>hardware diagnostics</w:t>
-      </w:r>
-      <w:r>
-        <w:rPr>
-          <w:rFonts w:asciiTheme="minorHAnsi" w:hAnsiTheme="minorHAnsi" w:cstheme="minorHAnsi"/>
-          <w:bCs/>
-          <w:sz w:val="20"/>
-          <w:szCs w:val="20"/>
-        </w:rPr>
-        <w:t xml:space="preserve"> and peripheral checks to ensure systems are operational and ready for immediate use.</w:t>
+          <w:sz w:val="20"/>
+          <w:szCs w:val="20"/>
+        </w:rPr>
+        <w:t xml:space="preserve">Implemented security controls, data protection measures, and </w:t>
+      </w:r>
+      <w:r>
+        <w:rPr>
+          <w:rFonts w:asciiTheme="minorHAnsi" w:hAnsiTheme="minorHAnsi" w:cstheme="minorHAnsi"/>
+          <w:b/>
+          <w:sz w:val="20"/>
+          <w:szCs w:val="20"/>
+        </w:rPr>
+        <w:t>Identity &amp; Access Management (IAM)</w:t>
+      </w:r>
+      <w:r>
+        <w:rPr>
+          <w:rFonts w:asciiTheme="minorHAnsi" w:hAnsiTheme="minorHAnsi" w:cstheme="minorHAnsi"/>
+          <w:sz w:val="20"/>
+          <w:szCs w:val="20"/>
+        </w:rPr>
+        <w:t xml:space="preserve"> practices using </w:t>
+      </w:r>
+      <w:proofErr w:type="spellStart"/>
+      <w:r>
+        <w:rPr>
+          <w:rFonts w:asciiTheme="minorHAnsi" w:hAnsiTheme="minorHAnsi" w:cstheme="minorHAnsi"/>
+          <w:b/>
+          <w:sz w:val="20"/>
+          <w:szCs w:val="20"/>
+        </w:rPr>
+        <w:t>Keycloak</w:t>
+      </w:r>
+      <w:proofErr w:type="spellEnd"/>
+      <w:r>
+        <w:rPr>
+          <w:rFonts w:asciiTheme="minorHAnsi" w:hAnsiTheme="minorHAnsi" w:cstheme="minorHAnsi"/>
+          <w:sz w:val="20"/>
+          <w:szCs w:val="20"/>
+        </w:rPr>
+        <w:t>, enhancing the safeguarding of sensitive information.</w:t>
       </w:r>
     </w:p>
     <w:p>
@@ -2153,30 +2021,11 @@
       <w:r>
         <w:rPr>
           <w:rFonts w:asciiTheme="minorHAnsi" w:hAnsiTheme="minorHAnsi" w:cstheme="minorHAnsi"/>
-          <w:bCs/>
-          <w:sz w:val="20"/>
-          <w:szCs w:val="20"/>
-        </w:rPr>
-        <w:t xml:space="preserve">Deliver </w:t>
-      </w:r>
-      <w:r>
-        <w:rPr>
-          <w:rFonts w:asciiTheme="minorHAnsi" w:hAnsiTheme="minorHAnsi" w:cstheme="minorHAnsi"/>
-          <w:b/>
-          <w:bCs/>
-          <w:sz w:val="20"/>
-          <w:szCs w:val="20"/>
-        </w:rPr>
-        <w:t>desk-side technical support</w:t>
-      </w:r>
-      <w:r>
-        <w:rPr>
-          <w:rFonts w:asciiTheme="minorHAnsi" w:hAnsiTheme="minorHAnsi" w:cstheme="minorHAnsi"/>
-          <w:bCs/>
-          <w:sz w:val="20"/>
-          <w:szCs w:val="20"/>
-        </w:rPr>
-        <w:t xml:space="preserve"> for exam room technology including monitors, display adapters, printers and basic AV equipment, resolving hardware and display connectivity issues during active exam sessions.</w:t>
+          <w:sz w:val="20"/>
+          <w:szCs w:val="20"/>
+          <w:lang w:eastAsia="en-US"/>
+        </w:rPr>
+        <w:t>Conducted security testing and threat analysis that resulted in a 5% improvement in application and infrastructure security.</w:t>
       </w:r>
     </w:p>
     <w:p>
@@ -2203,51 +2052,341 @@
       <w:r>
         <w:rPr>
           <w:rFonts w:asciiTheme="minorHAnsi" w:hAnsiTheme="minorHAnsi" w:cstheme="minorHAnsi"/>
-          <w:bCs/>
-          <w:sz w:val="20"/>
-          <w:szCs w:val="20"/>
-        </w:rPr>
-        <w:t xml:space="preserve">Record incidents and troubleshooting actions in </w:t>
-      </w:r>
-      <w:proofErr w:type="spellStart"/>
-      <w:r>
-        <w:rPr>
-          <w:rFonts w:asciiTheme="minorHAnsi" w:hAnsiTheme="minorHAnsi" w:cstheme="minorHAnsi"/>
-          <w:b/>
-          <w:bCs/>
-          <w:sz w:val="20"/>
-          <w:szCs w:val="20"/>
-        </w:rPr>
-        <w:t>ServiceNow</w:t>
-      </w:r>
-      <w:proofErr w:type="spellEnd"/>
-      <w:r>
-        <w:rPr>
-          <w:rFonts w:asciiTheme="minorHAnsi" w:hAnsiTheme="minorHAnsi" w:cstheme="minorHAnsi"/>
-          <w:bCs/>
-          <w:sz w:val="20"/>
-          <w:szCs w:val="20"/>
-        </w:rPr>
-        <w:t xml:space="preserve">, escalating unresolved faults to other IT teams to support structured </w:t>
-      </w:r>
-      <w:r>
-        <w:rPr>
-          <w:rFonts w:asciiTheme="minorHAnsi" w:hAnsiTheme="minorHAnsi" w:cstheme="minorHAnsi"/>
-          <w:b/>
-          <w:bCs/>
-          <w:sz w:val="20"/>
-          <w:szCs w:val="20"/>
-        </w:rPr>
-        <w:t>incident management</w:t>
-      </w:r>
-      <w:r>
-        <w:rPr>
-          <w:rFonts w:asciiTheme="minorHAnsi" w:hAnsiTheme="minorHAnsi" w:cstheme="minorHAnsi"/>
-          <w:bCs/>
-          <w:sz w:val="20"/>
-          <w:szCs w:val="20"/>
-        </w:rPr>
-        <w:t xml:space="preserve"> and follow-up resolution.</w:t>
+          <w:sz w:val="20"/>
+        </w:rPr>
+        <w:t>Reviewed</w:t>
+      </w:r>
+      <w:r>
+        <w:rPr>
+          <w:rFonts w:asciiTheme="minorHAnsi" w:hAnsiTheme="minorHAnsi" w:cstheme="minorHAnsi"/>
+          <w:spacing w:val="-3"/>
+          <w:sz w:val="20"/>
+        </w:rPr>
+        <w:t xml:space="preserve"> </w:t>
+      </w:r>
+      <w:r>
+        <w:rPr>
+          <w:rFonts w:asciiTheme="minorHAnsi" w:hAnsiTheme="minorHAnsi" w:cstheme="minorHAnsi"/>
+          <w:sz w:val="20"/>
+        </w:rPr>
+        <w:t>and</w:t>
+      </w:r>
+      <w:r>
+        <w:rPr>
+          <w:rFonts w:asciiTheme="minorHAnsi" w:hAnsiTheme="minorHAnsi" w:cstheme="minorHAnsi"/>
+          <w:spacing w:val="-3"/>
+          <w:sz w:val="20"/>
+        </w:rPr>
+        <w:t xml:space="preserve"> </w:t>
+      </w:r>
+      <w:r>
+        <w:rPr>
+          <w:rFonts w:asciiTheme="minorHAnsi" w:hAnsiTheme="minorHAnsi" w:cstheme="minorHAnsi"/>
+          <w:sz w:val="20"/>
+        </w:rPr>
+        <w:t xml:space="preserve">managed </w:t>
+      </w:r>
+      <w:r>
+        <w:rPr>
+          <w:rFonts w:asciiTheme="minorHAnsi" w:hAnsiTheme="minorHAnsi" w:cstheme="minorHAnsi"/>
+          <w:b/>
+          <w:sz w:val="20"/>
+        </w:rPr>
+        <w:t>GitHub</w:t>
+      </w:r>
+      <w:r>
+        <w:rPr>
+          <w:rFonts w:asciiTheme="minorHAnsi" w:hAnsiTheme="minorHAnsi" w:cstheme="minorHAnsi"/>
+          <w:b/>
+          <w:spacing w:val="-3"/>
+          <w:sz w:val="20"/>
+        </w:rPr>
+        <w:t xml:space="preserve"> </w:t>
+      </w:r>
+      <w:r>
+        <w:rPr>
+          <w:rFonts w:asciiTheme="minorHAnsi" w:hAnsiTheme="minorHAnsi" w:cstheme="minorHAnsi"/>
+          <w:b/>
+          <w:sz w:val="20"/>
+        </w:rPr>
+        <w:t>pull</w:t>
+      </w:r>
+      <w:r>
+        <w:rPr>
+          <w:rFonts w:asciiTheme="minorHAnsi" w:hAnsiTheme="minorHAnsi" w:cstheme="minorHAnsi"/>
+          <w:b/>
+          <w:spacing w:val="-5"/>
+          <w:sz w:val="20"/>
+        </w:rPr>
+        <w:t xml:space="preserve"> </w:t>
+      </w:r>
+      <w:r>
+        <w:rPr>
+          <w:rFonts w:asciiTheme="minorHAnsi" w:hAnsiTheme="minorHAnsi" w:cstheme="minorHAnsi"/>
+          <w:b/>
+          <w:sz w:val="20"/>
+        </w:rPr>
+        <w:t>requests</w:t>
+      </w:r>
+      <w:r>
+        <w:rPr>
+          <w:rFonts w:asciiTheme="minorHAnsi" w:hAnsiTheme="minorHAnsi" w:cstheme="minorHAnsi"/>
+          <w:sz w:val="20"/>
+        </w:rPr>
+        <w:t>,</w:t>
+      </w:r>
+      <w:r>
+        <w:rPr>
+          <w:rFonts w:asciiTheme="minorHAnsi" w:hAnsiTheme="minorHAnsi" w:cstheme="minorHAnsi"/>
+          <w:spacing w:val="-3"/>
+          <w:sz w:val="20"/>
+        </w:rPr>
+        <w:t xml:space="preserve"> </w:t>
+      </w:r>
+      <w:r>
+        <w:rPr>
+          <w:rFonts w:asciiTheme="minorHAnsi" w:hAnsiTheme="minorHAnsi" w:cstheme="minorHAnsi"/>
+          <w:sz w:val="20"/>
+        </w:rPr>
+        <w:t>maintaining</w:t>
+      </w:r>
+      <w:r>
+        <w:rPr>
+          <w:rFonts w:asciiTheme="minorHAnsi" w:hAnsiTheme="minorHAnsi" w:cstheme="minorHAnsi"/>
+          <w:spacing w:val="-4"/>
+          <w:sz w:val="20"/>
+        </w:rPr>
+        <w:t xml:space="preserve"> </w:t>
+      </w:r>
+      <w:r>
+        <w:rPr>
+          <w:rFonts w:asciiTheme="minorHAnsi" w:hAnsiTheme="minorHAnsi" w:cstheme="minorHAnsi"/>
+          <w:sz w:val="20"/>
+        </w:rPr>
+        <w:t>code</w:t>
+      </w:r>
+      <w:r>
+        <w:rPr>
+          <w:rFonts w:asciiTheme="minorHAnsi" w:hAnsiTheme="minorHAnsi" w:cstheme="minorHAnsi"/>
+          <w:spacing w:val="-4"/>
+          <w:sz w:val="20"/>
+        </w:rPr>
+        <w:t xml:space="preserve"> </w:t>
+      </w:r>
+      <w:r>
+        <w:rPr>
+          <w:rFonts w:asciiTheme="minorHAnsi" w:hAnsiTheme="minorHAnsi" w:cstheme="minorHAnsi"/>
+          <w:sz w:val="20"/>
+        </w:rPr>
+        <w:t>quality</w:t>
+      </w:r>
+      <w:r>
+        <w:rPr>
+          <w:rFonts w:asciiTheme="minorHAnsi" w:hAnsiTheme="minorHAnsi" w:cstheme="minorHAnsi"/>
+          <w:spacing w:val="-3"/>
+          <w:sz w:val="20"/>
+        </w:rPr>
+        <w:t xml:space="preserve"> </w:t>
+      </w:r>
+      <w:r>
+        <w:rPr>
+          <w:rFonts w:asciiTheme="minorHAnsi" w:hAnsiTheme="minorHAnsi" w:cstheme="minorHAnsi"/>
+          <w:sz w:val="20"/>
+        </w:rPr>
+        <w:t>and</w:t>
+      </w:r>
+      <w:r>
+        <w:rPr>
+          <w:rFonts w:asciiTheme="minorHAnsi" w:hAnsiTheme="minorHAnsi" w:cstheme="minorHAnsi"/>
+          <w:spacing w:val="-3"/>
+          <w:sz w:val="20"/>
+        </w:rPr>
+        <w:t xml:space="preserve"> </w:t>
+      </w:r>
+      <w:r>
+        <w:rPr>
+          <w:rFonts w:asciiTheme="minorHAnsi" w:hAnsiTheme="minorHAnsi" w:cstheme="minorHAnsi"/>
+          <w:sz w:val="20"/>
+        </w:rPr>
+        <w:t xml:space="preserve">leading </w:t>
+      </w:r>
+      <w:r>
+        <w:rPr>
+          <w:rFonts w:asciiTheme="minorHAnsi" w:hAnsiTheme="minorHAnsi" w:cstheme="minorHAnsi"/>
+          <w:b/>
+          <w:sz w:val="20"/>
+        </w:rPr>
+        <w:t>weekly</w:t>
+      </w:r>
+      <w:r>
+        <w:rPr>
+          <w:rFonts w:asciiTheme="minorHAnsi" w:hAnsiTheme="minorHAnsi" w:cstheme="minorHAnsi"/>
+          <w:b/>
+          <w:spacing w:val="-4"/>
+          <w:sz w:val="20"/>
+        </w:rPr>
+        <w:t xml:space="preserve"> </w:t>
+      </w:r>
+      <w:r>
+        <w:rPr>
+          <w:rFonts w:asciiTheme="minorHAnsi" w:hAnsiTheme="minorHAnsi" w:cstheme="minorHAnsi"/>
+          <w:b/>
+          <w:sz w:val="20"/>
+        </w:rPr>
+        <w:t>stand-ups</w:t>
+      </w:r>
+      <w:r>
+        <w:rPr>
+          <w:rFonts w:asciiTheme="minorHAnsi" w:hAnsiTheme="minorHAnsi" w:cstheme="minorHAnsi"/>
+          <w:b/>
+          <w:spacing w:val="-3"/>
+          <w:sz w:val="20"/>
+        </w:rPr>
+        <w:t xml:space="preserve"> </w:t>
+      </w:r>
+      <w:r>
+        <w:rPr>
+          <w:rFonts w:asciiTheme="minorHAnsi" w:hAnsiTheme="minorHAnsi" w:cstheme="minorHAnsi"/>
+          <w:sz w:val="20"/>
+        </w:rPr>
+        <w:t>to</w:t>
+      </w:r>
+      <w:r>
+        <w:rPr>
+          <w:rFonts w:asciiTheme="minorHAnsi" w:hAnsiTheme="minorHAnsi" w:cstheme="minorHAnsi"/>
+          <w:spacing w:val="-3"/>
+          <w:sz w:val="20"/>
+        </w:rPr>
+        <w:t xml:space="preserve"> </w:t>
+      </w:r>
+      <w:r>
+        <w:rPr>
+          <w:rFonts w:asciiTheme="minorHAnsi" w:hAnsiTheme="minorHAnsi" w:cstheme="minorHAnsi"/>
+          <w:sz w:val="20"/>
+        </w:rPr>
+        <w:t>coordinate tasks and resolve development issues.</w:t>
+      </w:r>
+    </w:p>
+    <w:p>
+      <w:pPr>
+        <w:pStyle w:val="NormalWeb"/>
+        <w:tabs>
+          <w:tab w:val="right" w:pos="0"/>
+          <w:tab w:val="right" w:pos="10800"/>
+        </w:tabs>
+        <w:spacing w:after="0" w:afterAutospacing="0"/>
+        <w:rPr>
+          <w:rFonts w:asciiTheme="minorHAnsi" w:hAnsiTheme="minorHAnsi" w:cstheme="minorHAnsi"/>
+          <w:b/>
+          <w:bCs/>
+          <w:sz w:val="20"/>
+          <w:szCs w:val="20"/>
+        </w:rPr>
+      </w:pPr>
+    </w:p>
+    <w:p>
+      <w:pPr>
+        <w:pStyle w:val="NormalWeb"/>
+        <w:tabs>
+          <w:tab w:val="right" w:pos="0"/>
+          <w:tab w:val="right" w:pos="10800"/>
+        </w:tabs>
+        <w:spacing w:after="0" w:afterAutospacing="0"/>
+        <w:rPr>
+          <w:rFonts w:asciiTheme="minorHAnsi" w:hAnsiTheme="minorHAnsi" w:cstheme="minorHAnsi"/>
+          <w:b/>
+          <w:bCs/>
+          <w:sz w:val="20"/>
+          <w:szCs w:val="20"/>
+        </w:rPr>
+      </w:pPr>
+    </w:p>
+    <w:p>
+      <w:pPr>
+        <w:pStyle w:val="NormalWeb"/>
+        <w:tabs>
+          <w:tab w:val="right" w:pos="0"/>
+          <w:tab w:val="right" w:pos="10800"/>
+        </w:tabs>
+        <w:spacing w:after="0" w:afterAutospacing="0"/>
+        <w:rPr>
+          <w:rFonts w:asciiTheme="minorHAnsi" w:hAnsiTheme="minorHAnsi" w:cstheme="minorHAnsi"/>
+          <w:b/>
+          <w:bCs/>
+          <w:sz w:val="20"/>
+          <w:szCs w:val="20"/>
+        </w:rPr>
+      </w:pPr>
+    </w:p>
+    <w:p>
+      <w:pPr>
+        <w:pStyle w:val="NormalWeb"/>
+        <w:tabs>
+          <w:tab w:val="right" w:pos="0"/>
+          <w:tab w:val="right" w:pos="10800"/>
+        </w:tabs>
+        <w:spacing w:after="0" w:afterAutospacing="0"/>
+        <w:rPr>
+          <w:rFonts w:asciiTheme="minorHAnsi" w:hAnsiTheme="minorHAnsi" w:cstheme="minorHAnsi"/>
+          <w:bCs/>
+          <w:sz w:val="20"/>
+          <w:szCs w:val="20"/>
+        </w:rPr>
+      </w:pPr>
+      <w:r>
+        <w:rPr>
+          <w:rFonts w:asciiTheme="minorHAnsi" w:hAnsiTheme="minorHAnsi" w:cstheme="minorHAnsi"/>
+          <w:b/>
+          <w:bCs/>
+          <w:sz w:val="20"/>
+          <w:szCs w:val="20"/>
+        </w:rPr>
+        <w:lastRenderedPageBreak/>
+        <w:t xml:space="preserve">Special Communication Organization (SCO), Pakistan                                               </w:t>
+      </w:r>
+      <w:r>
+        <w:rPr>
+          <w:rFonts w:asciiTheme="minorHAnsi" w:hAnsiTheme="minorHAnsi" w:cstheme="minorHAnsi"/>
+          <w:b/>
+          <w:bCs/>
+          <w:sz w:val="20"/>
+          <w:szCs w:val="20"/>
+        </w:rPr>
+        <w:tab/>
+      </w:r>
+      <w:r>
+        <w:rPr>
+          <w:rFonts w:asciiTheme="minorHAnsi" w:hAnsiTheme="minorHAnsi" w:cstheme="minorHAnsi"/>
+          <w:bCs/>
+          <w:sz w:val="20"/>
+          <w:szCs w:val="20"/>
+        </w:rPr>
+        <w:t>Jun 2021 – Nov 2021</w:t>
+      </w:r>
+    </w:p>
+    <w:p>
+      <w:pPr>
+        <w:pStyle w:val="NormalWeb"/>
+        <w:spacing w:before="0" w:beforeAutospacing="0" w:after="0" w:afterAutospacing="0"/>
+        <w:rPr>
+          <w:rFonts w:asciiTheme="minorHAnsi" w:hAnsiTheme="minorHAnsi" w:cstheme="minorHAnsi"/>
+          <w:b/>
+          <w:bCs/>
+          <w:i/>
+          <w:sz w:val="20"/>
+          <w:szCs w:val="20"/>
+        </w:rPr>
+      </w:pPr>
+      <w:r>
+        <w:rPr>
+          <w:rFonts w:asciiTheme="minorHAnsi" w:hAnsiTheme="minorHAnsi" w:cstheme="minorHAnsi"/>
+          <w:b/>
+          <w:bCs/>
+          <w:i/>
+          <w:sz w:val="20"/>
+          <w:szCs w:val="20"/>
+        </w:rPr>
+        <w:t>IT Intern</w:t>
       </w:r>
     </w:p>
     <w:p>
@@ -2274,191 +2413,58 @@
       <w:r>
         <w:rPr>
           <w:rFonts w:asciiTheme="minorHAnsi" w:hAnsiTheme="minorHAnsi" w:cstheme="minorHAnsi"/>
-          <w:bCs/>
-          <w:sz w:val="20"/>
-          <w:szCs w:val="20"/>
-        </w:rPr>
-        <w:t xml:space="preserve">Re-image Windows devices using Deakin-approved </w:t>
-      </w:r>
-      <w:r>
-        <w:rPr>
-          <w:rFonts w:asciiTheme="minorHAnsi" w:hAnsiTheme="minorHAnsi" w:cstheme="minorHAnsi"/>
-          <w:b/>
-          <w:bCs/>
-          <w:sz w:val="20"/>
-          <w:szCs w:val="20"/>
-        </w:rPr>
-        <w:t xml:space="preserve">PowerShell </w:t>
-      </w:r>
-      <w:r>
-        <w:rPr>
-          <w:rFonts w:asciiTheme="minorHAnsi" w:hAnsiTheme="minorHAnsi" w:cstheme="minorHAnsi"/>
-          <w:bCs/>
-          <w:sz w:val="20"/>
-          <w:szCs w:val="20"/>
-        </w:rPr>
-        <w:t>deployment scripts</w:t>
-      </w:r>
-      <w:r>
-        <w:rPr>
-          <w:rFonts w:asciiTheme="minorHAnsi" w:hAnsiTheme="minorHAnsi" w:cstheme="minorHAnsi"/>
-          <w:bCs/>
-          <w:sz w:val="20"/>
-          <w:szCs w:val="20"/>
-        </w:rPr>
-        <w:t>, securely removing exam data and restoring standard configurations for reliable device reuse.</w:t>
-      </w:r>
-    </w:p>
-    <w:p>
-      <w:pPr>
-        <w:tabs>
-          <w:tab w:val="right" w:pos="10800"/>
-        </w:tabs>
-        <w:spacing w:after="0"/>
-        <w:contextualSpacing/>
-        <w:jc w:val="both"/>
-        <w:rPr>
-          <w:rFonts w:asciiTheme="minorHAnsi" w:hAnsiTheme="minorHAnsi" w:cstheme="minorHAnsi"/>
-          <w:b/>
-          <w:bCs/>
-          <w:sz w:val="20"/>
-          <w:szCs w:val="20"/>
-        </w:rPr>
-      </w:pPr>
-    </w:p>
-    <w:p>
-      <w:pPr>
-        <w:tabs>
-          <w:tab w:val="right" w:pos="10800"/>
-        </w:tabs>
-        <w:spacing w:after="0"/>
-        <w:contextualSpacing/>
-        <w:jc w:val="both"/>
-        <w:rPr>
-          <w:rFonts w:asciiTheme="minorHAnsi" w:hAnsiTheme="minorHAnsi" w:cstheme="minorHAnsi"/>
-          <w:b/>
-          <w:bCs/>
-          <w:sz w:val="20"/>
-          <w:szCs w:val="20"/>
-        </w:rPr>
-      </w:pPr>
-    </w:p>
-    <w:p>
-      <w:pPr>
-        <w:tabs>
-          <w:tab w:val="right" w:pos="10800"/>
-        </w:tabs>
-        <w:spacing w:after="0"/>
-        <w:contextualSpacing/>
-        <w:jc w:val="both"/>
-        <w:rPr>
-          <w:rFonts w:asciiTheme="minorHAnsi" w:hAnsiTheme="minorHAnsi" w:cstheme="minorHAnsi"/>
-          <w:b/>
-          <w:bCs/>
-          <w:sz w:val="20"/>
-          <w:szCs w:val="20"/>
-        </w:rPr>
-      </w:pPr>
-    </w:p>
-    <w:p>
-      <w:pPr>
-        <w:tabs>
-          <w:tab w:val="right" w:pos="10800"/>
-        </w:tabs>
-        <w:spacing w:after="0"/>
-        <w:contextualSpacing/>
-        <w:jc w:val="both"/>
-        <w:rPr>
-          <w:rFonts w:asciiTheme="minorHAnsi" w:hAnsiTheme="minorHAnsi" w:cstheme="minorHAnsi"/>
-          <w:b/>
-          <w:bCs/>
-          <w:sz w:val="20"/>
-          <w:szCs w:val="20"/>
-        </w:rPr>
-      </w:pPr>
-      <w:r>
-        <w:rPr>
-          <w:rFonts w:asciiTheme="minorHAnsi" w:hAnsiTheme="minorHAnsi" w:cstheme="minorHAnsi"/>
-          <w:b/>
-          <w:bCs/>
-          <w:sz w:val="20"/>
-          <w:szCs w:val="20"/>
-        </w:rPr>
-        <w:lastRenderedPageBreak/>
-        <w:t>Gopher Industries</w:t>
-      </w:r>
-      <w:r>
-        <w:rPr>
-          <w:rFonts w:asciiTheme="minorHAnsi" w:hAnsiTheme="minorHAnsi" w:cstheme="minorHAnsi"/>
-          <w:bCs/>
-          <w:sz w:val="20"/>
-          <w:szCs w:val="20"/>
-        </w:rPr>
-        <w:t>,</w:t>
-      </w:r>
-      <w:r>
-        <w:rPr>
-          <w:rFonts w:asciiTheme="minorHAnsi" w:hAnsiTheme="minorHAnsi" w:cstheme="minorHAnsi"/>
-          <w:b/>
-          <w:bCs/>
-          <w:sz w:val="20"/>
-          <w:szCs w:val="20"/>
-        </w:rPr>
-        <w:t xml:space="preserve"> Australia</w:t>
-      </w:r>
-      <w:r>
-        <w:rPr>
-          <w:rFonts w:asciiTheme="minorHAnsi" w:hAnsiTheme="minorHAnsi" w:cstheme="minorHAnsi"/>
-          <w:bCs/>
-          <w:sz w:val="20"/>
-          <w:szCs w:val="20"/>
-        </w:rPr>
-        <w:tab/>
-        <w:t xml:space="preserve">                                                                            </w:t>
-      </w:r>
-      <w:r>
-        <w:rPr>
-          <w:rFonts w:asciiTheme="minorHAnsi" w:hAnsiTheme="minorHAnsi" w:cstheme="minorHAnsi"/>
-          <w:bCs/>
-          <w:sz w:val="20"/>
-          <w:szCs w:val="20"/>
-        </w:rPr>
-        <w:t>Nov 2023 – June</w:t>
-      </w:r>
-      <w:r>
-        <w:rPr>
-          <w:rFonts w:asciiTheme="minorHAnsi" w:hAnsiTheme="minorHAnsi" w:cstheme="minorHAnsi"/>
-          <w:bCs/>
-          <w:sz w:val="20"/>
-          <w:szCs w:val="20"/>
-        </w:rPr>
-        <w:t xml:space="preserve"> 2024</w:t>
-      </w:r>
-    </w:p>
-    <w:p>
-      <w:pPr>
-        <w:spacing w:after="0"/>
-        <w:contextualSpacing/>
-        <w:jc w:val="both"/>
-        <w:rPr>
-          <w:rFonts w:asciiTheme="minorHAnsi" w:hAnsiTheme="minorHAnsi" w:cstheme="minorHAnsi"/>
-          <w:b/>
-          <w:bCs/>
-          <w:i/>
-          <w:sz w:val="20"/>
-          <w:szCs w:val="20"/>
-        </w:rPr>
-      </w:pPr>
-      <w:r>
-        <w:rPr>
-          <w:rFonts w:asciiTheme="minorHAnsi" w:hAnsiTheme="minorHAnsi" w:cstheme="minorHAnsi"/>
-          <w:b/>
-          <w:bCs/>
-          <w:i/>
-          <w:sz w:val="20"/>
-          <w:szCs w:val="20"/>
-        </w:rPr>
-        <w:t>Project Member (Cyber Security Capstone Project)</w:t>
+          <w:sz w:val="20"/>
+          <w:szCs w:val="20"/>
+          <w:lang w:val="en" w:eastAsia="en-GB"/>
+        </w:rPr>
+        <w:t xml:space="preserve">Coordinated </w:t>
+      </w:r>
+      <w:r>
+        <w:rPr>
+          <w:rFonts w:asciiTheme="minorHAnsi" w:hAnsiTheme="minorHAnsi" w:cstheme="minorHAnsi"/>
+          <w:b/>
+          <w:sz w:val="20"/>
+          <w:szCs w:val="20"/>
+          <w:lang w:val="en" w:eastAsia="en-GB"/>
+        </w:rPr>
+        <w:t>IT operations</w:t>
+      </w:r>
+      <w:r>
+        <w:rPr>
+          <w:rFonts w:asciiTheme="minorHAnsi" w:hAnsiTheme="minorHAnsi" w:cstheme="minorHAnsi"/>
+          <w:sz w:val="20"/>
+          <w:szCs w:val="20"/>
+          <w:lang w:val="en" w:eastAsia="en-GB"/>
+        </w:rPr>
+        <w:t xml:space="preserve"> by coordinating and documenting various activities, resulting in the completion of </w:t>
+      </w:r>
+      <w:r>
+        <w:rPr>
+          <w:rFonts w:asciiTheme="minorHAnsi" w:hAnsiTheme="minorHAnsi" w:cstheme="minorHAnsi"/>
+          <w:b/>
+          <w:sz w:val="20"/>
+          <w:szCs w:val="20"/>
+          <w:lang w:val="en" w:eastAsia="en-GB"/>
+        </w:rPr>
+        <w:t>+5 reports</w:t>
+      </w:r>
+      <w:r>
+        <w:rPr>
+          <w:rFonts w:asciiTheme="minorHAnsi" w:hAnsiTheme="minorHAnsi" w:cstheme="minorHAnsi"/>
+          <w:sz w:val="20"/>
+          <w:szCs w:val="20"/>
+          <w:lang w:val="en" w:eastAsia="en-GB"/>
+        </w:rPr>
+        <w:t xml:space="preserve"> for </w:t>
+      </w:r>
+      <w:r>
+        <w:rPr>
+          <w:rFonts w:asciiTheme="minorHAnsi" w:hAnsiTheme="minorHAnsi" w:cstheme="minorHAnsi"/>
+          <w:sz w:val="20"/>
+          <w:szCs w:val="20"/>
+          <w:lang w:val="en" w:eastAsia="en-GB"/>
+        </w:rPr>
+        <w:t>an affiliated government organization.</w:t>
       </w:r>
     </w:p>
     <w:p>
@@ -2487,49 +2493,28 @@
           <w:rFonts w:asciiTheme="minorHAnsi" w:hAnsiTheme="minorHAnsi" w:cstheme="minorHAnsi"/>
           <w:sz w:val="20"/>
           <w:szCs w:val="20"/>
-          <w:lang w:eastAsia="en-US"/>
-        </w:rPr>
-        <w:t xml:space="preserve">Conducted </w:t>
-      </w:r>
-      <w:r>
-        <w:rPr>
-          <w:rFonts w:asciiTheme="minorHAnsi" w:hAnsiTheme="minorHAnsi" w:cstheme="minorHAnsi"/>
-          <w:b/>
-          <w:bCs/>
-          <w:sz w:val="20"/>
-          <w:szCs w:val="20"/>
-          <w:lang w:eastAsia="en-US"/>
-        </w:rPr>
-        <w:t>Security Risk Assessments</w:t>
-      </w:r>
-      <w:r>
-        <w:rPr>
-          <w:rFonts w:asciiTheme="minorHAnsi" w:hAnsiTheme="minorHAnsi" w:cstheme="minorHAnsi"/>
-          <w:sz w:val="20"/>
-          <w:szCs w:val="20"/>
-          <w:lang w:eastAsia="en-US"/>
-        </w:rPr>
-        <w:t xml:space="preserve"> and </w:t>
-      </w:r>
-      <w:r>
-        <w:rPr>
-          <w:rFonts w:asciiTheme="minorHAnsi" w:hAnsiTheme="minorHAnsi" w:cstheme="minorHAnsi"/>
-          <w:b/>
-          <w:bCs/>
-          <w:sz w:val="20"/>
-          <w:szCs w:val="20"/>
-          <w:lang w:eastAsia="en-US"/>
-        </w:rPr>
-        <w:t>Vulnerability Assessments</w:t>
-      </w:r>
-      <w:r>
-        <w:rPr>
-          <w:rFonts w:asciiTheme="minorHAnsi" w:hAnsiTheme="minorHAnsi" w:cstheme="minorHAnsi"/>
-          <w:sz w:val="20"/>
-          <w:szCs w:val="20"/>
-          <w:lang w:eastAsia="en-US"/>
-        </w:rPr>
-        <w:t xml:space="preserve"> to identify and mitigate potential security risks across multiple web-based applications which enhance overall security posture by 70%. </w:t>
+          <w:lang w:val="en" w:eastAsia="en-GB"/>
+        </w:rPr>
+        <w:t xml:space="preserve">Prepared </w:t>
+      </w:r>
+      <w:r>
+        <w:rPr>
+          <w:rFonts w:asciiTheme="minorHAnsi" w:hAnsiTheme="minorHAnsi" w:cstheme="minorHAnsi"/>
+          <w:b/>
+          <w:sz w:val="20"/>
+          <w:szCs w:val="20"/>
+          <w:lang w:val="en" w:eastAsia="en-GB"/>
+        </w:rPr>
+        <w:t>technical reports</w:t>
+      </w:r>
+      <w:r>
+        <w:rPr>
+          <w:rFonts w:asciiTheme="minorHAnsi" w:hAnsiTheme="minorHAnsi" w:cstheme="minorHAnsi"/>
+          <w:sz w:val="20"/>
+          <w:szCs w:val="20"/>
+          <w:lang w:val="en" w:eastAsia="en-GB"/>
+        </w:rPr>
+        <w:t xml:space="preserve"> and organized project materials creating clear communication across departments.</w:t>
       </w:r>
     </w:p>
     <w:p>
@@ -2558,44 +2543,27 @@
           <w:rFonts w:asciiTheme="minorHAnsi" w:hAnsiTheme="minorHAnsi" w:cstheme="minorHAnsi"/>
           <w:sz w:val="20"/>
           <w:szCs w:val="20"/>
-        </w:rPr>
-        <w:t xml:space="preserve">Implemented security controls, data protection measures, and </w:t>
-      </w:r>
-      <w:r>
-        <w:rPr>
-          <w:rFonts w:asciiTheme="minorHAnsi" w:hAnsiTheme="minorHAnsi" w:cstheme="minorHAnsi"/>
-          <w:b/>
-          <w:sz w:val="20"/>
-          <w:szCs w:val="20"/>
-        </w:rPr>
-        <w:t>Identity &amp; Access Management (IAM)</w:t>
-      </w:r>
-      <w:r>
-        <w:rPr>
-          <w:rFonts w:asciiTheme="minorHAnsi" w:hAnsiTheme="minorHAnsi" w:cstheme="minorHAnsi"/>
-          <w:sz w:val="20"/>
-          <w:szCs w:val="20"/>
-        </w:rPr>
-        <w:t xml:space="preserve"> practices using </w:t>
-      </w:r>
-      <w:proofErr w:type="spellStart"/>
-      <w:r>
-        <w:rPr>
-          <w:rFonts w:asciiTheme="minorHAnsi" w:hAnsiTheme="minorHAnsi" w:cstheme="minorHAnsi"/>
-          <w:b/>
-          <w:sz w:val="20"/>
-          <w:szCs w:val="20"/>
-        </w:rPr>
-        <w:t>Keycloak</w:t>
-      </w:r>
-      <w:proofErr w:type="spellEnd"/>
-      <w:r>
-        <w:rPr>
-          <w:rFonts w:asciiTheme="minorHAnsi" w:hAnsiTheme="minorHAnsi" w:cstheme="minorHAnsi"/>
-          <w:sz w:val="20"/>
-          <w:szCs w:val="20"/>
-        </w:rPr>
-        <w:t>, enhancing the safeguarding of sensitive information.</w:t>
+          <w:lang w:val="en" w:eastAsia="en-GB"/>
+        </w:rPr>
+        <w:t xml:space="preserve">Managed data for </w:t>
+      </w:r>
+      <w:r>
+        <w:rPr>
+          <w:rFonts w:asciiTheme="minorHAnsi" w:hAnsiTheme="minorHAnsi" w:cstheme="minorHAnsi"/>
+          <w:sz w:val="20"/>
+          <w:szCs w:val="20"/>
+          <w:lang w:val="en" w:eastAsia="en-GB"/>
+        </w:rPr>
+        <w:t>multiple operational</w:t>
+      </w:r>
+      <w:r>
+        <w:rPr>
+          <w:rFonts w:asciiTheme="minorHAnsi" w:hAnsiTheme="minorHAnsi" w:cstheme="minorHAnsi"/>
+          <w:sz w:val="20"/>
+          <w:szCs w:val="20"/>
+          <w:lang w:val="en" w:eastAsia="en-GB"/>
+        </w:rPr>
+        <w:t xml:space="preserve"> and compliance projects, enhancing information tracking processes and supporting the completion of regulatory reports.</w:t>
       </w:r>
     </w:p>
     <w:p>
@@ -2624,523 +2592,6 @@
           <w:rFonts w:asciiTheme="minorHAnsi" w:hAnsiTheme="minorHAnsi" w:cstheme="minorHAnsi"/>
           <w:sz w:val="20"/>
           <w:szCs w:val="20"/>
-          <w:lang w:eastAsia="en-US"/>
-        </w:rPr>
-        <w:t>Conducted security testing and threat analysis that resulted in a 5% improvement in application and infrastructure security.</w:t>
-      </w:r>
-    </w:p>
-    <w:p>
-      <w:pPr>
-        <w:pStyle w:val="ListParagraph"/>
-        <w:widowControl w:val="0"/>
-        <w:numPr>
-          <w:ilvl w:val="1"/>
-          <w:numId w:val="3"/>
-        </w:numPr>
-        <w:tabs>
-          <w:tab w:val="left" w:pos="419"/>
-        </w:tabs>
-        <w:autoSpaceDE w:val="0"/>
-        <w:autoSpaceDN w:val="0"/>
-        <w:spacing w:after="0"/>
-        <w:ind w:right="885"/>
-        <w:contextualSpacing w:val="0"/>
-        <w:jc w:val="both"/>
-        <w:rPr>
-          <w:sz w:val="20"/>
-        </w:rPr>
-      </w:pPr>
-      <w:r>
-        <w:rPr>
-          <w:rFonts w:asciiTheme="minorHAnsi" w:hAnsiTheme="minorHAnsi" w:cstheme="minorHAnsi"/>
-          <w:sz w:val="20"/>
-        </w:rPr>
-        <w:t>Reviewed</w:t>
-      </w:r>
-      <w:r>
-        <w:rPr>
-          <w:rFonts w:asciiTheme="minorHAnsi" w:hAnsiTheme="minorHAnsi" w:cstheme="minorHAnsi"/>
-          <w:spacing w:val="-3"/>
-          <w:sz w:val="20"/>
-        </w:rPr>
-        <w:t xml:space="preserve"> </w:t>
-      </w:r>
-      <w:r>
-        <w:rPr>
-          <w:rFonts w:asciiTheme="minorHAnsi" w:hAnsiTheme="minorHAnsi" w:cstheme="minorHAnsi"/>
-          <w:sz w:val="20"/>
-        </w:rPr>
-        <w:t>and</w:t>
-      </w:r>
-      <w:r>
-        <w:rPr>
-          <w:rFonts w:asciiTheme="minorHAnsi" w:hAnsiTheme="minorHAnsi" w:cstheme="minorHAnsi"/>
-          <w:spacing w:val="-3"/>
-          <w:sz w:val="20"/>
-        </w:rPr>
-        <w:t xml:space="preserve"> </w:t>
-      </w:r>
-      <w:r>
-        <w:rPr>
-          <w:rFonts w:asciiTheme="minorHAnsi" w:hAnsiTheme="minorHAnsi" w:cstheme="minorHAnsi"/>
-          <w:sz w:val="20"/>
-        </w:rPr>
-        <w:t xml:space="preserve">managed </w:t>
-      </w:r>
-      <w:r>
-        <w:rPr>
-          <w:rFonts w:asciiTheme="minorHAnsi" w:hAnsiTheme="minorHAnsi" w:cstheme="minorHAnsi"/>
-          <w:b/>
-          <w:sz w:val="20"/>
-        </w:rPr>
-        <w:t>GitHub</w:t>
-      </w:r>
-      <w:r>
-        <w:rPr>
-          <w:rFonts w:asciiTheme="minorHAnsi" w:hAnsiTheme="minorHAnsi" w:cstheme="minorHAnsi"/>
-          <w:b/>
-          <w:spacing w:val="-3"/>
-          <w:sz w:val="20"/>
-        </w:rPr>
-        <w:t xml:space="preserve"> </w:t>
-      </w:r>
-      <w:r>
-        <w:rPr>
-          <w:rFonts w:asciiTheme="minorHAnsi" w:hAnsiTheme="minorHAnsi" w:cstheme="minorHAnsi"/>
-          <w:b/>
-          <w:sz w:val="20"/>
-        </w:rPr>
-        <w:t>pull</w:t>
-      </w:r>
-      <w:r>
-        <w:rPr>
-          <w:rFonts w:asciiTheme="minorHAnsi" w:hAnsiTheme="minorHAnsi" w:cstheme="minorHAnsi"/>
-          <w:b/>
-          <w:spacing w:val="-5"/>
-          <w:sz w:val="20"/>
-        </w:rPr>
-        <w:t xml:space="preserve"> </w:t>
-      </w:r>
-      <w:r>
-        <w:rPr>
-          <w:rFonts w:asciiTheme="minorHAnsi" w:hAnsiTheme="minorHAnsi" w:cstheme="minorHAnsi"/>
-          <w:b/>
-          <w:sz w:val="20"/>
-        </w:rPr>
-        <w:t>requests</w:t>
-      </w:r>
-      <w:r>
-        <w:rPr>
-          <w:rFonts w:asciiTheme="minorHAnsi" w:hAnsiTheme="minorHAnsi" w:cstheme="minorHAnsi"/>
-          <w:sz w:val="20"/>
-        </w:rPr>
-        <w:t>,</w:t>
-      </w:r>
-      <w:r>
-        <w:rPr>
-          <w:rFonts w:asciiTheme="minorHAnsi" w:hAnsiTheme="minorHAnsi" w:cstheme="minorHAnsi"/>
-          <w:spacing w:val="-3"/>
-          <w:sz w:val="20"/>
-        </w:rPr>
-        <w:t xml:space="preserve"> </w:t>
-      </w:r>
-      <w:r>
-        <w:rPr>
-          <w:rFonts w:asciiTheme="minorHAnsi" w:hAnsiTheme="minorHAnsi" w:cstheme="minorHAnsi"/>
-          <w:sz w:val="20"/>
-        </w:rPr>
-        <w:t>maintaining</w:t>
-      </w:r>
-      <w:r>
-        <w:rPr>
-          <w:rFonts w:asciiTheme="minorHAnsi" w:hAnsiTheme="minorHAnsi" w:cstheme="minorHAnsi"/>
-          <w:spacing w:val="-4"/>
-          <w:sz w:val="20"/>
-        </w:rPr>
-        <w:t xml:space="preserve"> </w:t>
-      </w:r>
-      <w:r>
-        <w:rPr>
-          <w:rFonts w:asciiTheme="minorHAnsi" w:hAnsiTheme="minorHAnsi" w:cstheme="minorHAnsi"/>
-          <w:sz w:val="20"/>
-        </w:rPr>
-        <w:t>code</w:t>
-      </w:r>
-      <w:r>
-        <w:rPr>
-          <w:rFonts w:asciiTheme="minorHAnsi" w:hAnsiTheme="minorHAnsi" w:cstheme="minorHAnsi"/>
-          <w:spacing w:val="-4"/>
-          <w:sz w:val="20"/>
-        </w:rPr>
-        <w:t xml:space="preserve"> </w:t>
-      </w:r>
-      <w:r>
-        <w:rPr>
-          <w:rFonts w:asciiTheme="minorHAnsi" w:hAnsiTheme="minorHAnsi" w:cstheme="minorHAnsi"/>
-          <w:sz w:val="20"/>
-        </w:rPr>
-        <w:t>quality</w:t>
-      </w:r>
-      <w:r>
-        <w:rPr>
-          <w:rFonts w:asciiTheme="minorHAnsi" w:hAnsiTheme="minorHAnsi" w:cstheme="minorHAnsi"/>
-          <w:spacing w:val="-3"/>
-          <w:sz w:val="20"/>
-        </w:rPr>
-        <w:t xml:space="preserve"> </w:t>
-      </w:r>
-      <w:r>
-        <w:rPr>
-          <w:rFonts w:asciiTheme="minorHAnsi" w:hAnsiTheme="minorHAnsi" w:cstheme="minorHAnsi"/>
-          <w:sz w:val="20"/>
-        </w:rPr>
-        <w:t>and</w:t>
-      </w:r>
-      <w:r>
-        <w:rPr>
-          <w:rFonts w:asciiTheme="minorHAnsi" w:hAnsiTheme="minorHAnsi" w:cstheme="minorHAnsi"/>
-          <w:spacing w:val="-3"/>
-          <w:sz w:val="20"/>
-        </w:rPr>
-        <w:t xml:space="preserve"> </w:t>
-      </w:r>
-      <w:r>
-        <w:rPr>
-          <w:rFonts w:asciiTheme="minorHAnsi" w:hAnsiTheme="minorHAnsi" w:cstheme="minorHAnsi"/>
-          <w:sz w:val="20"/>
-        </w:rPr>
-        <w:t xml:space="preserve">leading </w:t>
-      </w:r>
-      <w:r>
-        <w:rPr>
-          <w:rFonts w:asciiTheme="minorHAnsi" w:hAnsiTheme="minorHAnsi" w:cstheme="minorHAnsi"/>
-          <w:b/>
-          <w:sz w:val="20"/>
-        </w:rPr>
-        <w:t>weekly</w:t>
-      </w:r>
-      <w:r>
-        <w:rPr>
-          <w:rFonts w:asciiTheme="minorHAnsi" w:hAnsiTheme="minorHAnsi" w:cstheme="minorHAnsi"/>
-          <w:b/>
-          <w:spacing w:val="-4"/>
-          <w:sz w:val="20"/>
-        </w:rPr>
-        <w:t xml:space="preserve"> </w:t>
-      </w:r>
-      <w:r>
-        <w:rPr>
-          <w:rFonts w:asciiTheme="minorHAnsi" w:hAnsiTheme="minorHAnsi" w:cstheme="minorHAnsi"/>
-          <w:b/>
-          <w:sz w:val="20"/>
-        </w:rPr>
-        <w:t>stand-ups</w:t>
-      </w:r>
-      <w:r>
-        <w:rPr>
-          <w:rFonts w:asciiTheme="minorHAnsi" w:hAnsiTheme="minorHAnsi" w:cstheme="minorHAnsi"/>
-          <w:b/>
-          <w:spacing w:val="-3"/>
-          <w:sz w:val="20"/>
-        </w:rPr>
-        <w:t xml:space="preserve"> </w:t>
-      </w:r>
-      <w:r>
-        <w:rPr>
-          <w:rFonts w:asciiTheme="minorHAnsi" w:hAnsiTheme="minorHAnsi" w:cstheme="minorHAnsi"/>
-          <w:sz w:val="20"/>
-        </w:rPr>
-        <w:t>to</w:t>
-      </w:r>
-      <w:r>
-        <w:rPr>
-          <w:rFonts w:asciiTheme="minorHAnsi" w:hAnsiTheme="minorHAnsi" w:cstheme="minorHAnsi"/>
-          <w:spacing w:val="-3"/>
-          <w:sz w:val="20"/>
-        </w:rPr>
-        <w:t xml:space="preserve"> </w:t>
-      </w:r>
-      <w:r>
-        <w:rPr>
-          <w:rFonts w:asciiTheme="minorHAnsi" w:hAnsiTheme="minorHAnsi" w:cstheme="minorHAnsi"/>
-          <w:sz w:val="20"/>
-        </w:rPr>
-        <w:t>coordinate tasks and resolve development issues.</w:t>
-      </w:r>
-    </w:p>
-    <w:p>
-      <w:pPr>
-        <w:pStyle w:val="NormalWeb"/>
-        <w:tabs>
-          <w:tab w:val="right" w:pos="0"/>
-          <w:tab w:val="right" w:pos="10800"/>
-        </w:tabs>
-        <w:spacing w:after="0" w:afterAutospacing="0"/>
-        <w:rPr>
-          <w:rFonts w:asciiTheme="minorHAnsi" w:hAnsiTheme="minorHAnsi" w:cstheme="minorHAnsi"/>
-          <w:bCs/>
-          <w:sz w:val="20"/>
-          <w:szCs w:val="20"/>
-        </w:rPr>
-      </w:pPr>
-      <w:r>
-        <w:rPr>
-          <w:rFonts w:asciiTheme="minorHAnsi" w:hAnsiTheme="minorHAnsi" w:cstheme="minorHAnsi"/>
-          <w:b/>
-          <w:bCs/>
-          <w:sz w:val="20"/>
-          <w:szCs w:val="20"/>
-        </w:rPr>
-        <w:t xml:space="preserve">Special Communication Organization (SCO), Pakistan                                               </w:t>
-      </w:r>
-      <w:r>
-        <w:rPr>
-          <w:rFonts w:asciiTheme="minorHAnsi" w:hAnsiTheme="minorHAnsi" w:cstheme="minorHAnsi"/>
-          <w:b/>
-          <w:bCs/>
-          <w:sz w:val="20"/>
-          <w:szCs w:val="20"/>
-        </w:rPr>
-        <w:tab/>
-      </w:r>
-      <w:r>
-        <w:rPr>
-          <w:rFonts w:asciiTheme="minorHAnsi" w:hAnsiTheme="minorHAnsi" w:cstheme="minorHAnsi"/>
-          <w:bCs/>
-          <w:sz w:val="20"/>
-          <w:szCs w:val="20"/>
-        </w:rPr>
-        <w:t>Jun 2021 – Nov 2021</w:t>
-      </w:r>
-    </w:p>
-    <w:p>
-      <w:pPr>
-        <w:pStyle w:val="NormalWeb"/>
-        <w:spacing w:before="0" w:beforeAutospacing="0" w:after="0" w:afterAutospacing="0"/>
-        <w:rPr>
-          <w:rFonts w:asciiTheme="minorHAnsi" w:hAnsiTheme="minorHAnsi" w:cstheme="minorHAnsi"/>
-          <w:b/>
-          <w:bCs/>
-          <w:i/>
-          <w:sz w:val="20"/>
-          <w:szCs w:val="20"/>
-        </w:rPr>
-      </w:pPr>
-      <w:r>
-        <w:rPr>
-          <w:rFonts w:asciiTheme="minorHAnsi" w:hAnsiTheme="minorHAnsi" w:cstheme="minorHAnsi"/>
-          <w:b/>
-          <w:bCs/>
-          <w:i/>
-          <w:sz w:val="20"/>
-          <w:szCs w:val="20"/>
-        </w:rPr>
-        <w:t>IT Intern</w:t>
-      </w:r>
-    </w:p>
-    <w:p>
-      <w:pPr>
-        <w:pStyle w:val="ListParagraph"/>
-        <w:widowControl w:val="0"/>
-        <w:numPr>
-          <w:ilvl w:val="1"/>
-          <w:numId w:val="3"/>
-        </w:numPr>
-        <w:tabs>
-          <w:tab w:val="left" w:pos="419"/>
-        </w:tabs>
-        <w:autoSpaceDE w:val="0"/>
-        <w:autoSpaceDN w:val="0"/>
-        <w:spacing w:after="0"/>
-        <w:ind w:right="885"/>
-        <w:contextualSpacing w:val="0"/>
-        <w:jc w:val="both"/>
-        <w:rPr>
-          <w:sz w:val="20"/>
-        </w:rPr>
-      </w:pPr>
-      <w:r>
-        <w:rPr>
-          <w:rFonts w:asciiTheme="minorHAnsi" w:hAnsiTheme="minorHAnsi" w:cstheme="minorHAnsi"/>
-          <w:sz w:val="20"/>
-          <w:szCs w:val="20"/>
-          <w:lang w:val="en" w:eastAsia="en-GB"/>
-        </w:rPr>
-        <w:t xml:space="preserve">Coordinated </w:t>
-      </w:r>
-      <w:r>
-        <w:rPr>
-          <w:rFonts w:asciiTheme="minorHAnsi" w:hAnsiTheme="minorHAnsi" w:cstheme="minorHAnsi"/>
-          <w:b/>
-          <w:sz w:val="20"/>
-          <w:szCs w:val="20"/>
-          <w:lang w:val="en" w:eastAsia="en-GB"/>
-        </w:rPr>
-        <w:t>IT operations</w:t>
-      </w:r>
-      <w:r>
-        <w:rPr>
-          <w:rFonts w:asciiTheme="minorHAnsi" w:hAnsiTheme="minorHAnsi" w:cstheme="minorHAnsi"/>
-          <w:sz w:val="20"/>
-          <w:szCs w:val="20"/>
-          <w:lang w:val="en" w:eastAsia="en-GB"/>
-        </w:rPr>
-        <w:t xml:space="preserve"> by coordinating and documenting various activities, resulting in the completion of </w:t>
-      </w:r>
-      <w:r>
-        <w:rPr>
-          <w:rFonts w:asciiTheme="minorHAnsi" w:hAnsiTheme="minorHAnsi" w:cstheme="minorHAnsi"/>
-          <w:b/>
-          <w:sz w:val="20"/>
-          <w:szCs w:val="20"/>
-          <w:lang w:val="en" w:eastAsia="en-GB"/>
-        </w:rPr>
-        <w:t>+5 reports</w:t>
-      </w:r>
-      <w:r>
-        <w:rPr>
-          <w:rFonts w:asciiTheme="minorHAnsi" w:hAnsiTheme="minorHAnsi" w:cstheme="minorHAnsi"/>
-          <w:sz w:val="20"/>
-          <w:szCs w:val="20"/>
-          <w:lang w:val="en" w:eastAsia="en-GB"/>
-        </w:rPr>
-        <w:t xml:space="preserve"> for </w:t>
-      </w:r>
-      <w:r>
-        <w:rPr>
-          <w:rFonts w:asciiTheme="minorHAnsi" w:hAnsiTheme="minorHAnsi" w:cstheme="minorHAnsi"/>
-          <w:sz w:val="20"/>
-          <w:szCs w:val="20"/>
-          <w:lang w:val="en" w:eastAsia="en-GB"/>
-        </w:rPr>
-        <w:t>an affiliated government organization.</w:t>
-      </w:r>
-    </w:p>
-    <w:p>
-      <w:pPr>
-        <w:pStyle w:val="ListParagraph"/>
-        <w:widowControl w:val="0"/>
-        <w:numPr>
-          <w:ilvl w:val="1"/>
-          <w:numId w:val="3"/>
-        </w:numPr>
-        <w:tabs>
-          <w:tab w:val="left" w:pos="419"/>
-        </w:tabs>
-        <w:autoSpaceDE w:val="0"/>
-        <w:autoSpaceDN w:val="0"/>
-        <w:spacing w:after="0"/>
-        <w:ind w:right="885"/>
-        <w:contextualSpacing w:val="0"/>
-        <w:jc w:val="both"/>
-        <w:rPr>
-          <w:sz w:val="20"/>
-        </w:rPr>
-      </w:pPr>
-      <w:r>
-        <w:rPr>
-          <w:rFonts w:asciiTheme="minorHAnsi" w:hAnsiTheme="minorHAnsi" w:cstheme="minorHAnsi"/>
-          <w:sz w:val="20"/>
-          <w:szCs w:val="20"/>
-          <w:lang w:val="en" w:eastAsia="en-GB"/>
-        </w:rPr>
-        <w:t xml:space="preserve">Prepared </w:t>
-      </w:r>
-      <w:r>
-        <w:rPr>
-          <w:rFonts w:asciiTheme="minorHAnsi" w:hAnsiTheme="minorHAnsi" w:cstheme="minorHAnsi"/>
-          <w:b/>
-          <w:sz w:val="20"/>
-          <w:szCs w:val="20"/>
-          <w:lang w:val="en" w:eastAsia="en-GB"/>
-        </w:rPr>
-        <w:t>technical reports</w:t>
-      </w:r>
-      <w:r>
-        <w:rPr>
-          <w:rFonts w:asciiTheme="minorHAnsi" w:hAnsiTheme="minorHAnsi" w:cstheme="minorHAnsi"/>
-          <w:sz w:val="20"/>
-          <w:szCs w:val="20"/>
-          <w:lang w:val="en" w:eastAsia="en-GB"/>
-        </w:rPr>
-        <w:t xml:space="preserve"> and organized project materials creating clear communication across departments.</w:t>
-      </w:r>
-    </w:p>
-    <w:p>
-      <w:pPr>
-        <w:pStyle w:val="ListParagraph"/>
-        <w:widowControl w:val="0"/>
-        <w:numPr>
-          <w:ilvl w:val="1"/>
-          <w:numId w:val="3"/>
-        </w:numPr>
-        <w:tabs>
-          <w:tab w:val="left" w:pos="419"/>
-        </w:tabs>
-        <w:autoSpaceDE w:val="0"/>
-        <w:autoSpaceDN w:val="0"/>
-        <w:spacing w:after="0"/>
-        <w:ind w:right="885"/>
-        <w:contextualSpacing w:val="0"/>
-        <w:jc w:val="both"/>
-        <w:rPr>
-          <w:sz w:val="20"/>
-        </w:rPr>
-      </w:pPr>
-      <w:r>
-        <w:rPr>
-          <w:rFonts w:asciiTheme="minorHAnsi" w:hAnsiTheme="minorHAnsi" w:cstheme="minorHAnsi"/>
-          <w:sz w:val="20"/>
-          <w:szCs w:val="20"/>
-          <w:lang w:val="en" w:eastAsia="en-GB"/>
-        </w:rPr>
-        <w:t xml:space="preserve">Managed data for </w:t>
-      </w:r>
-      <w:r>
-        <w:rPr>
-          <w:rFonts w:asciiTheme="minorHAnsi" w:hAnsiTheme="minorHAnsi" w:cstheme="minorHAnsi"/>
-          <w:sz w:val="20"/>
-          <w:szCs w:val="20"/>
-          <w:lang w:val="en" w:eastAsia="en-GB"/>
-        </w:rPr>
-        <w:t>multiple operational</w:t>
-      </w:r>
-      <w:r>
-        <w:rPr>
-          <w:rFonts w:asciiTheme="minorHAnsi" w:hAnsiTheme="minorHAnsi" w:cstheme="minorHAnsi"/>
-          <w:sz w:val="20"/>
-          <w:szCs w:val="20"/>
-          <w:lang w:val="en" w:eastAsia="en-GB"/>
-        </w:rPr>
-        <w:t xml:space="preserve"> and compliance projects, enhancing information tracking processes and supporting the completion of regulatory reports.</w:t>
-      </w:r>
-    </w:p>
-    <w:p>
-      <w:pPr>
-        <w:pStyle w:val="ListParagraph"/>
-        <w:widowControl w:val="0"/>
-        <w:numPr>
-          <w:ilvl w:val="1"/>
-          <w:numId w:val="3"/>
-        </w:numPr>
-        <w:tabs>
-          <w:tab w:val="left" w:pos="419"/>
-        </w:tabs>
-        <w:autoSpaceDE w:val="0"/>
-        <w:autoSpaceDN w:val="0"/>
-        <w:spacing w:after="0"/>
-        <w:ind w:right="885"/>
-        <w:contextualSpacing w:val="0"/>
-        <w:jc w:val="both"/>
-        <w:rPr>
-          <w:sz w:val="20"/>
-        </w:rPr>
-      </w:pPr>
-      <w:r>
-        <w:rPr>
-          <w:rFonts w:asciiTheme="minorHAnsi" w:hAnsiTheme="minorHAnsi" w:cstheme="minorHAnsi"/>
-          <w:sz w:val="20"/>
-          <w:szCs w:val="20"/>
           <w:lang w:val="en" w:eastAsia="en-GB"/>
         </w:rPr>
         <w:t>Implemented process improvements that enhanced workflow efficiency by 60%, reducing project turnaround time by 5 days across departmental teams.</w:t>
@@ -4568,13 +4019,6 @@
     </w:p>
     <w:p>
       <w:pPr>
-        <w:rPr>
-          <w:lang w:val="en-AU" w:eastAsia="en-AU"/>
-        </w:rPr>
-      </w:pPr>
-    </w:p>
-    <w:p>
-      <w:pPr>
         <w:pStyle w:val="SectionHeading"/>
         <w:pBdr>
           <w:bottom w:val="single" w:sz="4" w:space="1" w:color="auto"/>
@@ -4583,12 +4027,215 @@
         <w:contextualSpacing/>
         <w:rPr>
           <w:rFonts w:asciiTheme="minorHAnsi" w:hAnsiTheme="minorHAnsi" w:cstheme="minorHAnsi"/>
+          <w:b w:val="0"/>
+          <w:noProof/>
+          <w:color w:val="FF0000"/>
+          <w:sz w:val="20"/>
+          <w:szCs w:val="20"/>
+          <w:lang w:val="en-AU" w:eastAsia="en-AU"/>
+        </w:rPr>
+      </w:pPr>
+      <w:r>
+        <w:rPr>
+          <w:rFonts w:asciiTheme="minorHAnsi" w:hAnsiTheme="minorHAnsi" w:cstheme="minorHAnsi"/>
           <w:noProof/>
           <w:color w:val="000000"/>
           <w:szCs w:val="24"/>
           <w:lang w:val="en-AU" w:eastAsia="en-AU"/>
         </w:rPr>
-      </w:pPr>
+        <w:t xml:space="preserve">ADDITIONAL INFORMATION </w:t>
+      </w:r>
+    </w:p>
+    <w:p>
+      <w:pPr>
+        <w:pStyle w:val="ListParagraph"/>
+        <w:spacing w:after="0"/>
+        <w:ind w:left="0"/>
+        <w:rPr>
+          <w:rFonts w:asciiTheme="minorHAnsi" w:hAnsiTheme="minorHAnsi" w:cstheme="minorHAnsi"/>
+          <w:sz w:val="20"/>
+          <w:szCs w:val="20"/>
+        </w:rPr>
+      </w:pPr>
+      <w:r>
+        <w:rPr>
+          <w:rFonts w:asciiTheme="minorHAnsi" w:hAnsiTheme="minorHAnsi" w:cstheme="minorHAnsi"/>
+          <w:b/>
+          <w:sz w:val="20"/>
+          <w:szCs w:val="20"/>
+        </w:rPr>
+        <w:t>Technical Skills</w:t>
+      </w:r>
+      <w:r>
+        <w:rPr>
+          <w:rFonts w:asciiTheme="minorHAnsi" w:hAnsiTheme="minorHAnsi" w:cstheme="minorHAnsi"/>
+          <w:sz w:val="20"/>
+          <w:szCs w:val="20"/>
+        </w:rPr>
+        <w:t>: C#, ISMS, Share point,</w:t>
+      </w:r>
+      <w:r>
+        <w:rPr>
+          <w:rFonts w:asciiTheme="minorHAnsi" w:hAnsiTheme="minorHAnsi" w:cstheme="minorHAnsi"/>
+          <w:sz w:val="20"/>
+          <w:szCs w:val="20"/>
+        </w:rPr>
+        <w:t xml:space="preserve"> Windows 10/11 administration</w:t>
+      </w:r>
+      <w:r>
+        <w:rPr>
+          <w:rFonts w:asciiTheme="minorHAnsi" w:hAnsiTheme="minorHAnsi" w:cstheme="minorHAnsi"/>
+          <w:sz w:val="20"/>
+          <w:szCs w:val="20"/>
+        </w:rPr>
+        <w:t>,</w:t>
+      </w:r>
+      <w:r>
+        <w:rPr>
+          <w:rFonts w:asciiTheme="minorHAnsi" w:hAnsiTheme="minorHAnsi" w:cstheme="minorHAnsi"/>
+          <w:sz w:val="20"/>
+          <w:szCs w:val="20"/>
+        </w:rPr>
+        <w:t xml:space="preserve"> </w:t>
+      </w:r>
+      <w:proofErr w:type="spellStart"/>
+      <w:r>
+        <w:rPr>
+          <w:rFonts w:asciiTheme="minorHAnsi" w:hAnsiTheme="minorHAnsi" w:cstheme="minorHAnsi"/>
+          <w:sz w:val="20"/>
+          <w:szCs w:val="20"/>
+        </w:rPr>
+        <w:t>macOS</w:t>
+      </w:r>
+      <w:proofErr w:type="spellEnd"/>
+      <w:r>
+        <w:rPr>
+          <w:rFonts w:asciiTheme="minorHAnsi" w:hAnsiTheme="minorHAnsi" w:cstheme="minorHAnsi"/>
+          <w:sz w:val="20"/>
+          <w:szCs w:val="20"/>
+        </w:rPr>
+        <w:t xml:space="preserve"> troubleshooting,</w:t>
+      </w:r>
+      <w:r>
+        <w:rPr>
+          <w:rFonts w:asciiTheme="minorHAnsi" w:hAnsiTheme="minorHAnsi" w:cstheme="minorHAnsi"/>
+          <w:sz w:val="20"/>
+          <w:szCs w:val="20"/>
+        </w:rPr>
+        <w:t xml:space="preserve"> PowerShell</w:t>
+      </w:r>
+      <w:r>
+        <w:rPr>
+          <w:rFonts w:asciiTheme="minorHAnsi" w:hAnsiTheme="minorHAnsi" w:cstheme="minorHAnsi"/>
+          <w:sz w:val="20"/>
+          <w:szCs w:val="20"/>
+        </w:rPr>
+        <w:t xml:space="preserve">. </w:t>
+      </w:r>
+    </w:p>
+    <w:p>
+      <w:pPr>
+        <w:pStyle w:val="ListParagraph"/>
+        <w:spacing w:after="0"/>
+        <w:ind w:left="0"/>
+        <w:rPr>
+          <w:rFonts w:asciiTheme="minorHAnsi" w:hAnsiTheme="minorHAnsi" w:cstheme="minorHAnsi"/>
+          <w:b/>
+          <w:sz w:val="20"/>
+          <w:szCs w:val="20"/>
+        </w:rPr>
+      </w:pPr>
+      <w:r>
+        <w:rPr>
+          <w:rFonts w:asciiTheme="minorHAnsi" w:hAnsiTheme="minorHAnsi" w:cstheme="minorHAnsi"/>
+          <w:b/>
+          <w:sz w:val="20"/>
+          <w:szCs w:val="20"/>
+        </w:rPr>
+        <w:t>License</w:t>
+      </w:r>
+      <w:r>
+        <w:rPr>
+          <w:rFonts w:asciiTheme="minorHAnsi" w:hAnsiTheme="minorHAnsi" w:cstheme="minorHAnsi"/>
+          <w:sz w:val="20"/>
+          <w:szCs w:val="20"/>
+        </w:rPr>
+        <w:t>: Current Victorian Driver L</w:t>
+      </w:r>
+      <w:r>
+        <w:rPr>
+          <w:rFonts w:asciiTheme="minorHAnsi" w:hAnsiTheme="minorHAnsi" w:cstheme="minorHAnsi"/>
+          <w:sz w:val="20"/>
+          <w:szCs w:val="20"/>
+        </w:rPr>
+        <w:t xml:space="preserve">icense. </w:t>
+      </w:r>
+    </w:p>
+    <w:p>
+      <w:pPr>
+        <w:pStyle w:val="ListParagraph"/>
+        <w:spacing w:after="0"/>
+        <w:ind w:left="0"/>
+        <w:rPr>
+          <w:rFonts w:asciiTheme="minorHAnsi" w:hAnsiTheme="minorHAnsi" w:cstheme="minorHAnsi"/>
+          <w:sz w:val="20"/>
+          <w:szCs w:val="20"/>
+        </w:rPr>
+      </w:pPr>
+      <w:r>
+        <w:rPr>
+          <w:rFonts w:asciiTheme="minorHAnsi" w:hAnsiTheme="minorHAnsi" w:cstheme="minorHAnsi"/>
+          <w:b/>
+          <w:sz w:val="20"/>
+          <w:szCs w:val="20"/>
+        </w:rPr>
+        <w:t>Languages</w:t>
+      </w:r>
+      <w:r>
+        <w:rPr>
+          <w:rFonts w:asciiTheme="minorHAnsi" w:hAnsiTheme="minorHAnsi" w:cstheme="minorHAnsi"/>
+          <w:sz w:val="20"/>
+          <w:szCs w:val="20"/>
+        </w:rPr>
+        <w:t xml:space="preserve">: </w:t>
+      </w:r>
+      <w:r>
+        <w:rPr>
+          <w:rFonts w:asciiTheme="minorHAnsi" w:hAnsiTheme="minorHAnsi" w:cstheme="minorHAnsi"/>
+          <w:bCs/>
+          <w:sz w:val="20"/>
+          <w:szCs w:val="20"/>
+        </w:rPr>
+        <w:t>English (fluent), Urdu (native), Punjabi (intermediate)</w:t>
+      </w:r>
+    </w:p>
+    <w:p>
+      <w:pPr>
+        <w:spacing w:after="0"/>
+        <w:contextualSpacing/>
+        <w:rPr>
+          <w:rFonts w:asciiTheme="minorHAnsi" w:hAnsiTheme="minorHAnsi" w:cstheme="minorHAnsi"/>
+          <w:sz w:val="20"/>
+          <w:szCs w:val="20"/>
+        </w:rPr>
+      </w:pPr>
+      <w:r>
+        <w:rPr>
+          <w:rFonts w:asciiTheme="minorHAnsi" w:hAnsiTheme="minorHAnsi" w:cstheme="minorHAnsi"/>
+          <w:b/>
+          <w:sz w:val="20"/>
+          <w:szCs w:val="20"/>
+        </w:rPr>
+        <w:t>Working rights</w:t>
+      </w:r>
+      <w:r>
+        <w:rPr>
+          <w:rFonts w:asciiTheme="minorHAnsi" w:hAnsiTheme="minorHAnsi" w:cstheme="minorHAnsi"/>
+          <w:sz w:val="20"/>
+          <w:szCs w:val="20"/>
+        </w:rPr>
+        <w:t>: Full Working Rights</w:t>
+      </w:r>
     </w:p>
     <w:p>
       <w:pPr>
@@ -4600,244 +4247,12 @@
         <w:contextualSpacing/>
         <w:rPr>
           <w:rFonts w:asciiTheme="minorHAnsi" w:hAnsiTheme="minorHAnsi" w:cstheme="minorHAnsi"/>
-          <w:b w:val="0"/>
-          <w:noProof/>
-          <w:color w:val="FF0000"/>
-          <w:sz w:val="20"/>
-          <w:szCs w:val="20"/>
-          <w:lang w:val="en-AU" w:eastAsia="en-AU"/>
-        </w:rPr>
-      </w:pPr>
-      <w:bookmarkStart w:id="0" w:name="_GoBack"/>
-      <w:bookmarkEnd w:id="0"/>
-      <w:r>
-        <w:rPr>
-          <w:rFonts w:asciiTheme="minorHAnsi" w:hAnsiTheme="minorHAnsi" w:cstheme="minorHAnsi"/>
           <w:noProof/>
           <w:color w:val="000000"/>
           <w:szCs w:val="24"/>
           <w:lang w:val="en-AU" w:eastAsia="en-AU"/>
         </w:rPr>
-        <w:lastRenderedPageBreak/>
-        <w:t xml:space="preserve">ADDITIONAL INFORMATION </w:t>
-      </w:r>
-    </w:p>
-    <w:p>
-      <w:pPr>
-        <w:pStyle w:val="ListParagraph"/>
-        <w:spacing w:after="0"/>
-        <w:ind w:left="0"/>
-        <w:rPr>
-          <w:rFonts w:asciiTheme="minorHAnsi" w:hAnsiTheme="minorHAnsi" w:cstheme="minorHAnsi"/>
-          <w:sz w:val="20"/>
-          <w:szCs w:val="20"/>
-        </w:rPr>
-      </w:pPr>
-      <w:r>
-        <w:rPr>
-          <w:rFonts w:asciiTheme="minorHAnsi" w:hAnsiTheme="minorHAnsi" w:cstheme="minorHAnsi"/>
-          <w:b/>
-          <w:sz w:val="20"/>
-          <w:szCs w:val="20"/>
-        </w:rPr>
-        <w:t>Technical Skills</w:t>
-      </w:r>
-      <w:r>
-        <w:rPr>
-          <w:rFonts w:asciiTheme="minorHAnsi" w:hAnsiTheme="minorHAnsi" w:cstheme="minorHAnsi"/>
-          <w:sz w:val="20"/>
-          <w:szCs w:val="20"/>
-        </w:rPr>
-        <w:t>: C#, ISMS, Share point,</w:t>
-      </w:r>
-      <w:r>
-        <w:rPr>
-          <w:rFonts w:asciiTheme="minorHAnsi" w:hAnsiTheme="minorHAnsi" w:cstheme="minorHAnsi"/>
-          <w:sz w:val="20"/>
-          <w:szCs w:val="20"/>
-        </w:rPr>
-        <w:t xml:space="preserve"> Windows 10/11 administration</w:t>
-      </w:r>
-      <w:r>
-        <w:rPr>
-          <w:rFonts w:asciiTheme="minorHAnsi" w:hAnsiTheme="minorHAnsi" w:cstheme="minorHAnsi"/>
-          <w:sz w:val="20"/>
-          <w:szCs w:val="20"/>
-        </w:rPr>
-        <w:t>,</w:t>
-      </w:r>
-      <w:r>
-        <w:rPr>
-          <w:rFonts w:asciiTheme="minorHAnsi" w:hAnsiTheme="minorHAnsi" w:cstheme="minorHAnsi"/>
-          <w:sz w:val="20"/>
-          <w:szCs w:val="20"/>
-        </w:rPr>
-        <w:t xml:space="preserve"> </w:t>
-      </w:r>
-      <w:proofErr w:type="spellStart"/>
-      <w:r>
-        <w:rPr>
-          <w:rFonts w:asciiTheme="minorHAnsi" w:hAnsiTheme="minorHAnsi" w:cstheme="minorHAnsi"/>
-          <w:sz w:val="20"/>
-          <w:szCs w:val="20"/>
-        </w:rPr>
-        <w:t>macOS</w:t>
-      </w:r>
-      <w:proofErr w:type="spellEnd"/>
-      <w:r>
-        <w:rPr>
-          <w:rFonts w:asciiTheme="minorHAnsi" w:hAnsiTheme="minorHAnsi" w:cstheme="minorHAnsi"/>
-          <w:sz w:val="20"/>
-          <w:szCs w:val="20"/>
-        </w:rPr>
-        <w:t xml:space="preserve"> troubleshooting,</w:t>
-      </w:r>
-      <w:r>
-        <w:rPr>
-          <w:rFonts w:asciiTheme="minorHAnsi" w:hAnsiTheme="minorHAnsi" w:cstheme="minorHAnsi"/>
-          <w:sz w:val="20"/>
-          <w:szCs w:val="20"/>
-        </w:rPr>
-        <w:t xml:space="preserve"> PowerShell</w:t>
-      </w:r>
-      <w:r>
-        <w:rPr>
-          <w:rFonts w:asciiTheme="minorHAnsi" w:hAnsiTheme="minorHAnsi" w:cstheme="minorHAnsi"/>
-          <w:sz w:val="20"/>
-          <w:szCs w:val="20"/>
-        </w:rPr>
-        <w:t xml:space="preserve">. </w:t>
-      </w:r>
-    </w:p>
-    <w:p>
-      <w:pPr>
-        <w:pStyle w:val="ListParagraph"/>
-        <w:spacing w:after="0"/>
-        <w:ind w:left="0"/>
-        <w:rPr>
-          <w:rFonts w:asciiTheme="minorHAnsi" w:hAnsiTheme="minorHAnsi" w:cstheme="minorHAnsi"/>
-          <w:b/>
-          <w:sz w:val="20"/>
-          <w:szCs w:val="20"/>
-        </w:rPr>
-      </w:pPr>
-      <w:r>
-        <w:rPr>
-          <w:rFonts w:asciiTheme="minorHAnsi" w:hAnsiTheme="minorHAnsi" w:cstheme="minorHAnsi"/>
-          <w:b/>
-          <w:sz w:val="20"/>
-          <w:szCs w:val="20"/>
-        </w:rPr>
-        <w:t>License</w:t>
-      </w:r>
-      <w:r>
-        <w:rPr>
-          <w:rFonts w:asciiTheme="minorHAnsi" w:hAnsiTheme="minorHAnsi" w:cstheme="minorHAnsi"/>
-          <w:sz w:val="20"/>
-          <w:szCs w:val="20"/>
-        </w:rPr>
-        <w:t>: Current Victorian Driver L</w:t>
-      </w:r>
-      <w:r>
-        <w:rPr>
-          <w:rFonts w:asciiTheme="minorHAnsi" w:hAnsiTheme="minorHAnsi" w:cstheme="minorHAnsi"/>
-          <w:sz w:val="20"/>
-          <w:szCs w:val="20"/>
-        </w:rPr>
-        <w:t xml:space="preserve">icense. Willing to relocate to </w:t>
-      </w:r>
-      <w:proofErr w:type="spellStart"/>
-      <w:r>
-        <w:rPr>
-          <w:rFonts w:asciiTheme="minorHAnsi" w:hAnsiTheme="minorHAnsi" w:cstheme="minorHAnsi"/>
-          <w:sz w:val="20"/>
-          <w:szCs w:val="20"/>
-        </w:rPr>
-        <w:t>Mildura</w:t>
-      </w:r>
-      <w:proofErr w:type="spellEnd"/>
-      <w:r>
-        <w:rPr>
-          <w:rFonts w:asciiTheme="minorHAnsi" w:hAnsiTheme="minorHAnsi" w:cstheme="minorHAnsi"/>
-          <w:sz w:val="20"/>
-          <w:szCs w:val="20"/>
-        </w:rPr>
-        <w:t xml:space="preserve"> for the full duration of project</w:t>
-      </w:r>
-      <w:r>
-        <w:rPr>
-          <w:rFonts w:asciiTheme="minorHAnsi" w:hAnsiTheme="minorHAnsi" w:cstheme="minorHAnsi"/>
-          <w:sz w:val="20"/>
-          <w:szCs w:val="20"/>
-        </w:rPr>
-        <w:t xml:space="preserve"> as required.</w:t>
-      </w:r>
-    </w:p>
-    <w:p>
-      <w:pPr>
-        <w:pStyle w:val="ListParagraph"/>
-        <w:spacing w:after="0"/>
-        <w:ind w:left="0"/>
-        <w:rPr>
-          <w:rFonts w:asciiTheme="minorHAnsi" w:hAnsiTheme="minorHAnsi" w:cstheme="minorHAnsi"/>
-          <w:sz w:val="20"/>
-          <w:szCs w:val="20"/>
-        </w:rPr>
-      </w:pPr>
-      <w:r>
-        <w:rPr>
-          <w:rFonts w:asciiTheme="minorHAnsi" w:hAnsiTheme="minorHAnsi" w:cstheme="minorHAnsi"/>
-          <w:b/>
-          <w:sz w:val="20"/>
-          <w:szCs w:val="20"/>
-        </w:rPr>
-        <w:t>Languages</w:t>
-      </w:r>
-      <w:r>
-        <w:rPr>
-          <w:rFonts w:asciiTheme="minorHAnsi" w:hAnsiTheme="minorHAnsi" w:cstheme="minorHAnsi"/>
-          <w:sz w:val="20"/>
-          <w:szCs w:val="20"/>
-        </w:rPr>
-        <w:t xml:space="preserve">: </w:t>
-      </w:r>
-      <w:r>
-        <w:rPr>
-          <w:rFonts w:asciiTheme="minorHAnsi" w:hAnsiTheme="minorHAnsi" w:cstheme="minorHAnsi"/>
-          <w:bCs/>
-          <w:sz w:val="20"/>
-          <w:szCs w:val="20"/>
-        </w:rPr>
-        <w:t>English (fluent), Urdu (native), Punjabi (intermediate)</w:t>
-      </w:r>
-    </w:p>
-    <w:p>
-      <w:pPr>
-        <w:spacing w:after="0"/>
-        <w:contextualSpacing/>
-        <w:rPr>
-          <w:rFonts w:asciiTheme="minorHAnsi" w:hAnsiTheme="minorHAnsi" w:cstheme="minorHAnsi"/>
-          <w:sz w:val="20"/>
-          <w:szCs w:val="20"/>
-        </w:rPr>
-      </w:pPr>
-      <w:r>
-        <w:rPr>
-          <w:rFonts w:asciiTheme="minorHAnsi" w:hAnsiTheme="minorHAnsi" w:cstheme="minorHAnsi"/>
-          <w:b/>
-          <w:sz w:val="20"/>
-          <w:szCs w:val="20"/>
-        </w:rPr>
-        <w:t>Working rights</w:t>
-      </w:r>
-      <w:r>
-        <w:rPr>
-          <w:rFonts w:asciiTheme="minorHAnsi" w:hAnsiTheme="minorHAnsi" w:cstheme="minorHAnsi"/>
-          <w:sz w:val="20"/>
-          <w:szCs w:val="20"/>
-        </w:rPr>
-        <w:t>: Full Working Rights</w:t>
-      </w:r>
+      </w:pPr>
     </w:p>
     <w:p>
       <w:pPr>
@@ -4855,6 +4270,8 @@
           <w:lang w:val="en-AU" w:eastAsia="en-AU"/>
         </w:rPr>
       </w:pPr>
+      <w:bookmarkStart w:id="0" w:name="_GoBack"/>
+      <w:bookmarkEnd w:id="0"/>
       <w:r>
         <w:rPr>
           <w:rFonts w:asciiTheme="minorHAnsi" w:hAnsiTheme="minorHAnsi" w:cstheme="minorHAnsi"/>
@@ -5001,7 +4418,7 @@
         <w:sz w:val="18"/>
         <w:szCs w:val="18"/>
       </w:rPr>
-      <w:t>2</w:t>
+      <w:t>1</w:t>
     </w:r>
     <w:r>
       <w:rPr>
@@ -8129,7 +7546,7 @@
 </file>
 
 <file path=customXml/itemProps5.xml><?xml version="1.0" encoding="utf-8"?>
-<ds:datastoreItem xmlns:ds="http://schemas.openxmlformats.org/officeDocument/2006/customXml" ds:itemID="{E7F10CF8-C9B2-4F74-9E8D-2C8678A165D1}">
+<ds:datastoreItem xmlns:ds="http://schemas.openxmlformats.org/officeDocument/2006/customXml" ds:itemID="{BA4E93F2-EC21-4B86-B33C-7B50AAD3AE3B}">
   <ds:schemaRefs>
     <ds:schemaRef ds:uri="http://schemas.openxmlformats.org/officeDocument/2006/bibliography"/>
   </ds:schemaRefs>
